--- a/PatientMedicalHistory.docx
+++ b/PatientMedicalHistory.docx
@@ -2,114 +2,184 @@
 <file path=word/document.xml><?xml version="1.0" encoding="utf-8"?>
 <w:document xmlns:wpc="http://schemas.microsoft.com/office/word/2010/wordprocessingCanvas" xmlns:cx="http://schemas.microsoft.com/office/drawing/2014/chartex" xmlns:cx1="http://schemas.microsoft.com/office/drawing/2015/9/8/chartex" xmlns:cx2="http://schemas.microsoft.com/office/drawing/2015/10/21/chartex" xmlns:cx3="http://schemas.microsoft.com/office/drawing/2016/5/9/chartex" xmlns:cx4="http://schemas.microsoft.com/office/drawing/2016/5/10/chartex" xmlns:cx5="http://schemas.microsoft.com/office/drawing/2016/5/11/chartex" xmlns:cx6="http://schemas.microsoft.com/office/drawing/2016/5/12/chartex" xmlns:cx7="http://schemas.microsoft.com/office/drawing/2016/5/13/chartex" xmlns:cx8="http://schemas.microsoft.com/office/drawing/2016/5/14/chartex" xmlns:mc="http://schemas.openxmlformats.org/markup-compatibility/2006" xmlns:aink="http://schemas.microsoft.com/office/drawing/2016/ink" xmlns:am3d="http://schemas.microsoft.com/office/drawing/2017/model3d" xmlns:o="urn:schemas-microsoft-com:office:office" xmlns:oel="http://schemas.microsoft.com/office/2019/extlst" xmlns:r="http://schemas.openxmlformats.org/officeDocument/2006/relationships" xmlns:m="http://schemas.openxmlformats.org/officeDocument/2006/math" xmlns:v="urn:schemas-microsoft-com:vml" xmlns:wp14="http://schemas.microsoft.com/office/word/2010/wordprocessingDrawing" xmlns:wp="http://schemas.openxmlformats.org/drawingml/2006/wordprocessingDrawing" xmlns:w10="urn:schemas-microsoft-com:office:word" xmlns:w="http://schemas.openxmlformats.org/wordprocessingml/2006/main" xmlns:w14="http://schemas.microsoft.com/office/word/2010/wordml" xmlns:w15="http://schemas.microsoft.com/office/word/2012/wordml" xmlns:w16cex="http://schemas.microsoft.com/office/word/2018/wordml/cex" xmlns:w16cid="http://schemas.microsoft.com/office/word/2016/wordml/cid" xmlns:w16="http://schemas.microsoft.com/office/word/2018/wordml" xmlns:w16du="http://schemas.microsoft.com/office/word/2023/wordml/word16du" xmlns:w16sdtdh="http://schemas.microsoft.com/office/word/2020/wordml/sdtdatahash" xmlns:w16se="http://schemas.microsoft.com/office/word/2015/wordml/symex" xmlns:wpg="http://schemas.microsoft.com/office/word/2010/wordprocessingGroup" xmlns:wpi="http://schemas.microsoft.com/office/word/2010/wordprocessingInk" xmlns:wne="http://schemas.microsoft.com/office/word/2006/wordml" xmlns:wps="http://schemas.microsoft.com/office/word/2010/wordprocessingShape" mc:Ignorable="w14 w15 w16se w16cid w16 w16cex w16sdtdh w16du wp14">
   <w:body>
+    <w:p>
+      <w:pPr>
+        <w:spacing w:after="0" w:line="240" w:lineRule="auto"/>
+        <w:jc w:val="center"/>
+        <w:rPr>
+          <w:rFonts w:ascii="Futura Light" w:hAnsi="Futura Light" w:cs="Arial"/>
+          <w:sz w:val="28"/>
+          <w:szCs w:val="28"/>
+        </w:rPr>
+      </w:pPr>
+      <w:r>
+        <w:rPr>
+          <w:rFonts w:ascii="Futura Light" w:hAnsi="Futura Light" w:cs="Arial"/>
+          <w:sz w:val="28"/>
+          <w:szCs w:val="28"/>
+        </w:rPr>
+        <w:t>confidential</w:t>
+      </w:r>
+    </w:p>
+    <w:p>
+      <w:pPr>
+        <w:spacing w:after="0" w:line="240" w:lineRule="auto"/>
+        <w:jc w:val="center"/>
+        <w:rPr>
+          <w:rFonts w:ascii="Futura Light" w:hAnsi="Futura Light" w:cs="Arial"/>
+          <w:sz w:val="28"/>
+          <w:szCs w:val="28"/>
+        </w:rPr>
+      </w:pPr>
+      <w:proofErr w:type="spellStart"/>
+      <w:r>
+        <w:rPr>
+          <w:rFonts w:ascii="Futura Light" w:hAnsi="Futura Light" w:cs="Arial"/>
+          <w:sz w:val="28"/>
+          <w:szCs w:val="28"/>
+        </w:rPr>
+        <w:t>medicalhistoryquestionnaire</w:t>
+      </w:r>
+      <w:proofErr w:type="spellEnd"/>
+    </w:p>
+    <w:p>
+      <w:pPr>
+        <w:rPr>
+          <w:rFonts w:ascii="Arial" w:hAnsi="Arial" w:cs="Arial"/>
+          <w:sz w:val="2"/>
+          <w:szCs w:val="2"/>
+        </w:rPr>
+      </w:pPr>
+    </w:p>
+    <w:p>
+      <w:pPr>
+        <w:rPr>
+          <w:rFonts w:ascii="Arial" w:hAnsi="Arial" w:cs="Arial"/>
+          <w:sz w:val="2"/>
+          <w:szCs w:val="2"/>
+        </w:rPr>
+      </w:pPr>
+    </w:p>
     <w:tbl>
       <w:tblPr>
         <w:tblStyle w:val="TableGrid"/>
-        <w:tblW w:w="0" w:type="auto"/>
+        <w:tblW w:w="10317" w:type="dxa"/>
+        <w:tblInd w:w="-5" w:type="dxa"/>
         <w:tblLook w:val="04A0" w:firstRow="1" w:lastRow="0" w:firstColumn="1" w:lastColumn="0" w:noHBand="0" w:noVBand="1"/>
       </w:tblPr>
       <w:tblPr>
-        <w:tblW w:w="10600"/>
+        <w:tblW w:w="10300"/>
       </w:tblPr>
       <w:tblGrid>
-        <w:gridCol w:w="1268"/>
-        <w:gridCol w:w="1361"/>
-        <w:gridCol w:w="3156"/>
-        <w:gridCol w:w="3945"/>
-        <w:gridCol w:w="1315"/>
+        <w:gridCol w:w="1276"/>
+        <w:gridCol w:w="1376"/>
+        <w:gridCol w:w="2647"/>
+        <w:gridCol w:w="2768"/>
+        <w:gridCol w:w="1147"/>
+        <w:gridCol w:w="1103"/>
       </w:tblGrid>
       <w:tr>
         <w:trPr>
-          <w:trHeight w:val="567"/>
-        </w:trPr>
-        <w:tc>
-          <w:tcPr>
-            <w:tcW w:w="11045" w:type="dxa"/>
-            <w:gridSpan w:val="5"/>
-            <w:tcBorders>
-              <w:top w:val="nil"/>
-              <w:left w:val="nil"/>
-              <w:bottom w:val="single" w:sz="4" w:space="0" w:color="auto"/>
-              <w:right w:val="nil"/>
-            </w:tcBorders>
-            <w:vAlign w:val="center"/>
-          </w:tcPr>
-          <w:p>
-            <w:pPr>
-              <w:jc w:val="center"/>
-              <w:rPr>
-                <w:rFonts w:ascii="Arial" w:hAnsi="Arial" w:cs="Arial"/>
-                <w:b/>
-                <w:bCs/>
-                <w:sz w:val="28"/>
-                <w:szCs w:val="28"/>
-              </w:rPr>
-            </w:pPr>
-            <w:r>
-              <w:rPr>
-                <w:rFonts w:ascii="Arial" w:hAnsi="Arial" w:cs="Arial"/>
-                <w:b/>
-                <w:bCs/>
-                <w:sz w:val="28"/>
-                <w:szCs w:val="28"/>
-              </w:rPr>
-              <w:t>Patient Details</w:t>
-            </w:r>
-          </w:p>
-        </w:tc>
-      </w:tr>
-      <w:tr>
-        <w:trPr>
           <w:trHeight w:val="284"/>
         </w:trPr>
         <w:tc>
           <w:tcPr>
-            <w:tcW w:w="1268" w:type="dxa"/>
+            <w:tcW w:w="1276" w:type="dxa"/>
             <w:tcBorders>
               <w:top w:val="single" w:sz="4" w:space="0" w:color="auto"/>
             </w:tcBorders>
             <w:shd w:val="clear" w:color="auto" w:fill="F2F2F2" w:themeFill="background1" w:themeFillShade="F2"/>
+            <w:vAlign w:val="center"/>
           </w:tcPr>
           <w:p>
             <w:pPr>
               <w:jc w:val="center"/>
               <w:rPr>
-                <w:rFonts w:ascii="Arial" w:hAnsi="Arial" w:cs="Arial"/>
-                <w:sz w:val="20"/>
-                <w:szCs w:val="20"/>
-              </w:rPr>
-            </w:pPr>
-            <w:r>
-              <w:rPr>
-                <w:rFonts w:ascii="Arial" w:hAnsi="Arial" w:cs="Arial"/>
-                <w:sz w:val="20"/>
-                <w:szCs w:val="20"/>
-              </w:rPr>
-              <w:t>Title</w:t>
-            </w:r>
-          </w:p>
-        </w:tc>
-        <w:tc>
-          <w:tcPr>
-            <w:tcW w:w="4517" w:type="dxa"/>
+                <w:rFonts w:ascii="Arial Narrow" w:hAnsi="Arial Narrow" w:cs="Arial"/>
+                <w:b/>
+                <w:bCs/>
+                <w:sz w:val="20"/>
+                <w:szCs w:val="20"/>
+              </w:rPr>
+            </w:pPr>
+            <w:r>
+              <w:rPr>
+                <w:rFonts w:ascii="Arial Narrow" w:hAnsi="Arial Narrow" w:cs="Arial"/>
+                <w:b/>
+                <w:bCs/>
+                <w:sz w:val="20"/>
+                <w:szCs w:val="20"/>
+              </w:rPr>
+              <w:t>Title (</w:t>
+            </w:r>
+            <w:r>
+              <w:rPr>
+                <w:rFonts w:ascii="Arial Narrow" w:hAnsi="Arial Narrow" w:cs="Arial"/>
+                <w:b/>
+                <w:bCs/>
+                <w:sz w:val="20"/>
+                <w:szCs w:val="20"/>
+              </w:rPr>
+              <w:t>Dr/</w:t>
+            </w:r>
+            <w:r>
+              <w:rPr>
+                <w:rFonts w:ascii="Arial Narrow" w:hAnsi="Arial Narrow" w:cs="Arial"/>
+                <w:b/>
+                <w:bCs/>
+                <w:sz w:val="20"/>
+                <w:szCs w:val="20"/>
+              </w:rPr>
+              <w:t>Mr</w:t>
+            </w:r>
+            <w:r>
+              <w:rPr>
+                <w:rFonts w:ascii="Arial Narrow" w:hAnsi="Arial Narrow" w:cs="Arial"/>
+                <w:b/>
+                <w:bCs/>
+                <w:sz w:val="20"/>
+                <w:szCs w:val="20"/>
+              </w:rPr>
+              <w:t>s</w:t>
+            </w:r>
+            <w:r>
+              <w:rPr>
+                <w:rFonts w:ascii="Arial Narrow" w:hAnsi="Arial Narrow" w:cs="Arial"/>
+                <w:b/>
+                <w:bCs/>
+                <w:sz w:val="20"/>
+                <w:szCs w:val="20"/>
+              </w:rPr>
+              <w:t>/…)</w:t>
+            </w:r>
+          </w:p>
+        </w:tc>
+        <w:tc>
+          <w:tcPr>
+            <w:tcW w:w="4023" w:type="dxa"/>
             <w:gridSpan w:val="2"/>
             <w:tcBorders>
               <w:top w:val="single" w:sz="4" w:space="0" w:color="auto"/>
             </w:tcBorders>
             <w:shd w:val="clear" w:color="auto" w:fill="F2F2F2" w:themeFill="background1" w:themeFillShade="F2"/>
+            <w:vAlign w:val="center"/>
           </w:tcPr>
           <w:p>
             <w:pPr>
               <w:jc w:val="center"/>
               <w:rPr>
-                <w:rFonts w:ascii="Arial" w:hAnsi="Arial" w:cs="Arial"/>
-                <w:sz w:val="20"/>
-                <w:szCs w:val="20"/>
-              </w:rPr>
-            </w:pPr>
-            <w:r>
-              <w:rPr>
-                <w:rFonts w:ascii="Arial" w:hAnsi="Arial" w:cs="Arial"/>
+                <w:rFonts w:ascii="Arial Narrow" w:hAnsi="Arial Narrow" w:cs="Arial"/>
+                <w:b/>
+                <w:bCs/>
+                <w:sz w:val="20"/>
+                <w:szCs w:val="20"/>
+              </w:rPr>
+            </w:pPr>
+            <w:r>
+              <w:rPr>
+                <w:rFonts w:ascii="Arial Narrow" w:hAnsi="Arial Narrow" w:cs="Arial"/>
+                <w:b/>
+                <w:bCs/>
                 <w:sz w:val="20"/>
                 <w:szCs w:val="20"/>
               </w:rPr>
@@ -119,24 +189,30 @@
         </w:tc>
         <w:tc>
           <w:tcPr>
-            <w:tcW w:w="3945" w:type="dxa"/>
+            <w:tcW w:w="3915" w:type="dxa"/>
+            <w:gridSpan w:val="2"/>
             <w:tcBorders>
               <w:top w:val="single" w:sz="4" w:space="0" w:color="auto"/>
             </w:tcBorders>
             <w:shd w:val="clear" w:color="auto" w:fill="F2F2F2" w:themeFill="background1" w:themeFillShade="F2"/>
+            <w:vAlign w:val="center"/>
           </w:tcPr>
           <w:p>
             <w:pPr>
               <w:jc w:val="center"/>
               <w:rPr>
-                <w:rFonts w:ascii="Arial" w:hAnsi="Arial" w:cs="Arial"/>
-                <w:sz w:val="20"/>
-                <w:szCs w:val="20"/>
-              </w:rPr>
-            </w:pPr>
-            <w:r>
-              <w:rPr>
-                <w:rFonts w:ascii="Arial" w:hAnsi="Arial" w:cs="Arial"/>
+                <w:rFonts w:ascii="Arial Narrow" w:hAnsi="Arial Narrow" w:cs="Arial"/>
+                <w:b/>
+                <w:bCs/>
+                <w:sz w:val="20"/>
+                <w:szCs w:val="20"/>
+              </w:rPr>
+            </w:pPr>
+            <w:r>
+              <w:rPr>
+                <w:rFonts w:ascii="Arial Narrow" w:hAnsi="Arial Narrow" w:cs="Arial"/>
+                <w:b/>
+                <w:bCs/>
                 <w:sz w:val="20"/>
                 <w:szCs w:val="20"/>
               </w:rPr>
@@ -146,24 +222,29 @@
         </w:tc>
         <w:tc>
           <w:tcPr>
-            <w:tcW w:w="1315" w:type="dxa"/>
+            <w:tcW w:w="1103" w:type="dxa"/>
             <w:tcBorders>
               <w:top w:val="single" w:sz="4" w:space="0" w:color="auto"/>
             </w:tcBorders>
             <w:shd w:val="clear" w:color="auto" w:fill="F2F2F2" w:themeFill="background1" w:themeFillShade="F2"/>
+            <w:vAlign w:val="center"/>
           </w:tcPr>
           <w:p>
             <w:pPr>
               <w:jc w:val="center"/>
               <w:rPr>
-                <w:rFonts w:ascii="Arial" w:hAnsi="Arial" w:cs="Arial"/>
-                <w:sz w:val="20"/>
-                <w:szCs w:val="20"/>
-              </w:rPr>
-            </w:pPr>
-            <w:r>
-              <w:rPr>
-                <w:rFonts w:ascii="Arial" w:hAnsi="Arial" w:cs="Arial"/>
+                <w:rFonts w:ascii="Arial Narrow" w:hAnsi="Arial Narrow" w:cs="Arial"/>
+                <w:b/>
+                <w:bCs/>
+                <w:sz w:val="20"/>
+                <w:szCs w:val="20"/>
+              </w:rPr>
+            </w:pPr>
+            <w:r>
+              <w:rPr>
+                <w:rFonts w:ascii="Arial Narrow" w:hAnsi="Arial Narrow" w:cs="Arial"/>
+                <w:b/>
+                <w:bCs/>
                 <w:sz w:val="20"/>
                 <w:szCs w:val="20"/>
               </w:rPr>
@@ -178,7 +259,7 @@
         </w:trPr>
         <w:tc>
           <w:tcPr>
-            <w:tcW w:w="1268" w:type="dxa"/>
+            <w:tcW w:w="1276" w:type="dxa"/>
             <w:tcBorders>
               <w:top w:val="single" w:sz="4" w:space="0" w:color="auto"/>
             </w:tcBorders>
@@ -187,16 +268,16 @@
             <w:pPr>
               <w:jc w:val="center"/>
               <w:rPr>
-                <w:rFonts w:ascii="Arial" w:hAnsi="Arial" w:cs="Arial"/>
-                <w:sz w:val="20"/>
-                <w:szCs w:val="20"/>
-              </w:rPr>
-            </w:pPr>
-          </w:p>
-        </w:tc>
-        <w:tc>
-          <w:tcPr>
-            <w:tcW w:w="4517" w:type="dxa"/>
+                <w:rFonts w:ascii="Arial Narrow" w:hAnsi="Arial Narrow" w:cs="Arial"/>
+                <w:sz w:val="20"/>
+                <w:szCs w:val="20"/>
+              </w:rPr>
+            </w:pPr>
+          </w:p>
+        </w:tc>
+        <w:tc>
+          <w:tcPr>
+            <w:tcW w:w="4023" w:type="dxa"/>
             <w:gridSpan w:val="2"/>
             <w:tcBorders>
               <w:top w:val="single" w:sz="4" w:space="0" w:color="auto"/>
@@ -206,16 +287,17 @@
             <w:pPr>
               <w:jc w:val="center"/>
               <w:rPr>
-                <w:rFonts w:ascii="Arial" w:hAnsi="Arial" w:cs="Arial"/>
-                <w:sz w:val="20"/>
-                <w:szCs w:val="20"/>
-              </w:rPr>
-            </w:pPr>
-          </w:p>
-        </w:tc>
-        <w:tc>
-          <w:tcPr>
-            <w:tcW w:w="3945" w:type="dxa"/>
+                <w:rFonts w:ascii="Arial Narrow" w:hAnsi="Arial Narrow" w:cs="Arial"/>
+                <w:sz w:val="20"/>
+                <w:szCs w:val="20"/>
+              </w:rPr>
+            </w:pPr>
+          </w:p>
+        </w:tc>
+        <w:tc>
+          <w:tcPr>
+            <w:tcW w:w="3915" w:type="dxa"/>
+            <w:gridSpan w:val="2"/>
             <w:tcBorders>
               <w:top w:val="single" w:sz="4" w:space="0" w:color="auto"/>
             </w:tcBorders>
@@ -224,16 +306,16 @@
             <w:pPr>
               <w:jc w:val="center"/>
               <w:rPr>
-                <w:rFonts w:ascii="Arial" w:hAnsi="Arial" w:cs="Arial"/>
-                <w:sz w:val="20"/>
-                <w:szCs w:val="20"/>
-              </w:rPr>
-            </w:pPr>
-          </w:p>
-        </w:tc>
-        <w:tc>
-          <w:tcPr>
-            <w:tcW w:w="1315" w:type="dxa"/>
+                <w:rFonts w:ascii="Arial Narrow" w:hAnsi="Arial Narrow" w:cs="Arial"/>
+                <w:sz w:val="20"/>
+                <w:szCs w:val="20"/>
+              </w:rPr>
+            </w:pPr>
+          </w:p>
+        </w:tc>
+        <w:tc>
+          <w:tcPr>
+            <w:tcW w:w="1103" w:type="dxa"/>
             <w:tcBorders>
               <w:top w:val="single" w:sz="4" w:space="0" w:color="auto"/>
             </w:tcBorders>
@@ -242,7 +324,7 @@
             <w:pPr>
               <w:jc w:val="center"/>
               <w:rPr>
-                <w:rFonts w:ascii="Arial" w:hAnsi="Arial" w:cs="Arial"/>
+                <w:rFonts w:ascii="Arial Narrow" w:hAnsi="Arial Narrow" w:cs="Arial"/>
                 <w:sz w:val="20"/>
                 <w:szCs w:val="20"/>
               </w:rPr>
@@ -256,75 +338,349 @@
         </w:trPr>
         <w:tc>
           <w:tcPr>
-            <w:tcW w:w="2629" w:type="dxa"/>
+            <w:tcW w:w="2652" w:type="dxa"/>
             <w:gridSpan w:val="2"/>
             <w:shd w:val="clear" w:color="auto" w:fill="F2F2F2" w:themeFill="background1" w:themeFillShade="F2"/>
+            <w:vAlign w:val="center"/>
           </w:tcPr>
           <w:p>
             <w:pPr>
               <w:jc w:val="center"/>
               <w:rPr>
-                <w:rFonts w:ascii="Arial" w:hAnsi="Arial" w:cs="Arial"/>
-                <w:sz w:val="20"/>
-                <w:szCs w:val="20"/>
-              </w:rPr>
-            </w:pPr>
-            <w:r>
-              <w:rPr>
-                <w:rFonts w:ascii="Arial" w:hAnsi="Arial" w:cs="Arial"/>
-                <w:sz w:val="20"/>
-                <w:szCs w:val="20"/>
-              </w:rPr>
-              <w:t>Phone 1</w:t>
-            </w:r>
-          </w:p>
-        </w:tc>
-        <w:tc>
-          <w:tcPr>
-            <w:tcW w:w="3156" w:type="dxa"/>
+                <w:rFonts w:ascii="Arial Narrow" w:hAnsi="Arial Narrow" w:cs="Arial"/>
+                <w:b/>
+                <w:bCs/>
+                <w:sz w:val="20"/>
+                <w:szCs w:val="20"/>
+              </w:rPr>
+            </w:pPr>
+            <w:r>
+              <w:rPr>
+                <w:rFonts w:ascii="Arial Narrow" w:hAnsi="Arial Narrow" w:cs="Arial"/>
+                <w:b/>
+                <w:bCs/>
+                <w:sz w:val="20"/>
+                <w:szCs w:val="20"/>
+              </w:rPr>
+              <w:t>Home phone</w:t>
+            </w:r>
+          </w:p>
+        </w:tc>
+        <w:tc>
+          <w:tcPr>
+            <w:tcW w:w="2647" w:type="dxa"/>
             <w:shd w:val="clear" w:color="auto" w:fill="F2F2F2" w:themeFill="background1" w:themeFillShade="F2"/>
+            <w:vAlign w:val="center"/>
           </w:tcPr>
           <w:p>
             <w:pPr>
               <w:jc w:val="center"/>
               <w:rPr>
-                <w:rFonts w:ascii="Arial" w:hAnsi="Arial" w:cs="Arial"/>
-                <w:sz w:val="20"/>
-                <w:szCs w:val="20"/>
-              </w:rPr>
-            </w:pPr>
-            <w:r>
-              <w:rPr>
-                <w:rFonts w:ascii="Arial" w:hAnsi="Arial" w:cs="Arial"/>
-                <w:sz w:val="20"/>
-                <w:szCs w:val="20"/>
-              </w:rPr>
-              <w:t>Phone 2</w:t>
-            </w:r>
-          </w:p>
-        </w:tc>
-        <w:tc>
-          <w:tcPr>
-            <w:tcW w:w="5260" w:type="dxa"/>
+                <w:rFonts w:ascii="Arial Narrow" w:hAnsi="Arial Narrow" w:cs="Arial"/>
+                <w:b/>
+                <w:bCs/>
+                <w:sz w:val="20"/>
+                <w:szCs w:val="20"/>
+              </w:rPr>
+            </w:pPr>
+            <w:r>
+              <w:rPr>
+                <w:rFonts w:ascii="Arial Narrow" w:hAnsi="Arial Narrow" w:cs="Arial"/>
+                <w:b/>
+                <w:bCs/>
+                <w:sz w:val="20"/>
+                <w:szCs w:val="20"/>
+              </w:rPr>
+              <w:t>Work phone</w:t>
+            </w:r>
+          </w:p>
+        </w:tc>
+        <w:tc>
+          <w:tcPr>
+            <w:tcW w:w="5018" w:type="dxa"/>
+            <w:gridSpan w:val="3"/>
+            <w:shd w:val="clear" w:color="auto" w:fill="F2F2F2" w:themeFill="background1" w:themeFillShade="F2"/>
+            <w:vAlign w:val="center"/>
+          </w:tcPr>
+          <w:p>
+            <w:pPr>
+              <w:jc w:val="center"/>
+              <w:rPr>
+                <w:rFonts w:ascii="Arial Narrow" w:hAnsi="Arial Narrow" w:cs="Arial"/>
+                <w:b/>
+                <w:bCs/>
+                <w:sz w:val="20"/>
+                <w:szCs w:val="20"/>
+              </w:rPr>
+            </w:pPr>
+            <w:r>
+              <w:rPr>
+                <w:rFonts w:ascii="Arial Narrow" w:hAnsi="Arial Narrow" w:cs="Arial"/>
+                <w:b/>
+                <w:bCs/>
+                <w:sz w:val="20"/>
+                <w:szCs w:val="20"/>
+              </w:rPr>
+              <w:t>Email</w:t>
+            </w:r>
+          </w:p>
+        </w:tc>
+      </w:tr>
+      <w:tr>
+        <w:trPr>
+          <w:trHeight w:val="284"/>
+        </w:trPr>
+        <w:tc>
+          <w:tcPr>
+            <w:tcW w:w="2652" w:type="dxa"/>
+            <w:gridSpan w:val="2"/>
+          </w:tcPr>
+          <w:p>
+            <w:pPr>
+              <w:rPr>
+                <w:rFonts w:ascii="Arial Narrow" w:hAnsi="Arial Narrow" w:cs="Arial"/>
+                <w:sz w:val="20"/>
+                <w:szCs w:val="20"/>
+              </w:rPr>
+            </w:pPr>
+          </w:p>
+        </w:tc>
+        <w:tc>
+          <w:tcPr>
+            <w:tcW w:w="2647" w:type="dxa"/>
+          </w:tcPr>
+          <w:p>
+            <w:pPr>
+              <w:rPr>
+                <w:rFonts w:ascii="Arial Narrow" w:hAnsi="Arial Narrow" w:cs="Arial"/>
+                <w:sz w:val="20"/>
+                <w:szCs w:val="20"/>
+              </w:rPr>
+            </w:pPr>
+          </w:p>
+        </w:tc>
+        <w:tc>
+          <w:tcPr>
+            <w:tcW w:w="5018" w:type="dxa"/>
+            <w:gridSpan w:val="3"/>
+          </w:tcPr>
+          <w:p>
+            <w:pPr>
+              <w:rPr>
+                <w:rFonts w:ascii="Arial Narrow" w:hAnsi="Arial Narrow" w:cs="Arial"/>
+                <w:sz w:val="20"/>
+                <w:szCs w:val="20"/>
+              </w:rPr>
+            </w:pPr>
+          </w:p>
+        </w:tc>
+      </w:tr>
+      <w:tr>
+        <w:trPr>
+          <w:trHeight w:val="284"/>
+        </w:trPr>
+        <w:tc>
+          <w:tcPr>
+            <w:tcW w:w="1276" w:type="dxa"/>
+            <w:shd w:val="clear" w:color="auto" w:fill="F2F2F2" w:themeFill="background1" w:themeFillShade="F2"/>
+            <w:vAlign w:val="center"/>
+          </w:tcPr>
+          <w:p>
+            <w:pPr>
+              <w:rPr>
+                <w:rFonts w:ascii="Arial Narrow" w:hAnsi="Arial Narrow" w:cs="Arial"/>
+                <w:b/>
+                <w:bCs/>
+                <w:sz w:val="20"/>
+                <w:szCs w:val="20"/>
+              </w:rPr>
+            </w:pPr>
+            <w:r>
+              <w:rPr>
+                <w:rFonts w:ascii="Arial Narrow" w:hAnsi="Arial Narrow" w:cs="Arial"/>
+                <w:b/>
+                <w:bCs/>
+                <w:sz w:val="20"/>
+                <w:szCs w:val="20"/>
+              </w:rPr>
+              <w:t>Date of birth</w:t>
+            </w:r>
+          </w:p>
+        </w:tc>
+        <w:tc>
+          <w:tcPr>
+            <w:tcW w:w="7938" w:type="dxa"/>
+            <w:gridSpan w:val="4"/>
+            <w:shd w:val="clear" w:color="auto" w:fill="F2F2F2" w:themeFill="background1" w:themeFillShade="F2"/>
+            <w:vAlign w:val="center"/>
+          </w:tcPr>
+          <w:p>
+            <w:pPr>
+              <w:jc w:val="center"/>
+              <w:rPr>
+                <w:rFonts w:ascii="Arial Narrow" w:hAnsi="Arial Narrow" w:cs="Arial"/>
+                <w:b/>
+                <w:bCs/>
+                <w:sz w:val="20"/>
+                <w:szCs w:val="20"/>
+              </w:rPr>
+            </w:pPr>
+            <w:r>
+              <w:rPr>
+                <w:rFonts w:ascii="Arial Narrow" w:hAnsi="Arial Narrow" w:cs="Arial"/>
+                <w:b/>
+                <w:bCs/>
+                <w:sz w:val="20"/>
+                <w:szCs w:val="20"/>
+              </w:rPr>
+              <w:t>Address</w:t>
+            </w:r>
+          </w:p>
+        </w:tc>
+        <w:tc>
+          <w:tcPr>
+            <w:tcW w:w="1103" w:type="dxa"/>
+            <w:shd w:val="clear" w:color="auto" w:fill="F2F2F2" w:themeFill="background1" w:themeFillShade="F2"/>
+            <w:vAlign w:val="center"/>
+          </w:tcPr>
+          <w:p>
+            <w:pPr>
+              <w:jc w:val="center"/>
+              <w:rPr>
+                <w:rFonts w:ascii="Arial Narrow" w:hAnsi="Arial Narrow" w:cs="Arial"/>
+                <w:b/>
+                <w:bCs/>
+                <w:sz w:val="20"/>
+                <w:szCs w:val="20"/>
+              </w:rPr>
+            </w:pPr>
+            <w:r>
+              <w:rPr>
+                <w:rFonts w:ascii="Arial Narrow" w:hAnsi="Arial Narrow" w:cs="Arial"/>
+                <w:b/>
+                <w:bCs/>
+                <w:sz w:val="20"/>
+                <w:szCs w:val="20"/>
+              </w:rPr>
+              <w:t>Postcode</w:t>
+            </w:r>
+          </w:p>
+        </w:tc>
+      </w:tr>
+      <w:tr>
+        <w:trPr>
+          <w:trHeight w:val="284"/>
+        </w:trPr>
+        <w:tc>
+          <w:tcPr>
+            <w:tcW w:w="1276" w:type="dxa"/>
+            <w:shd w:val="clear" w:color="auto" w:fill="FFFFFF" w:themeFill="background1"/>
+          </w:tcPr>
+          <w:p>
+            <w:pPr>
+              <w:rPr>
+                <w:rFonts w:ascii="Arial Narrow" w:hAnsi="Arial Narrow" w:cs="Arial"/>
+                <w:sz w:val="20"/>
+                <w:szCs w:val="20"/>
+              </w:rPr>
+            </w:pPr>
+          </w:p>
+        </w:tc>
+        <w:tc>
+          <w:tcPr>
+            <w:tcW w:w="7938" w:type="dxa"/>
+            <w:gridSpan w:val="4"/>
+            <w:shd w:val="clear" w:color="auto" w:fill="FFFFFF" w:themeFill="background1"/>
+          </w:tcPr>
+          <w:p>
+            <w:pPr>
+              <w:jc w:val="center"/>
+              <w:rPr>
+                <w:rFonts w:ascii="Arial Narrow" w:hAnsi="Arial Narrow" w:cs="Arial"/>
+                <w:sz w:val="20"/>
+                <w:szCs w:val="20"/>
+              </w:rPr>
+            </w:pPr>
+          </w:p>
+        </w:tc>
+        <w:tc>
+          <w:tcPr>
+            <w:tcW w:w="1103" w:type="dxa"/>
+            <w:shd w:val="clear" w:color="auto" w:fill="FFFFFF" w:themeFill="background1"/>
+          </w:tcPr>
+          <w:p>
+            <w:pPr>
+              <w:jc w:val="center"/>
+              <w:rPr>
+                <w:rFonts w:ascii="Arial Narrow" w:hAnsi="Arial Narrow" w:cs="Arial"/>
+                <w:sz w:val="20"/>
+                <w:szCs w:val="20"/>
+              </w:rPr>
+            </w:pPr>
+          </w:p>
+        </w:tc>
+      </w:tr>
+      <w:tr>
+        <w:trPr>
+          <w:trHeight w:val="284"/>
+        </w:trPr>
+        <w:tc>
+          <w:tcPr>
+            <w:tcW w:w="8067" w:type="dxa"/>
+            <w:gridSpan w:val="4"/>
+            <w:shd w:val="clear" w:color="auto" w:fill="F2F2F2" w:themeFill="background1" w:themeFillShade="F2"/>
+            <w:vAlign w:val="center"/>
+          </w:tcPr>
+          <w:p>
+            <w:pPr>
+              <w:jc w:val="center"/>
+              <w:rPr>
+                <w:rFonts w:ascii="Arial Narrow" w:hAnsi="Arial Narrow" w:cs="Arial"/>
+                <w:b/>
+                <w:bCs/>
+                <w:sz w:val="20"/>
+                <w:szCs w:val="20"/>
+              </w:rPr>
+            </w:pPr>
+            <w:r>
+              <w:rPr>
+                <w:rFonts w:ascii="Arial Narrow" w:hAnsi="Arial Narrow" w:cs="Arial"/>
+                <w:b/>
+                <w:bCs/>
+                <w:sz w:val="20"/>
+                <w:szCs w:val="20"/>
+              </w:rPr>
+              <w:t>Your doctor’s name and surgery address</w:t>
+            </w:r>
+          </w:p>
+        </w:tc>
+        <w:tc>
+          <w:tcPr>
+            <w:tcW w:w="2250" w:type="dxa"/>
             <w:gridSpan w:val="2"/>
             <w:shd w:val="clear" w:color="auto" w:fill="F2F2F2" w:themeFill="background1" w:themeFillShade="F2"/>
+            <w:vAlign w:val="center"/>
           </w:tcPr>
           <w:p>
             <w:pPr>
               <w:jc w:val="center"/>
               <w:rPr>
-                <w:rFonts w:ascii="Arial" w:hAnsi="Arial" w:cs="Arial"/>
-                <w:sz w:val="20"/>
-                <w:szCs w:val="20"/>
-              </w:rPr>
-            </w:pPr>
-            <w:r>
-              <w:rPr>
-                <w:rFonts w:ascii="Arial" w:hAnsi="Arial" w:cs="Arial"/>
-                <w:sz w:val="20"/>
-                <w:szCs w:val="20"/>
-              </w:rPr>
-              <w:t>Email</w:t>
+                <w:rFonts w:ascii="Arial Narrow" w:hAnsi="Arial Narrow" w:cs="Arial"/>
+                <w:b/>
+                <w:bCs/>
+                <w:sz w:val="20"/>
+                <w:szCs w:val="20"/>
+              </w:rPr>
+            </w:pPr>
+            <w:r>
+              <w:rPr>
+                <w:rFonts w:ascii="Arial Narrow" w:hAnsi="Arial Narrow" w:cs="Arial"/>
+                <w:b/>
+                <w:bCs/>
+                <w:sz w:val="20"/>
+                <w:szCs w:val="20"/>
+              </w:rPr>
+              <w:t>Doctor’s telephone</w:t>
             </w:r>
           </w:p>
         </w:tc>
@@ -335,96 +691,217 @@
         </w:trPr>
         <w:tc>
           <w:tcPr>
-            <w:tcW w:w="2629" w:type="dxa"/>
+            <w:tcW w:w="8067" w:type="dxa"/>
+            <w:gridSpan w:val="4"/>
+            <w:shd w:val="clear" w:color="auto" w:fill="FFFFFF" w:themeFill="background1"/>
+          </w:tcPr>
+          <w:p>
+            <w:pPr>
+              <w:rPr>
+                <w:rFonts w:ascii="Arial Narrow" w:hAnsi="Arial Narrow" w:cs="Arial"/>
+                <w:sz w:val="20"/>
+                <w:szCs w:val="20"/>
+              </w:rPr>
+            </w:pPr>
+          </w:p>
+        </w:tc>
+        <w:tc>
+          <w:tcPr>
+            <w:tcW w:w="2250" w:type="dxa"/>
             <w:gridSpan w:val="2"/>
-          </w:tcPr>
-          <w:p>
-            <w:pPr>
-              <w:rPr>
-                <w:rFonts w:ascii="Arial" w:hAnsi="Arial" w:cs="Arial"/>
-                <w:sz w:val="20"/>
-                <w:szCs w:val="20"/>
-              </w:rPr>
-            </w:pPr>
-          </w:p>
-        </w:tc>
-        <w:tc>
-          <w:tcPr>
-            <w:tcW w:w="3156" w:type="dxa"/>
-          </w:tcPr>
-          <w:p>
-            <w:pPr>
-              <w:rPr>
-                <w:rFonts w:ascii="Arial" w:hAnsi="Arial" w:cs="Arial"/>
-                <w:sz w:val="20"/>
-                <w:szCs w:val="20"/>
-              </w:rPr>
-            </w:pPr>
-          </w:p>
-        </w:tc>
-        <w:tc>
-          <w:tcPr>
-            <w:tcW w:w="5260" w:type="dxa"/>
-            <w:gridSpan w:val="2"/>
-          </w:tcPr>
-          <w:p>
-            <w:pPr>
-              <w:rPr>
-                <w:rFonts w:ascii="Arial" w:hAnsi="Arial" w:cs="Arial"/>
-                <w:sz w:val="20"/>
-                <w:szCs w:val="20"/>
-              </w:rPr>
-            </w:pPr>
-          </w:p>
-        </w:tc>
-      </w:tr>
-      <w:tr>
-        <w:trPr>
-          <w:trHeight w:val="284"/>
-        </w:trPr>
-        <w:tc>
-          <w:tcPr>
-            <w:tcW w:w="11045" w:type="dxa"/>
-            <w:gridSpan w:val="5"/>
-            <w:shd w:val="clear" w:color="auto" w:fill="F2F2F2" w:themeFill="background1" w:themeFillShade="F2"/>
+            <w:shd w:val="clear" w:color="auto" w:fill="FFFFFF" w:themeFill="background1"/>
+          </w:tcPr>
+          <w:p>
+            <w:pPr>
+              <w:rPr>
+                <w:rFonts w:ascii="Arial Narrow" w:hAnsi="Arial Narrow" w:cs="Arial"/>
+                <w:sz w:val="20"/>
+                <w:szCs w:val="20"/>
+              </w:rPr>
+            </w:pPr>
+          </w:p>
+        </w:tc>
+      </w:tr>
+    </w:tbl>
+    <w:p>
+      <w:pPr>
+        <w:spacing w:after="0"/>
+        <w:rPr>
+          <w:rFonts w:ascii="Arial" w:hAnsi="Arial" w:cs="Arial"/>
+          <w:sz w:val="2"/>
+          <w:szCs w:val="2"/>
+        </w:rPr>
+      </w:pPr>
+    </w:p>
+    <w:p>
+      <w:pPr>
+        <w:spacing w:after="0"/>
+        <w:rPr>
+          <w:rFonts w:ascii="Arial" w:hAnsi="Arial" w:cs="Arial"/>
+          <w:sz w:val="2"/>
+          <w:szCs w:val="2"/>
+        </w:rPr>
+      </w:pPr>
+    </w:p>
+    <w:p>
+      <w:pPr>
+        <w:spacing w:after="240" w:line="720" w:lineRule="auto"/>
+        <w:rPr>
+          <w:rFonts w:ascii="Arial" w:hAnsi="Arial" w:cs="Arial"/>
+          <w:sz w:val="2"/>
+          <w:szCs w:val="2"/>
+        </w:rPr>
+      </w:pPr>
+    </w:p>
+    <w:tbl>
+      <w:tblPr>
+        <w:tblStyle w:val="TableGrid"/>
+        <w:tblW w:w="10298" w:type="dxa"/>
+        <w:tblBorders>
+          <w:top w:val="none" w:sz="0" w:space="0" w:color="auto"/>
+          <w:left w:val="none" w:sz="0" w:space="0" w:color="auto"/>
+          <w:bottom w:val="none" w:sz="0" w:space="0" w:color="auto"/>
+          <w:right w:val="none" w:sz="0" w:space="0" w:color="auto"/>
+          <w:insideH w:val="none" w:sz="0" w:space="0" w:color="auto"/>
+          <w:insideV w:val="none" w:sz="0" w:space="0" w:color="auto"/>
+        </w:tblBorders>
+        <w:tblLayout w:type="fixed"/>
+        <w:tblLook w:val="04A0" w:firstRow="1" w:lastRow="0" w:firstColumn="1" w:lastColumn="0" w:noHBand="0" w:noVBand="1"/>
+      </w:tblPr>
+      <w:tblPr>
+        <w:tblW w:w="10300"/>
+      </w:tblPr>
+      <w:tblGrid>
+        <w:gridCol w:w="5098"/>
+        <w:gridCol w:w="567"/>
+        <w:gridCol w:w="4633"/>
+      </w:tblGrid>
+      <w:tr>
+        <w:trPr>
+          <w:trHeight w:val="170"/>
+        </w:trPr>
+        <w:tc>
+          <w:tcPr>
+            <w:tcW w:w="5098" w:type="dxa"/>
+            <w:vAlign w:val="bottom"/>
           </w:tcPr>
           <w:p>
             <w:pPr>
               <w:jc w:val="center"/>
               <w:rPr>
-                <w:rFonts w:ascii="Arial" w:hAnsi="Arial" w:cs="Arial"/>
-                <w:sz w:val="20"/>
-                <w:szCs w:val="20"/>
-              </w:rPr>
-            </w:pPr>
-            <w:r>
-              <w:rPr>
-                <w:rFonts w:ascii="Arial" w:hAnsi="Arial" w:cs="Arial"/>
-                <w:sz w:val="20"/>
-                <w:szCs w:val="20"/>
-              </w:rPr>
-              <w:t>GP Details</w:t>
-            </w:r>
-          </w:p>
-        </w:tc>
-      </w:tr>
-      <w:tr>
-        <w:trPr>
-          <w:trHeight w:val="284"/>
-        </w:trPr>
-        <w:tc>
-          <w:tcPr>
-            <w:tcW w:w="11045" w:type="dxa"/>
-            <w:gridSpan w:val="5"/>
-          </w:tcPr>
-          <w:p>
-            <w:pPr>
-              <w:rPr>
-                <w:rFonts w:ascii="Arial" w:hAnsi="Arial" w:cs="Arial"/>
-                <w:sz w:val="20"/>
-                <w:szCs w:val="20"/>
-              </w:rPr>
-            </w:pPr>
+                <w:rFonts w:ascii="Arial Narrow" w:hAnsi="Arial Narrow" w:cs="Arial"/>
+                <w:b/>
+                <w:bCs/>
+              </w:rPr>
+            </w:pPr>
+            <w:r>
+              <w:rPr>
+                <w:rFonts w:ascii="Arial Narrow" w:hAnsi="Arial Narrow" w:cs="Arial"/>
+                <w:b/>
+                <w:bCs/>
+              </w:rPr>
+              <w:t>Questionnaire</w:t>
+            </w:r>
+          </w:p>
+        </w:tc>
+        <w:tc>
+          <w:tcPr>
+            <w:tcW w:w="567" w:type="dxa"/>
+            <w:vAlign w:val="bottom"/>
+          </w:tcPr>
+          <w:p>
+            <w:pPr>
+              <w:jc w:val="center"/>
+              <w:rPr>
+                <w:rFonts w:ascii="Wingdings 2" w:hAnsi="Wingdings 2" w:cs="Arial"/>
+                <w:b/>
+                <w:bCs/>
+                <w:sz w:val="28"/>
+                <w:szCs w:val="28"/>
+              </w:rPr>
+            </w:pPr>
+            <w:r>
+              <w:rPr>
+                <w:rFonts w:ascii="Wingdings 2" w:hAnsi="Wingdings 2" w:cs="Arial"/>
+                <w:b/>
+                <w:bCs/>
+                <w:sz w:val="28"/>
+                <w:szCs w:val="28"/>
+              </w:rPr>
+              <w:t>P</w:t>
+            </w:r>
+          </w:p>
+        </w:tc>
+        <w:tc>
+          <w:tcPr>
+            <w:tcW w:w="4633" w:type="dxa"/>
+            <w:vAlign w:val="bottom"/>
+          </w:tcPr>
+          <w:p>
+            <w:pPr>
+              <w:jc w:val="center"/>
+              <w:rPr>
+                <w:rFonts w:ascii="Arial Narrow" w:hAnsi="Arial Narrow" w:cs="Arial"/>
+                <w:b/>
+                <w:bCs/>
+              </w:rPr>
+            </w:pPr>
+            <w:r>
+              <w:rPr>
+                <w:rFonts w:ascii="Arial Narrow" w:hAnsi="Arial Narrow" w:cs="Arial"/>
+                <w:b/>
+                <w:bCs/>
+              </w:rPr>
+              <w:t xml:space="preserve">please </w:t>
+            </w:r>
+            <w:r>
+              <w:rPr>
+                <w:rFonts w:ascii="Arial Narrow" w:hAnsi="Arial Narrow" w:cs="Arial"/>
+                <w:b/>
+                <w:bCs/>
+              </w:rPr>
+              <w:t>i</w:t>
+            </w:r>
+            <w:r>
+              <w:rPr>
+                <w:rFonts w:ascii="Arial Narrow" w:hAnsi="Arial Narrow" w:cs="Arial"/>
+                <w:b/>
+                <w:bCs/>
+              </w:rPr>
+              <w:t>nclude d</w:t>
+            </w:r>
+            <w:r>
+              <w:rPr>
+                <w:rFonts w:ascii="Arial Narrow" w:hAnsi="Arial Narrow" w:cs="Arial"/>
+                <w:b/>
+                <w:bCs/>
+              </w:rPr>
+              <w:t>etails</w:t>
+            </w:r>
+            <w:r>
+              <w:rPr>
+                <w:rFonts w:ascii="Arial Narrow" w:hAnsi="Arial Narrow" w:cs="Arial"/>
+                <w:b/>
+                <w:bCs/>
+              </w:rPr>
+              <w:t xml:space="preserve"> if</w:t>
+            </w:r>
+            <w:r>
+              <w:rPr>
+                <w:rFonts w:ascii="Arial Narrow" w:hAnsi="Arial Narrow" w:cs="Arial"/>
+                <w:b/>
+                <w:bCs/>
+              </w:rPr>
+              <w:t xml:space="preserve"> </w:t>
+            </w:r>
+            <w:r>
+              <w:rPr>
+                <w:rFonts w:ascii="Arial Narrow" w:hAnsi="Arial Narrow" w:cs="Arial"/>
+                <w:b/>
+                <w:bCs/>
+              </w:rPr>
+              <w:t>requested</w:t>
+            </w:r>
           </w:p>
         </w:tc>
       </w:tr>
@@ -442,6 +919,1428 @@
       <w:tblPr>
         <w:tblStyle w:val="TableGrid"/>
         <w:tblW w:w="0" w:type="auto"/>
+        <w:tblLook w:val="04A0" w:firstRow="1" w:lastRow="0" w:firstColumn="1" w:lastColumn="0" w:noHBand="0" w:noVBand="1"/>
+      </w:tblPr>
+      <w:tblPr>
+        <w:tblW w:w="10300"/>
+      </w:tblPr>
+      <w:tblGrid>
+        <w:gridCol w:w="5091"/>
+        <w:gridCol w:w="573"/>
+        <w:gridCol w:w="4644"/>
+      </w:tblGrid>
+      <w:tr>
+        <w:trPr>
+          <w:trHeight w:val="411"/>
+        </w:trPr>
+        <w:tc>
+          <w:tcPr>
+            <w:tcW w:w="10308" w:type="dxa"/>
+            <w:gridSpan w:val="3"/>
+            <w:shd w:val="clear" w:color="auto" w:fill="F2F2F2" w:themeFill="background1" w:themeFillShade="F2"/>
+            <w:vAlign w:val="center"/>
+          </w:tcPr>
+          <w:p>
+            <w:pPr>
+              <w:rPr>
+                <w:rFonts w:ascii="Arial Narrow" w:hAnsi="Arial Narrow" w:cs="Arial"/>
+                <w:b/>
+                <w:bCs/>
+                <w:sz w:val="22"/>
+                <w:szCs w:val="22"/>
+              </w:rPr>
+            </w:pPr>
+            <w:r>
+              <w:rPr>
+                <w:rFonts w:ascii="Arial Narrow" w:hAnsi="Arial Narrow" w:cs="Arial"/>
+                <w:b/>
+                <w:bCs/>
+                <w:sz w:val="22"/>
+                <w:szCs w:val="22"/>
+              </w:rPr>
+              <w:t>Are you?</w:t>
+            </w:r>
+          </w:p>
+        </w:tc>
+      </w:tr>
+      <w:tr>
+        <w:trPr>
+          <w:trHeight w:val="417"/>
+        </w:trPr>
+        <w:tc>
+          <w:tcPr>
+            <w:tcW w:w="5091" w:type="dxa"/>
+            <w:shd w:val="clear" w:color="auto" w:fill="F2F2F2" w:themeFill="background1" w:themeFillShade="F2"/>
+            <w:vAlign w:val="center"/>
+          </w:tcPr>
+          <w:p>
+            <w:pPr>
+              <w:pStyle w:val="ListParagraph"/>
+              <w:numPr>
+                <w:ilvl w:val="0"/>
+                <w:numId w:val="1"/>
+              </w:numPr>
+              <w:rPr>
+                <w:rFonts w:ascii="Arial Narrow" w:hAnsi="Arial Narrow" w:cs="Arial"/>
+                <w:sz w:val="20"/>
+                <w:szCs w:val="20"/>
+              </w:rPr>
+            </w:pPr>
+            <w:r>
+              <w:rPr>
+                <w:rFonts w:ascii="Arial Narrow" w:hAnsi="Arial Narrow" w:cs="Arial"/>
+                <w:sz w:val="20"/>
+                <w:szCs w:val="20"/>
+              </w:rPr>
+              <w:t>attending or receiving treatment from your doctor, hospital clinic or specialist?</w:t>
+            </w:r>
+            <w:r>
+              <w:rPr>
+                <w:rFonts w:ascii="Arial Narrow" w:hAnsi="Arial Narrow" w:cs="Arial"/>
+                <w:sz w:val="20"/>
+                <w:szCs w:val="20"/>
+              </w:rPr>
+              <w:t xml:space="preserve"> If </w:t>
+            </w:r>
+            <w:proofErr w:type="gramStart"/>
+            <w:r>
+              <w:rPr>
+                <w:rFonts w:ascii="Arial Narrow" w:hAnsi="Arial Narrow" w:cs="Arial"/>
+                <w:sz w:val="20"/>
+                <w:szCs w:val="20"/>
+              </w:rPr>
+              <w:t>so</w:t>
+            </w:r>
+            <w:proofErr w:type="gramEnd"/>
+            <w:r>
+              <w:rPr>
+                <w:rFonts w:ascii="Arial Narrow" w:hAnsi="Arial Narrow" w:cs="Arial"/>
+                <w:sz w:val="20"/>
+                <w:szCs w:val="20"/>
+              </w:rPr>
+              <w:t xml:space="preserve"> provide details</w:t>
+            </w:r>
+          </w:p>
+        </w:tc>
+        <w:tc>
+          <w:tcPr>
+            <w:tcW w:w="573" w:type="dxa"/>
+            <w:vAlign w:val="center"/>
+          </w:tcPr>
+          <w:p>
+            <w:pPr>
+              <w:rPr>
+                <w:rFonts w:ascii="Arial Narrow" w:hAnsi="Arial Narrow" w:cs="Arial"/>
+                <w:sz w:val="20"/>
+                <w:szCs w:val="20"/>
+              </w:rPr>
+            </w:pPr>
+          </w:p>
+        </w:tc>
+        <w:tc>
+          <w:tcPr>
+            <w:tcW w:w="4644" w:type="dxa"/>
+          </w:tcPr>
+          <w:p>
+            <w:pPr>
+              <w:rPr>
+                <w:rFonts w:ascii="Arial Narrow" w:hAnsi="Arial Narrow" w:cs="Arial"/>
+                <w:sz w:val="20"/>
+                <w:szCs w:val="20"/>
+              </w:rPr>
+            </w:pPr>
+          </w:p>
+        </w:tc>
+      </w:tr>
+      <w:tr>
+        <w:trPr>
+          <w:trHeight w:val="284"/>
+        </w:trPr>
+        <w:tc>
+          <w:tcPr>
+            <w:tcW w:w="5091" w:type="dxa"/>
+            <w:vMerge w:val="restart"/>
+            <w:shd w:val="clear" w:color="auto" w:fill="F2F2F2" w:themeFill="background1" w:themeFillShade="F2"/>
+            <w:vAlign w:val="center"/>
+          </w:tcPr>
+          <w:p>
+            <w:pPr>
+              <w:pStyle w:val="ListParagraph"/>
+              <w:numPr>
+                <w:ilvl w:val="0"/>
+                <w:numId w:val="1"/>
+              </w:numPr>
+              <w:rPr>
+                <w:rFonts w:ascii="Arial Narrow" w:hAnsi="Arial Narrow" w:cs="Arial"/>
+                <w:sz w:val="20"/>
+                <w:szCs w:val="20"/>
+              </w:rPr>
+            </w:pPr>
+            <w:r>
+              <w:rPr>
+                <w:rFonts w:ascii="Arial Narrow" w:hAnsi="Arial Narrow" w:cs="Arial"/>
+                <w:sz w:val="20"/>
+                <w:szCs w:val="20"/>
+              </w:rPr>
+              <w:t>t</w:t>
+            </w:r>
+            <w:r>
+              <w:rPr>
+                <w:rFonts w:ascii="Arial Narrow" w:hAnsi="Arial Narrow" w:cs="Arial"/>
+                <w:sz w:val="20"/>
+                <w:szCs w:val="20"/>
+              </w:rPr>
+              <w:t>aking an</w:t>
+            </w:r>
+            <w:r>
+              <w:rPr>
+                <w:rFonts w:ascii="Arial Narrow" w:hAnsi="Arial Narrow" w:cs="Arial"/>
+                <w:sz w:val="20"/>
+                <w:szCs w:val="20"/>
+              </w:rPr>
+              <w:t>y</w:t>
+            </w:r>
+            <w:r>
+              <w:rPr>
+                <w:rFonts w:ascii="Arial Narrow" w:hAnsi="Arial Narrow" w:cs="Arial"/>
+                <w:sz w:val="20"/>
+                <w:szCs w:val="20"/>
+              </w:rPr>
+              <w:t xml:space="preserve"> medicines; including tablets, creams, ointments, injections, or other</w:t>
+            </w:r>
+            <w:r>
+              <w:rPr>
+                <w:rFonts w:ascii="Arial Narrow" w:hAnsi="Arial Narrow" w:cs="Arial"/>
+                <w:sz w:val="20"/>
+                <w:szCs w:val="20"/>
+              </w:rPr>
+              <w:t>?</w:t>
+            </w:r>
+            <w:r>
+              <w:rPr>
+                <w:rFonts w:ascii="Arial Narrow" w:hAnsi="Arial Narrow" w:cs="Arial"/>
+                <w:sz w:val="20"/>
+                <w:szCs w:val="20"/>
+              </w:rPr>
+              <w:t xml:space="preserve"> If </w:t>
+            </w:r>
+            <w:proofErr w:type="gramStart"/>
+            <w:r>
+              <w:rPr>
+                <w:rFonts w:ascii="Arial Narrow" w:hAnsi="Arial Narrow" w:cs="Arial"/>
+                <w:sz w:val="20"/>
+                <w:szCs w:val="20"/>
+              </w:rPr>
+              <w:t>so</w:t>
+            </w:r>
+            <w:proofErr w:type="gramEnd"/>
+            <w:r>
+              <w:rPr>
+                <w:rFonts w:ascii="Arial Narrow" w:hAnsi="Arial Narrow" w:cs="Arial"/>
+                <w:sz w:val="20"/>
+                <w:szCs w:val="20"/>
+              </w:rPr>
+              <w:t xml:space="preserve"> list these</w:t>
+            </w:r>
+          </w:p>
+        </w:tc>
+        <w:tc>
+          <w:tcPr>
+            <w:tcW w:w="573" w:type="dxa"/>
+            <w:vMerge w:val="restart"/>
+            <w:vAlign w:val="center"/>
+          </w:tcPr>
+          <w:p>
+            <w:pPr>
+              <w:rPr>
+                <w:rFonts w:ascii="Arial Narrow" w:hAnsi="Arial Narrow" w:cs="Arial"/>
+                <w:sz w:val="20"/>
+                <w:szCs w:val="20"/>
+              </w:rPr>
+            </w:pPr>
+          </w:p>
+        </w:tc>
+        <w:tc>
+          <w:tcPr>
+            <w:tcW w:w="4644" w:type="dxa"/>
+          </w:tcPr>
+          <w:p>
+            <w:pPr>
+              <w:rPr>
+                <w:rFonts w:ascii="Arial Narrow" w:hAnsi="Arial Narrow" w:cs="Arial"/>
+                <w:sz w:val="20"/>
+                <w:szCs w:val="20"/>
+              </w:rPr>
+            </w:pPr>
+          </w:p>
+        </w:tc>
+      </w:tr>
+      <w:tr>
+        <w:trPr>
+          <w:trHeight w:val="284"/>
+        </w:trPr>
+        <w:tc>
+          <w:tcPr>
+            <w:tcW w:w="5091" w:type="dxa"/>
+            <w:vMerge/>
+            <w:shd w:val="clear" w:color="auto" w:fill="F2F2F2" w:themeFill="background1" w:themeFillShade="F2"/>
+            <w:vAlign w:val="center"/>
+          </w:tcPr>
+          <w:p>
+            <w:pPr>
+              <w:rPr>
+                <w:rFonts w:ascii="Arial Narrow" w:hAnsi="Arial Narrow" w:cs="Arial"/>
+                <w:sz w:val="20"/>
+                <w:szCs w:val="20"/>
+              </w:rPr>
+            </w:pPr>
+          </w:p>
+        </w:tc>
+        <w:tc>
+          <w:tcPr>
+            <w:tcW w:w="573" w:type="dxa"/>
+            <w:vMerge/>
+            <w:vAlign w:val="center"/>
+          </w:tcPr>
+          <w:p>
+            <w:pPr>
+              <w:rPr>
+                <w:rFonts w:ascii="Arial Narrow" w:hAnsi="Arial Narrow" w:cs="Arial"/>
+                <w:sz w:val="20"/>
+                <w:szCs w:val="20"/>
+              </w:rPr>
+            </w:pPr>
+          </w:p>
+        </w:tc>
+        <w:tc>
+          <w:tcPr>
+            <w:tcW w:w="4644" w:type="dxa"/>
+          </w:tcPr>
+          <w:p>
+            <w:pPr>
+              <w:rPr>
+                <w:rFonts w:ascii="Arial Narrow" w:hAnsi="Arial Narrow" w:cs="Arial"/>
+                <w:sz w:val="20"/>
+                <w:szCs w:val="20"/>
+              </w:rPr>
+            </w:pPr>
+          </w:p>
+        </w:tc>
+      </w:tr>
+      <w:tr>
+        <w:trPr>
+          <w:trHeight w:val="284"/>
+        </w:trPr>
+        <w:tc>
+          <w:tcPr>
+            <w:tcW w:w="5091" w:type="dxa"/>
+            <w:vMerge/>
+            <w:shd w:val="clear" w:color="auto" w:fill="F2F2F2" w:themeFill="background1" w:themeFillShade="F2"/>
+            <w:vAlign w:val="center"/>
+          </w:tcPr>
+          <w:p>
+            <w:pPr>
+              <w:rPr>
+                <w:rFonts w:ascii="Arial Narrow" w:hAnsi="Arial Narrow" w:cs="Arial"/>
+                <w:sz w:val="20"/>
+                <w:szCs w:val="20"/>
+              </w:rPr>
+            </w:pPr>
+          </w:p>
+        </w:tc>
+        <w:tc>
+          <w:tcPr>
+            <w:tcW w:w="573" w:type="dxa"/>
+            <w:vMerge/>
+          </w:tcPr>
+          <w:p>
+            <w:pPr>
+              <w:rPr>
+                <w:rFonts w:ascii="Arial Narrow" w:hAnsi="Arial Narrow" w:cs="Arial"/>
+                <w:sz w:val="20"/>
+                <w:szCs w:val="20"/>
+              </w:rPr>
+            </w:pPr>
+          </w:p>
+        </w:tc>
+        <w:tc>
+          <w:tcPr>
+            <w:tcW w:w="4644" w:type="dxa"/>
+          </w:tcPr>
+          <w:p>
+            <w:pPr>
+              <w:rPr>
+                <w:rFonts w:ascii="Arial Narrow" w:hAnsi="Arial Narrow" w:cs="Arial"/>
+                <w:sz w:val="20"/>
+                <w:szCs w:val="20"/>
+              </w:rPr>
+            </w:pPr>
+          </w:p>
+        </w:tc>
+      </w:tr>
+      <w:tr>
+        <w:trPr>
+          <w:trHeight w:val="284"/>
+        </w:trPr>
+        <w:tc>
+          <w:tcPr>
+            <w:tcW w:w="5091" w:type="dxa"/>
+            <w:vMerge/>
+            <w:shd w:val="clear" w:color="auto" w:fill="F2F2F2" w:themeFill="background1" w:themeFillShade="F2"/>
+            <w:vAlign w:val="center"/>
+          </w:tcPr>
+          <w:p>
+            <w:pPr>
+              <w:rPr>
+                <w:rFonts w:ascii="Arial Narrow" w:hAnsi="Arial Narrow" w:cs="Arial"/>
+                <w:sz w:val="20"/>
+                <w:szCs w:val="20"/>
+              </w:rPr>
+            </w:pPr>
+          </w:p>
+        </w:tc>
+        <w:tc>
+          <w:tcPr>
+            <w:tcW w:w="573" w:type="dxa"/>
+            <w:vMerge/>
+          </w:tcPr>
+          <w:p>
+            <w:pPr>
+              <w:rPr>
+                <w:rFonts w:ascii="Arial Narrow" w:hAnsi="Arial Narrow" w:cs="Arial"/>
+                <w:sz w:val="20"/>
+                <w:szCs w:val="20"/>
+              </w:rPr>
+            </w:pPr>
+          </w:p>
+        </w:tc>
+        <w:tc>
+          <w:tcPr>
+            <w:tcW w:w="4644" w:type="dxa"/>
+          </w:tcPr>
+          <w:p>
+            <w:pPr>
+              <w:rPr>
+                <w:rFonts w:ascii="Arial Narrow" w:hAnsi="Arial Narrow" w:cs="Arial"/>
+                <w:sz w:val="20"/>
+                <w:szCs w:val="20"/>
+              </w:rPr>
+            </w:pPr>
+          </w:p>
+        </w:tc>
+      </w:tr>
+      <w:tr>
+        <w:trPr>
+          <w:trHeight w:val="284"/>
+        </w:trPr>
+        <w:tc>
+          <w:tcPr>
+            <w:tcW w:w="5091" w:type="dxa"/>
+            <w:vMerge/>
+            <w:shd w:val="clear" w:color="auto" w:fill="F2F2F2" w:themeFill="background1" w:themeFillShade="F2"/>
+            <w:vAlign w:val="center"/>
+          </w:tcPr>
+          <w:p>
+            <w:pPr>
+              <w:rPr>
+                <w:rFonts w:ascii="Arial Narrow" w:hAnsi="Arial Narrow" w:cs="Arial"/>
+                <w:sz w:val="20"/>
+                <w:szCs w:val="20"/>
+              </w:rPr>
+            </w:pPr>
+          </w:p>
+        </w:tc>
+        <w:tc>
+          <w:tcPr>
+            <w:tcW w:w="573" w:type="dxa"/>
+            <w:vMerge/>
+          </w:tcPr>
+          <w:p>
+            <w:pPr>
+              <w:rPr>
+                <w:rFonts w:ascii="Arial Narrow" w:hAnsi="Arial Narrow" w:cs="Arial"/>
+                <w:sz w:val="20"/>
+                <w:szCs w:val="20"/>
+              </w:rPr>
+            </w:pPr>
+          </w:p>
+        </w:tc>
+        <w:tc>
+          <w:tcPr>
+            <w:tcW w:w="4644" w:type="dxa"/>
+          </w:tcPr>
+          <w:p>
+            <w:pPr>
+              <w:rPr>
+                <w:rFonts w:ascii="Arial Narrow" w:hAnsi="Arial Narrow" w:cs="Arial"/>
+                <w:sz w:val="20"/>
+                <w:szCs w:val="20"/>
+              </w:rPr>
+            </w:pPr>
+          </w:p>
+        </w:tc>
+      </w:tr>
+      <w:tr>
+        <w:trPr>
+          <w:trHeight w:val="479"/>
+        </w:trPr>
+        <w:tc>
+          <w:tcPr>
+            <w:tcW w:w="5091" w:type="dxa"/>
+            <w:shd w:val="clear" w:color="auto" w:fill="F2F2F2" w:themeFill="background1" w:themeFillShade="F2"/>
+            <w:vAlign w:val="center"/>
+          </w:tcPr>
+          <w:p>
+            <w:pPr>
+              <w:pStyle w:val="ListParagraph"/>
+              <w:numPr>
+                <w:ilvl w:val="0"/>
+                <w:numId w:val="1"/>
+              </w:numPr>
+              <w:rPr>
+                <w:rFonts w:ascii="Arial Narrow" w:hAnsi="Arial Narrow" w:cs="Arial"/>
+                <w:sz w:val="20"/>
+                <w:szCs w:val="20"/>
+              </w:rPr>
+            </w:pPr>
+            <w:r>
+              <w:rPr>
+                <w:rFonts w:ascii="Arial Narrow" w:hAnsi="Arial Narrow" w:cs="Arial"/>
+                <w:sz w:val="20"/>
+                <w:szCs w:val="20"/>
+              </w:rPr>
+              <w:t xml:space="preserve">pregnant or a nursing mother? If </w:t>
+            </w:r>
+            <w:proofErr w:type="gramStart"/>
+            <w:r>
+              <w:rPr>
+                <w:rFonts w:ascii="Arial Narrow" w:hAnsi="Arial Narrow" w:cs="Arial"/>
+                <w:sz w:val="20"/>
+                <w:szCs w:val="20"/>
+              </w:rPr>
+              <w:t>so</w:t>
+            </w:r>
+            <w:proofErr w:type="gramEnd"/>
+            <w:r>
+              <w:rPr>
+                <w:rFonts w:ascii="Arial Narrow" w:hAnsi="Arial Narrow" w:cs="Arial"/>
+                <w:sz w:val="20"/>
+                <w:szCs w:val="20"/>
+              </w:rPr>
+              <w:t xml:space="preserve"> please give expected date of delivery or date of birth of baby</w:t>
+            </w:r>
+          </w:p>
+        </w:tc>
+        <w:tc>
+          <w:tcPr>
+            <w:tcW w:w="573" w:type="dxa"/>
+            <w:vAlign w:val="center"/>
+          </w:tcPr>
+          <w:p>
+            <w:pPr>
+              <w:rPr>
+                <w:rFonts w:ascii="Arial Narrow" w:hAnsi="Arial Narrow" w:cs="Arial"/>
+                <w:sz w:val="20"/>
+                <w:szCs w:val="20"/>
+              </w:rPr>
+            </w:pPr>
+          </w:p>
+        </w:tc>
+        <w:tc>
+          <w:tcPr>
+            <w:tcW w:w="4644" w:type="dxa"/>
+          </w:tcPr>
+          <w:p>
+            <w:pPr>
+              <w:rPr>
+                <w:rFonts w:ascii="Arial Narrow" w:hAnsi="Arial Narrow" w:cs="Arial"/>
+                <w:sz w:val="20"/>
+                <w:szCs w:val="20"/>
+              </w:rPr>
+            </w:pPr>
+          </w:p>
+        </w:tc>
+      </w:tr>
+      <w:tr>
+        <w:trPr>
+          <w:trHeight w:val="479"/>
+        </w:trPr>
+        <w:tc>
+          <w:tcPr>
+            <w:tcW w:w="10308" w:type="dxa"/>
+            <w:gridSpan w:val="3"/>
+            <w:shd w:val="clear" w:color="auto" w:fill="F2F2F2" w:themeFill="background1" w:themeFillShade="F2"/>
+            <w:vAlign w:val="center"/>
+          </w:tcPr>
+          <w:p>
+            <w:pPr>
+              <w:rPr>
+                <w:rFonts w:ascii="Arial Narrow" w:hAnsi="Arial Narrow" w:cs="Arial"/>
+                <w:b/>
+                <w:bCs/>
+                <w:sz w:val="22"/>
+                <w:szCs w:val="22"/>
+              </w:rPr>
+            </w:pPr>
+            <w:r>
+              <w:rPr>
+                <w:rFonts w:ascii="Arial Narrow" w:hAnsi="Arial Narrow" w:cs="Arial"/>
+                <w:b/>
+                <w:bCs/>
+                <w:sz w:val="22"/>
+                <w:szCs w:val="22"/>
+              </w:rPr>
+              <w:t>Have you?</w:t>
+            </w:r>
+          </w:p>
+        </w:tc>
+      </w:tr>
+      <w:tr>
+        <w:trPr>
+          <w:trHeight w:val="436"/>
+        </w:trPr>
+        <w:tc>
+          <w:tcPr>
+            <w:tcW w:w="5091" w:type="dxa"/>
+            <w:shd w:val="clear" w:color="auto" w:fill="F2F2F2" w:themeFill="background1" w:themeFillShade="F2"/>
+            <w:vAlign w:val="center"/>
+          </w:tcPr>
+          <w:p>
+            <w:pPr>
+              <w:pStyle w:val="ListParagraph"/>
+              <w:numPr>
+                <w:ilvl w:val="0"/>
+                <w:numId w:val="1"/>
+              </w:numPr>
+              <w:rPr>
+                <w:rFonts w:ascii="Arial Narrow" w:hAnsi="Arial Narrow" w:cs="Arial"/>
+                <w:sz w:val="20"/>
+                <w:szCs w:val="20"/>
+              </w:rPr>
+            </w:pPr>
+            <w:r>
+              <w:rPr>
+                <w:rFonts w:ascii="Arial Narrow" w:hAnsi="Arial Narrow" w:cs="Arial"/>
+                <w:sz w:val="20"/>
+                <w:szCs w:val="20"/>
+              </w:rPr>
+              <w:t>h</w:t>
+            </w:r>
+            <w:r>
+              <w:rPr>
+                <w:rFonts w:ascii="Arial Narrow" w:hAnsi="Arial Narrow" w:cs="Arial"/>
+                <w:sz w:val="20"/>
+                <w:szCs w:val="20"/>
+              </w:rPr>
+              <w:t>ad any blood transfusions or inoculations in the last 12 months?</w:t>
+            </w:r>
+          </w:p>
+        </w:tc>
+        <w:tc>
+          <w:tcPr>
+            <w:tcW w:w="573" w:type="dxa"/>
+            <w:vAlign w:val="center"/>
+          </w:tcPr>
+          <w:p>
+            <w:pPr>
+              <w:rPr>
+                <w:rFonts w:ascii="Arial Narrow" w:hAnsi="Arial Narrow" w:cs="Arial"/>
+                <w:sz w:val="20"/>
+                <w:szCs w:val="20"/>
+              </w:rPr>
+            </w:pPr>
+          </w:p>
+        </w:tc>
+        <w:tc>
+          <w:tcPr>
+            <w:tcW w:w="4644" w:type="dxa"/>
+          </w:tcPr>
+          <w:p>
+            <w:pPr>
+              <w:rPr>
+                <w:rFonts w:ascii="Arial Narrow" w:hAnsi="Arial Narrow" w:cs="Arial"/>
+                <w:sz w:val="20"/>
+                <w:szCs w:val="20"/>
+              </w:rPr>
+            </w:pPr>
+          </w:p>
+        </w:tc>
+      </w:tr>
+      <w:tr>
+        <w:trPr>
+          <w:trHeight w:val="436"/>
+        </w:trPr>
+        <w:tc>
+          <w:tcPr>
+            <w:tcW w:w="5091" w:type="dxa"/>
+            <w:shd w:val="clear" w:color="auto" w:fill="F2F2F2" w:themeFill="background1" w:themeFillShade="F2"/>
+            <w:vAlign w:val="center"/>
+          </w:tcPr>
+          <w:p>
+            <w:pPr>
+              <w:pStyle w:val="ListParagraph"/>
+              <w:numPr>
+                <w:ilvl w:val="0"/>
+                <w:numId w:val="1"/>
+              </w:numPr>
+              <w:rPr>
+                <w:rFonts w:ascii="Arial Narrow" w:hAnsi="Arial Narrow" w:cs="Arial"/>
+                <w:sz w:val="20"/>
+                <w:szCs w:val="20"/>
+              </w:rPr>
+            </w:pPr>
+            <w:r>
+              <w:rPr>
+                <w:rFonts w:ascii="Arial Narrow" w:hAnsi="Arial Narrow" w:cs="Arial"/>
+                <w:sz w:val="20"/>
+                <w:szCs w:val="20"/>
+              </w:rPr>
+              <w:t>ever had your blood refused by the Blood Transfusion Service?</w:t>
+            </w:r>
+          </w:p>
+        </w:tc>
+        <w:tc>
+          <w:tcPr>
+            <w:tcW w:w="573" w:type="dxa"/>
+            <w:vAlign w:val="center"/>
+          </w:tcPr>
+          <w:p>
+            <w:pPr>
+              <w:rPr>
+                <w:rFonts w:ascii="Arial Narrow" w:hAnsi="Arial Narrow" w:cs="Arial"/>
+                <w:sz w:val="20"/>
+                <w:szCs w:val="20"/>
+              </w:rPr>
+            </w:pPr>
+          </w:p>
+        </w:tc>
+        <w:tc>
+          <w:tcPr>
+            <w:tcW w:w="4644" w:type="dxa"/>
+          </w:tcPr>
+          <w:p>
+            <w:pPr>
+              <w:rPr>
+                <w:rFonts w:ascii="Arial Narrow" w:hAnsi="Arial Narrow" w:cs="Arial"/>
+                <w:sz w:val="20"/>
+                <w:szCs w:val="20"/>
+              </w:rPr>
+            </w:pPr>
+          </w:p>
+        </w:tc>
+      </w:tr>
+      <w:tr>
+        <w:trPr>
+          <w:trHeight w:val="436"/>
+        </w:trPr>
+        <w:tc>
+          <w:tcPr>
+            <w:tcW w:w="5091" w:type="dxa"/>
+            <w:shd w:val="clear" w:color="auto" w:fill="F2F2F2" w:themeFill="background1" w:themeFillShade="F2"/>
+            <w:vAlign w:val="center"/>
+          </w:tcPr>
+          <w:p>
+            <w:pPr>
+              <w:pStyle w:val="ListParagraph"/>
+              <w:numPr>
+                <w:ilvl w:val="0"/>
+                <w:numId w:val="1"/>
+              </w:numPr>
+              <w:rPr>
+                <w:rFonts w:ascii="Arial Narrow" w:hAnsi="Arial Narrow" w:cs="Arial"/>
+                <w:sz w:val="20"/>
+                <w:szCs w:val="20"/>
+              </w:rPr>
+            </w:pPr>
+            <w:r>
+              <w:rPr>
+                <w:rFonts w:ascii="Arial Narrow" w:hAnsi="Arial Narrow" w:cs="Arial"/>
+                <w:sz w:val="20"/>
+                <w:szCs w:val="20"/>
+              </w:rPr>
+              <w:t>been counselled</w:t>
+            </w:r>
+            <w:r>
+              <w:rPr>
+                <w:rFonts w:ascii="Arial Narrow" w:hAnsi="Arial Narrow" w:cs="Arial"/>
+                <w:sz w:val="20"/>
+                <w:szCs w:val="20"/>
+              </w:rPr>
+              <w:t>/</w:t>
+            </w:r>
+            <w:r>
+              <w:rPr>
+                <w:rFonts w:ascii="Arial Narrow" w:hAnsi="Arial Narrow" w:cs="Arial"/>
+                <w:sz w:val="20"/>
+                <w:szCs w:val="20"/>
+              </w:rPr>
+              <w:t>tested, or at risk of HIV/AIDS infection?</w:t>
+            </w:r>
+          </w:p>
+        </w:tc>
+        <w:tc>
+          <w:tcPr>
+            <w:tcW w:w="573" w:type="dxa"/>
+            <w:vAlign w:val="center"/>
+          </w:tcPr>
+          <w:p>
+            <w:pPr>
+              <w:rPr>
+                <w:rFonts w:ascii="Arial Narrow" w:hAnsi="Arial Narrow" w:cs="Arial"/>
+                <w:sz w:val="20"/>
+                <w:szCs w:val="20"/>
+              </w:rPr>
+            </w:pPr>
+          </w:p>
+        </w:tc>
+        <w:tc>
+          <w:tcPr>
+            <w:tcW w:w="4644" w:type="dxa"/>
+          </w:tcPr>
+          <w:p>
+            <w:pPr>
+              <w:rPr>
+                <w:rFonts w:ascii="Arial Narrow" w:hAnsi="Arial Narrow" w:cs="Arial"/>
+                <w:sz w:val="20"/>
+                <w:szCs w:val="20"/>
+              </w:rPr>
+            </w:pPr>
+          </w:p>
+        </w:tc>
+      </w:tr>
+      <w:tr>
+        <w:trPr>
+          <w:trHeight w:val="436"/>
+        </w:trPr>
+        <w:tc>
+          <w:tcPr>
+            <w:tcW w:w="5091" w:type="dxa"/>
+            <w:shd w:val="clear" w:color="auto" w:fill="F2F2F2" w:themeFill="background1" w:themeFillShade="F2"/>
+            <w:vAlign w:val="center"/>
+          </w:tcPr>
+          <w:p>
+            <w:pPr>
+              <w:pStyle w:val="ListParagraph"/>
+              <w:numPr>
+                <w:ilvl w:val="0"/>
+                <w:numId w:val="1"/>
+              </w:numPr>
+              <w:rPr>
+                <w:rFonts w:ascii="Arial Narrow" w:hAnsi="Arial Narrow" w:cs="Arial"/>
+                <w:sz w:val="20"/>
+                <w:szCs w:val="20"/>
+              </w:rPr>
+            </w:pPr>
+            <w:r>
+              <w:rPr>
+                <w:rFonts w:ascii="Arial Narrow" w:hAnsi="Arial Narrow" w:cs="Arial"/>
+                <w:sz w:val="20"/>
+                <w:szCs w:val="20"/>
+              </w:rPr>
+              <w:t>h</w:t>
+            </w:r>
+            <w:r>
+              <w:rPr>
+                <w:rFonts w:ascii="Arial Narrow" w:hAnsi="Arial Narrow" w:cs="Arial"/>
+                <w:sz w:val="20"/>
+                <w:szCs w:val="20"/>
+              </w:rPr>
+              <w:t>ad a bad reaction to a local or general anaesthetic</w:t>
+            </w:r>
+          </w:p>
+        </w:tc>
+        <w:tc>
+          <w:tcPr>
+            <w:tcW w:w="573" w:type="dxa"/>
+            <w:vAlign w:val="center"/>
+          </w:tcPr>
+          <w:p>
+            <w:pPr>
+              <w:rPr>
+                <w:rFonts w:ascii="Arial Narrow" w:hAnsi="Arial Narrow" w:cs="Arial"/>
+                <w:sz w:val="20"/>
+                <w:szCs w:val="20"/>
+              </w:rPr>
+            </w:pPr>
+          </w:p>
+        </w:tc>
+        <w:tc>
+          <w:tcPr>
+            <w:tcW w:w="4644" w:type="dxa"/>
+          </w:tcPr>
+          <w:p>
+            <w:pPr>
+              <w:rPr>
+                <w:rFonts w:ascii="Arial Narrow" w:hAnsi="Arial Narrow" w:cs="Arial"/>
+                <w:sz w:val="20"/>
+                <w:szCs w:val="20"/>
+              </w:rPr>
+            </w:pPr>
+          </w:p>
+        </w:tc>
+      </w:tr>
+      <w:tr>
+        <w:trPr>
+          <w:trHeight w:val="436"/>
+        </w:trPr>
+        <w:tc>
+          <w:tcPr>
+            <w:tcW w:w="5091" w:type="dxa"/>
+            <w:shd w:val="clear" w:color="auto" w:fill="F2F2F2" w:themeFill="background1" w:themeFillShade="F2"/>
+            <w:vAlign w:val="center"/>
+          </w:tcPr>
+          <w:p>
+            <w:pPr>
+              <w:pStyle w:val="ListParagraph"/>
+              <w:numPr>
+                <w:ilvl w:val="0"/>
+                <w:numId w:val="1"/>
+              </w:numPr>
+              <w:rPr>
+                <w:rFonts w:ascii="Arial Narrow" w:hAnsi="Arial Narrow" w:cs="Arial"/>
+                <w:sz w:val="20"/>
+                <w:szCs w:val="20"/>
+              </w:rPr>
+            </w:pPr>
+            <w:r>
+              <w:rPr>
+                <w:rFonts w:ascii="Arial Narrow" w:hAnsi="Arial Narrow" w:cs="Arial"/>
+                <w:sz w:val="20"/>
+                <w:szCs w:val="20"/>
+              </w:rPr>
+              <w:t>had a joint replacement</w:t>
+            </w:r>
+          </w:p>
+        </w:tc>
+        <w:tc>
+          <w:tcPr>
+            <w:tcW w:w="573" w:type="dxa"/>
+            <w:vAlign w:val="center"/>
+          </w:tcPr>
+          <w:p>
+            <w:pPr>
+              <w:rPr>
+                <w:rFonts w:ascii="Arial Narrow" w:hAnsi="Arial Narrow" w:cs="Arial"/>
+                <w:sz w:val="20"/>
+                <w:szCs w:val="20"/>
+              </w:rPr>
+            </w:pPr>
+          </w:p>
+        </w:tc>
+        <w:tc>
+          <w:tcPr>
+            <w:tcW w:w="4644" w:type="dxa"/>
+          </w:tcPr>
+          <w:p>
+            <w:pPr>
+              <w:rPr>
+                <w:rFonts w:ascii="Arial Narrow" w:hAnsi="Arial Narrow" w:cs="Arial"/>
+                <w:sz w:val="20"/>
+                <w:szCs w:val="20"/>
+              </w:rPr>
+            </w:pPr>
+          </w:p>
+        </w:tc>
+      </w:tr>
+      <w:tr>
+        <w:trPr>
+          <w:trHeight w:val="436"/>
+        </w:trPr>
+        <w:tc>
+          <w:tcPr>
+            <w:tcW w:w="5091" w:type="dxa"/>
+            <w:shd w:val="clear" w:color="auto" w:fill="F2F2F2" w:themeFill="background1" w:themeFillShade="F2"/>
+            <w:vAlign w:val="center"/>
+          </w:tcPr>
+          <w:p>
+            <w:pPr>
+              <w:pStyle w:val="ListParagraph"/>
+              <w:numPr>
+                <w:ilvl w:val="0"/>
+                <w:numId w:val="1"/>
+              </w:numPr>
+              <w:rPr>
+                <w:rFonts w:ascii="Arial Narrow" w:hAnsi="Arial Narrow" w:cs="Arial"/>
+                <w:sz w:val="20"/>
+                <w:szCs w:val="20"/>
+              </w:rPr>
+            </w:pPr>
+            <w:r>
+              <w:rPr>
+                <w:rFonts w:ascii="Arial Narrow" w:hAnsi="Arial Narrow" w:cs="Arial"/>
+                <w:sz w:val="20"/>
+                <w:szCs w:val="20"/>
+              </w:rPr>
+              <w:t>b</w:t>
+            </w:r>
+            <w:r>
+              <w:rPr>
+                <w:rFonts w:ascii="Arial Narrow" w:hAnsi="Arial Narrow" w:cs="Arial"/>
+                <w:sz w:val="20"/>
+                <w:szCs w:val="20"/>
+              </w:rPr>
+              <w:t>een hospitalised. If yes what for</w:t>
+            </w:r>
+          </w:p>
+        </w:tc>
+        <w:tc>
+          <w:tcPr>
+            <w:tcW w:w="573" w:type="dxa"/>
+            <w:vAlign w:val="center"/>
+          </w:tcPr>
+          <w:p>
+            <w:pPr>
+              <w:rPr>
+                <w:rFonts w:ascii="Arial Narrow" w:hAnsi="Arial Narrow" w:cs="Arial"/>
+                <w:sz w:val="20"/>
+                <w:szCs w:val="20"/>
+              </w:rPr>
+            </w:pPr>
+          </w:p>
+        </w:tc>
+        <w:tc>
+          <w:tcPr>
+            <w:tcW w:w="4644" w:type="dxa"/>
+          </w:tcPr>
+          <w:p>
+            <w:pPr>
+              <w:rPr>
+                <w:rFonts w:ascii="Arial Narrow" w:hAnsi="Arial Narrow" w:cs="Arial"/>
+                <w:sz w:val="20"/>
+                <w:szCs w:val="20"/>
+              </w:rPr>
+            </w:pPr>
+          </w:p>
+        </w:tc>
+      </w:tr>
+      <w:tr>
+        <w:trPr>
+          <w:trHeight w:val="436"/>
+        </w:trPr>
+        <w:tc>
+          <w:tcPr>
+            <w:tcW w:w="5091" w:type="dxa"/>
+            <w:shd w:val="clear" w:color="auto" w:fill="F2F2F2" w:themeFill="background1" w:themeFillShade="F2"/>
+            <w:vAlign w:val="center"/>
+          </w:tcPr>
+          <w:p>
+            <w:pPr>
+              <w:pStyle w:val="ListParagraph"/>
+              <w:numPr>
+                <w:ilvl w:val="0"/>
+                <w:numId w:val="1"/>
+              </w:numPr>
+              <w:rPr>
+                <w:rFonts w:ascii="Arial Narrow" w:hAnsi="Arial Narrow" w:cs="Arial"/>
+                <w:sz w:val="20"/>
+                <w:szCs w:val="20"/>
+              </w:rPr>
+            </w:pPr>
+            <w:r>
+              <w:rPr>
+                <w:rFonts w:ascii="Arial Narrow" w:hAnsi="Arial Narrow" w:cs="Arial"/>
+                <w:sz w:val="20"/>
+                <w:szCs w:val="20"/>
+              </w:rPr>
+              <w:t>been advised to take antibiotics before dental treatment (except for treatment of dental infection)?</w:t>
+            </w:r>
+          </w:p>
+        </w:tc>
+        <w:tc>
+          <w:tcPr>
+            <w:tcW w:w="573" w:type="dxa"/>
+            <w:vAlign w:val="center"/>
+          </w:tcPr>
+          <w:p>
+            <w:pPr>
+              <w:rPr>
+                <w:rFonts w:ascii="Arial Narrow" w:hAnsi="Arial Narrow" w:cs="Arial"/>
+                <w:sz w:val="20"/>
+                <w:szCs w:val="20"/>
+              </w:rPr>
+            </w:pPr>
+          </w:p>
+        </w:tc>
+        <w:tc>
+          <w:tcPr>
+            <w:tcW w:w="4644" w:type="dxa"/>
+          </w:tcPr>
+          <w:p>
+            <w:pPr>
+              <w:rPr>
+                <w:rFonts w:ascii="Arial Narrow" w:hAnsi="Arial Narrow" w:cs="Arial"/>
+                <w:sz w:val="20"/>
+                <w:szCs w:val="20"/>
+              </w:rPr>
+            </w:pPr>
+          </w:p>
+        </w:tc>
+      </w:tr>
+      <w:tr>
+        <w:trPr>
+          <w:trHeight w:val="436"/>
+        </w:trPr>
+        <w:tc>
+          <w:tcPr>
+            <w:tcW w:w="10308" w:type="dxa"/>
+            <w:gridSpan w:val="3"/>
+            <w:shd w:val="clear" w:color="auto" w:fill="F2F2F2" w:themeFill="background1" w:themeFillShade="F2"/>
+            <w:vAlign w:val="center"/>
+          </w:tcPr>
+          <w:p>
+            <w:pPr>
+              <w:rPr>
+                <w:rFonts w:ascii="Arial Narrow" w:hAnsi="Arial Narrow" w:cs="Arial"/>
+                <w:sz w:val="20"/>
+                <w:szCs w:val="20"/>
+              </w:rPr>
+            </w:pPr>
+            <w:r>
+              <w:rPr>
+                <w:rFonts w:ascii="Arial Narrow" w:hAnsi="Arial Narrow" w:cs="Arial"/>
+                <w:b/>
+                <w:bCs/>
+                <w:sz w:val="20"/>
+                <w:szCs w:val="20"/>
+              </w:rPr>
+              <w:t>You &amp; the Clinic</w:t>
+            </w:r>
+          </w:p>
+        </w:tc>
+      </w:tr>
+      <w:tr>
+        <w:trPr>
+          <w:trHeight w:val="436"/>
+        </w:trPr>
+        <w:tc>
+          <w:tcPr>
+            <w:tcW w:w="5091" w:type="dxa"/>
+            <w:shd w:val="clear" w:color="auto" w:fill="F2F2F2" w:themeFill="background1" w:themeFillShade="F2"/>
+            <w:vAlign w:val="center"/>
+          </w:tcPr>
+          <w:p>
+            <w:pPr>
+              <w:pStyle w:val="ListParagraph"/>
+              <w:numPr>
+                <w:ilvl w:val="0"/>
+                <w:numId w:val="1"/>
+              </w:numPr>
+              <w:rPr>
+                <w:rFonts w:ascii="Arial Narrow" w:hAnsi="Arial Narrow" w:cs="Arial"/>
+                <w:sz w:val="20"/>
+                <w:szCs w:val="20"/>
+              </w:rPr>
+            </w:pPr>
+            <w:r>
+              <w:rPr>
+                <w:rFonts w:ascii="Arial Narrow" w:hAnsi="Arial Narrow" w:cs="Arial"/>
+                <w:sz w:val="20"/>
+                <w:szCs w:val="20"/>
+              </w:rPr>
+              <w:t xml:space="preserve">Do you have any other family members that attend The Clinic? </w:t>
+            </w:r>
+            <w:r>
+              <w:rPr>
+                <w:rFonts w:ascii="Arial Narrow" w:hAnsi="Arial Narrow" w:cs="Arial"/>
+                <w:sz w:val="20"/>
+                <w:szCs w:val="20"/>
+              </w:rPr>
+              <w:t xml:space="preserve">If </w:t>
+            </w:r>
+            <w:proofErr w:type="gramStart"/>
+            <w:r>
+              <w:rPr>
+                <w:rFonts w:ascii="Arial Narrow" w:hAnsi="Arial Narrow" w:cs="Arial"/>
+                <w:sz w:val="20"/>
+                <w:szCs w:val="20"/>
+              </w:rPr>
+              <w:t>so</w:t>
+            </w:r>
+            <w:proofErr w:type="gramEnd"/>
+            <w:r>
+              <w:rPr>
+                <w:rFonts w:ascii="Arial Narrow" w:hAnsi="Arial Narrow" w:cs="Arial"/>
+                <w:sz w:val="20"/>
+                <w:szCs w:val="20"/>
+              </w:rPr>
+              <w:t xml:space="preserve"> please provide details</w:t>
+            </w:r>
+          </w:p>
+        </w:tc>
+        <w:tc>
+          <w:tcPr>
+            <w:tcW w:w="573" w:type="dxa"/>
+            <w:vAlign w:val="center"/>
+          </w:tcPr>
+          <w:p>
+            <w:pPr>
+              <w:rPr>
+                <w:rFonts w:ascii="Arial Narrow" w:hAnsi="Arial Narrow" w:cs="Arial"/>
+                <w:sz w:val="20"/>
+                <w:szCs w:val="20"/>
+              </w:rPr>
+            </w:pPr>
+          </w:p>
+        </w:tc>
+        <w:tc>
+          <w:tcPr>
+            <w:tcW w:w="4644" w:type="dxa"/>
+          </w:tcPr>
+          <w:p>
+            <w:pPr>
+              <w:rPr>
+                <w:rFonts w:ascii="Arial Narrow" w:hAnsi="Arial Narrow" w:cs="Arial"/>
+                <w:sz w:val="20"/>
+                <w:szCs w:val="20"/>
+              </w:rPr>
+            </w:pPr>
+          </w:p>
+        </w:tc>
+      </w:tr>
+      <w:tr>
+        <w:trPr>
+          <w:trHeight w:val="436"/>
+        </w:trPr>
+        <w:tc>
+          <w:tcPr>
+            <w:tcW w:w="5091" w:type="dxa"/>
+            <w:shd w:val="clear" w:color="auto" w:fill="F2F2F2" w:themeFill="background1" w:themeFillShade="F2"/>
+            <w:vAlign w:val="center"/>
+          </w:tcPr>
+          <w:p>
+            <w:pPr>
+              <w:pStyle w:val="ListParagraph"/>
+              <w:numPr>
+                <w:ilvl w:val="0"/>
+                <w:numId w:val="1"/>
+              </w:numPr>
+              <w:rPr>
+                <w:rFonts w:ascii="Arial Narrow" w:hAnsi="Arial Narrow" w:cs="Arial"/>
+                <w:sz w:val="20"/>
+                <w:szCs w:val="20"/>
+              </w:rPr>
+            </w:pPr>
+            <w:r>
+              <w:rPr>
+                <w:rFonts w:ascii="Arial Narrow" w:hAnsi="Arial Narrow" w:cs="Arial"/>
+                <w:sz w:val="20"/>
+                <w:szCs w:val="20"/>
+              </w:rPr>
+              <w:t xml:space="preserve">Who </w:t>
+            </w:r>
+            <w:r>
+              <w:rPr>
+                <w:rFonts w:ascii="Arial Narrow" w:hAnsi="Arial Narrow" w:cs="Arial"/>
+                <w:sz w:val="20"/>
+                <w:szCs w:val="20"/>
+              </w:rPr>
+              <w:t>recommended The Clinic dental surgery to you?</w:t>
+            </w:r>
+          </w:p>
+        </w:tc>
+        <w:tc>
+          <w:tcPr>
+            <w:tcW w:w="573" w:type="dxa"/>
+            <w:vAlign w:val="center"/>
+          </w:tcPr>
+          <w:p>
+            <w:pPr>
+              <w:rPr>
+                <w:rFonts w:ascii="Arial Narrow" w:hAnsi="Arial Narrow" w:cs="Arial"/>
+                <w:sz w:val="20"/>
+                <w:szCs w:val="20"/>
+              </w:rPr>
+            </w:pPr>
+          </w:p>
+        </w:tc>
+        <w:tc>
+          <w:tcPr>
+            <w:tcW w:w="4644" w:type="dxa"/>
+          </w:tcPr>
+          <w:p>
+            <w:pPr>
+              <w:rPr>
+                <w:rFonts w:ascii="Arial Narrow" w:hAnsi="Arial Narrow" w:cs="Arial"/>
+                <w:sz w:val="20"/>
+                <w:szCs w:val="20"/>
+              </w:rPr>
+            </w:pPr>
+          </w:p>
+        </w:tc>
+      </w:tr>
+      <w:tr>
+        <w:trPr>
+          <w:trHeight w:val="436"/>
+        </w:trPr>
+        <w:tc>
+          <w:tcPr>
+            <w:tcW w:w="5091" w:type="dxa"/>
+            <w:shd w:val="clear" w:color="auto" w:fill="F2F2F2" w:themeFill="background1" w:themeFillShade="F2"/>
+            <w:vAlign w:val="center"/>
+          </w:tcPr>
+          <w:p>
+            <w:pPr>
+              <w:pStyle w:val="ListParagraph"/>
+              <w:numPr>
+                <w:ilvl w:val="0"/>
+                <w:numId w:val="1"/>
+              </w:numPr>
+              <w:rPr>
+                <w:rFonts w:ascii="Arial Narrow" w:hAnsi="Arial Narrow" w:cs="Arial"/>
+                <w:sz w:val="20"/>
+                <w:szCs w:val="20"/>
+              </w:rPr>
+            </w:pPr>
+            <w:r>
+              <w:rPr>
+                <w:rFonts w:ascii="Arial Narrow" w:hAnsi="Arial Narrow" w:cs="Arial"/>
+                <w:sz w:val="20"/>
+                <w:szCs w:val="20"/>
+              </w:rPr>
+              <w:t>Is there any other information that you think would be valuable to us in your dental treatment?</w:t>
+            </w:r>
+          </w:p>
+        </w:tc>
+        <w:tc>
+          <w:tcPr>
+            <w:tcW w:w="573" w:type="dxa"/>
+            <w:vAlign w:val="center"/>
+          </w:tcPr>
+          <w:p>
+            <w:pPr>
+              <w:rPr>
+                <w:rFonts w:ascii="Arial Narrow" w:hAnsi="Arial Narrow" w:cs="Arial"/>
+                <w:sz w:val="20"/>
+                <w:szCs w:val="20"/>
+              </w:rPr>
+            </w:pPr>
+          </w:p>
+        </w:tc>
+        <w:tc>
+          <w:tcPr>
+            <w:tcW w:w="4644" w:type="dxa"/>
+          </w:tcPr>
+          <w:p>
+            <w:pPr>
+              <w:rPr>
+                <w:rFonts w:ascii="Arial Narrow" w:hAnsi="Arial Narrow" w:cs="Arial"/>
+                <w:sz w:val="20"/>
+                <w:szCs w:val="20"/>
+              </w:rPr>
+            </w:pPr>
+          </w:p>
+        </w:tc>
+      </w:tr>
+    </w:tbl>
+    <w:p>
+      <w:pPr>
+        <w:spacing w:after="240" w:line="720" w:lineRule="auto"/>
+        <w:rPr>
+          <w:rFonts w:ascii="Arial" w:hAnsi="Arial" w:cs="Arial"/>
+          <w:sz w:val="2"/>
+          <w:szCs w:val="2"/>
+        </w:rPr>
+      </w:pPr>
+    </w:p>
+    <w:p>
+      <w:pPr>
+        <w:rPr>
+          <w:rFonts w:ascii="Arial" w:hAnsi="Arial" w:cs="Arial"/>
+          <w:sz w:val="2"/>
+          <w:szCs w:val="2"/>
+        </w:rPr>
+      </w:pPr>
+    </w:p>
+    <w:p>
+      <w:pPr>
+        <w:rPr>
+          <w:rFonts w:ascii="Arial" w:hAnsi="Arial" w:cs="Arial"/>
+          <w:sz w:val="20"/>
+          <w:szCs w:val="20"/>
+        </w:rPr>
+      </w:pPr>
+    </w:p>
+    <w:p>
+      <w:pPr>
+        <w:jc w:val="right"/>
+        <w:rPr>
+          <w:rFonts w:ascii="Arial" w:hAnsi="Arial" w:cs="Arial"/>
+          <w:sz w:val="20"/>
+          <w:szCs w:val="20"/>
+        </w:rPr>
+      </w:pPr>
+      <w:r>
+        <w:rPr>
+          <w:rFonts w:ascii="Arial" w:hAnsi="Arial" w:cs="Arial"/>
+          <w:sz w:val="20"/>
+          <w:szCs w:val="20"/>
+        </w:rPr>
+        <w:t>continued overleaf.</w:t>
+      </w:r>
+      <w:r>
+        <w:rPr>
+          <w:rFonts w:ascii="Arial" w:hAnsi="Arial" w:cs="Arial"/>
+          <w:sz w:val="20"/>
+          <w:szCs w:val="20"/>
+        </w:rPr>
+        <w:br w:type="page"/>
+      </w:r>
+    </w:p>
+    <w:p>
+      <w:pPr>
+        <w:spacing w:after="0" w:line="240" w:lineRule="auto"/>
+        <w:jc w:val="center"/>
+        <w:rPr>
+          <w:rFonts w:ascii="Futura Light" w:hAnsi="Futura Light" w:cs="Arial"/>
+          <w:sz w:val="28"/>
+          <w:szCs w:val="28"/>
+        </w:rPr>
+      </w:pPr>
+      <w:r>
+        <w:rPr>
+          <w:rFonts w:ascii="Futura Light" w:hAnsi="Futura Light" w:cs="Arial"/>
+          <w:sz w:val="28"/>
+          <w:szCs w:val="28"/>
+        </w:rPr>
+        <w:lastRenderedPageBreak/>
+        <w:t>confidential</w:t>
+      </w:r>
+    </w:p>
+    <w:p>
+      <w:pPr>
+        <w:spacing w:after="0" w:line="240" w:lineRule="auto"/>
+        <w:jc w:val="center"/>
+        <w:rPr>
+          <w:rFonts w:ascii="Futura Light" w:hAnsi="Futura Light" w:cs="Arial"/>
+          <w:sz w:val="28"/>
+          <w:szCs w:val="28"/>
+        </w:rPr>
+      </w:pPr>
+      <w:proofErr w:type="spellStart"/>
+      <w:r>
+        <w:rPr>
+          <w:rFonts w:ascii="Futura Light" w:hAnsi="Futura Light" w:cs="Arial"/>
+          <w:sz w:val="28"/>
+          <w:szCs w:val="28"/>
+        </w:rPr>
+        <w:t>medicalhistoryquestionnaire</w:t>
+      </w:r>
+      <w:proofErr w:type="spellEnd"/>
+    </w:p>
+    <w:p>
+      <w:pPr>
+        <w:spacing w:after="0"/>
+        <w:rPr>
+          <w:rFonts w:ascii="Arial" w:hAnsi="Arial" w:cs="Arial"/>
+          <w:sz w:val="20"/>
+          <w:szCs w:val="20"/>
+        </w:rPr>
+      </w:pPr>
+    </w:p>
+    <w:tbl>
+      <w:tblPr>
+        <w:tblStyle w:val="TableGrid"/>
+        <w:tblW w:w="10298" w:type="dxa"/>
         <w:tblBorders>
           <w:top w:val="none" w:sz="0" w:space="0" w:color="auto"/>
           <w:left w:val="none" w:sz="0" w:space="0" w:color="auto"/>
@@ -454,12 +2353,12 @@
         <w:tblLook w:val="04A0" w:firstRow="1" w:lastRow="0" w:firstColumn="1" w:lastColumn="0" w:noHBand="0" w:noVBand="1"/>
       </w:tblPr>
       <w:tblPr>
-        <w:tblW w:w="10600"/>
+        <w:tblW w:w="10300"/>
       </w:tblPr>
       <w:tblGrid>
-        <w:gridCol w:w="5382"/>
-        <w:gridCol w:w="567"/>
-        <w:gridCol w:w="4813"/>
+        <w:gridCol w:w="5091"/>
+        <w:gridCol w:w="573"/>
+        <w:gridCol w:w="4634"/>
       </w:tblGrid>
       <w:tr>
         <w:trPr>
@@ -467,45 +2366,31 @@
         </w:trPr>
         <w:tc>
           <w:tcPr>
-            <w:tcW w:w="5382" w:type="dxa"/>
+            <w:tcW w:w="5091" w:type="dxa"/>
             <w:vAlign w:val="bottom"/>
           </w:tcPr>
           <w:p>
             <w:pPr>
               <w:jc w:val="center"/>
               <w:rPr>
-                <w:rFonts w:ascii="Arial" w:hAnsi="Arial" w:cs="Arial"/>
+                <w:rFonts w:ascii="Arial Narrow" w:hAnsi="Arial Narrow" w:cs="Arial"/>
                 <w:b/>
                 <w:bCs/>
-                <w:sz w:val="22"/>
-                <w:szCs w:val="22"/>
-              </w:rPr>
-            </w:pPr>
-            <w:r>
-              <w:rPr>
-                <w:rFonts w:ascii="Arial" w:hAnsi="Arial" w:cs="Arial"/>
+              </w:rPr>
+            </w:pPr>
+            <w:r>
+              <w:rPr>
+                <w:rFonts w:ascii="Arial Narrow" w:hAnsi="Arial Narrow" w:cs="Arial"/>
                 <w:b/>
                 <w:bCs/>
-                <w:sz w:val="22"/>
-                <w:szCs w:val="22"/>
-              </w:rPr>
-              <w:t xml:space="preserve">Medical </w:t>
-            </w:r>
-            <w:r>
-              <w:rPr>
-                <w:rFonts w:ascii="Arial" w:hAnsi="Arial" w:cs="Arial"/>
-                <w:b/>
-                <w:bCs/>
-                <w:sz w:val="22"/>
-                <w:szCs w:val="22"/>
-              </w:rPr>
-              <w:t>History</w:t>
-            </w:r>
-          </w:p>
-        </w:tc>
-        <w:tc>
-          <w:tcPr>
-            <w:tcW w:w="567" w:type="dxa"/>
+              </w:rPr>
+              <w:t>Medical History</w:t>
+            </w:r>
+          </w:p>
+        </w:tc>
+        <w:tc>
+          <w:tcPr>
+            <w:tcW w:w="573" w:type="dxa"/>
             <w:vAlign w:val="bottom"/>
           </w:tcPr>
           <w:p>
@@ -515,8 +2400,8 @@
                 <w:rFonts w:ascii="Wingdings 2" w:hAnsi="Wingdings 2" w:cs="Arial"/>
                 <w:b/>
                 <w:bCs/>
-                <w:sz w:val="22"/>
-                <w:szCs w:val="22"/>
+                <w:sz w:val="28"/>
+                <w:szCs w:val="28"/>
               </w:rPr>
             </w:pPr>
             <w:r>
@@ -524,8 +2409,8 @@
                 <w:rFonts w:ascii="Wingdings 2" w:hAnsi="Wingdings 2" w:cs="Arial"/>
                 <w:b/>
                 <w:bCs/>
-                <w:sz w:val="22"/>
-                <w:szCs w:val="22"/>
+                <w:sz w:val="28"/>
+                <w:szCs w:val="28"/>
               </w:rPr>
               <w:t>P</w:t>
             </w:r>
@@ -533,29 +2418,25 @@
         </w:tc>
         <w:tc>
           <w:tcPr>
-            <w:tcW w:w="4813" w:type="dxa"/>
+            <w:tcW w:w="4634" w:type="dxa"/>
             <w:vAlign w:val="bottom"/>
           </w:tcPr>
           <w:p>
             <w:pPr>
               <w:jc w:val="center"/>
               <w:rPr>
-                <w:rFonts w:ascii="Arial" w:hAnsi="Arial" w:cs="Arial"/>
+                <w:rFonts w:ascii="Arial Narrow" w:hAnsi="Arial Narrow" w:cs="Arial"/>
                 <w:b/>
                 <w:bCs/>
-                <w:sz w:val="22"/>
-                <w:szCs w:val="22"/>
-              </w:rPr>
-            </w:pPr>
-            <w:r>
-              <w:rPr>
-                <w:rFonts w:ascii="Arial" w:hAnsi="Arial" w:cs="Arial"/>
+              </w:rPr>
+            </w:pPr>
+            <w:r>
+              <w:rPr>
+                <w:rFonts w:ascii="Arial Narrow" w:hAnsi="Arial Narrow" w:cs="Arial"/>
                 <w:b/>
                 <w:bCs/>
-                <w:sz w:val="22"/>
-                <w:szCs w:val="22"/>
-              </w:rPr>
-              <w:t>Notes / Medication</w:t>
+              </w:rPr>
+              <w:t>Additional Comment</w:t>
             </w:r>
           </w:p>
         </w:tc>
@@ -573,25 +2454,31 @@
     <w:tbl>
       <w:tblPr>
         <w:tblStyle w:val="TableGrid"/>
-        <w:tblW w:w="10764" w:type="dxa"/>
+        <w:tblW w:w="10312" w:type="dxa"/>
         <w:tblLayout w:type="fixed"/>
         <w:tblLook w:val="04A0" w:firstRow="1" w:lastRow="0" w:firstColumn="1" w:lastColumn="0" w:noHBand="0" w:noVBand="1"/>
       </w:tblPr>
       <w:tblPr>
-        <w:tblW w:w="10600"/>
+        <w:tblW w:w="10300"/>
       </w:tblPr>
       <w:tblGrid>
         <w:gridCol w:w="2690"/>
-        <w:gridCol w:w="2692"/>
-        <w:gridCol w:w="569"/>
-        <w:gridCol w:w="4813"/>
+        <w:gridCol w:w="2387"/>
+        <w:gridCol w:w="601"/>
+        <w:gridCol w:w="4634"/>
       </w:tblGrid>
       <w:tr>
+        <w:trPr>
+          <w:trHeight w:val="372"/>
+        </w:trPr>
         <w:tc>
           <w:tcPr>
             <w:tcW w:w="2690" w:type="dxa"/>
           </w:tcPr>
           <w:tcPr>
+            <w:noWrap/>
+          </w:tcPr>
+          <w:tcPr>
             <w:vAlign w:val="center"/>
           </w:tcPr>
           <w:tcPr>
@@ -602,6 +2489,7 @@
           </w:tcPr>
           <w:p>
             <w:pPr>
+              <w:jc w:val="left"/>
               <w:rPr>
                 <w:rFonts w:ascii="Arial" w:hAnsi="Arial" w:cs="Arial"/>
                 <w:sz w:val="20"/>
@@ -610,8 +2498,9 @@
             </w:pPr>
             <w:r>
               <w:rPr>
-                <w:rFonts w:ascii="Arial" w:hAnsi="Arial" w:cs="Arial" w:eastAsia="Arial"/>
-                <w:sz w:val="20"/>
+                <w:rFonts w:ascii="Arial Narrow" w:hAnsi="Arial Narrow" w:cs="Arial Narrow" w:eastAsia="Arial Narrow"/>
+                <w:sz w:val="20"/>
+                <w:b w:val="on"/>
               </w:rPr>
               <w:t>Allergy</w:t>
             </w:r>
@@ -619,14 +2508,18 @@
         </w:tc>
         <w:tc>
           <w:tcPr>
-            <w:tcW w:w="2692" w:type="dxa"/>
+            <w:tcW w:w="2387" w:type="dxa"/>
             <w:shd w:color="auto" w:val="clear" w:fill="F2F2F2"/>
           </w:tcPr>
           <w:tcPr>
-            <w:vAlign w:val="center"/>
-          </w:tcPr>
-          <w:p>
-            <w:pPr>
+            <w:noWrap/>
+          </w:tcPr>
+          <w:tcPr>
+            <w:vAlign w:val="center"/>
+          </w:tcPr>
+          <w:p>
+            <w:pPr>
+              <w:jc w:val="left"/>
               <w:rPr>
                 <w:rFonts w:ascii="Arial" w:hAnsi="Arial" w:cs="Arial"/>
                 <w:sz w:val="20"/>
@@ -635,8 +2528,9 @@
             </w:pPr>
             <w:r>
               <w:rPr>
-                <w:rFonts w:ascii="Arial" w:hAnsi="Arial" w:cs="Arial" w:eastAsia="Arial"/>
-                <w:sz w:val="20"/>
+                <w:rFonts w:ascii="Arial Narrow" w:hAnsi="Arial Narrow" w:cs="Arial Narrow" w:eastAsia="Arial Narrow"/>
+                <w:sz w:val="20"/>
+                <w:b w:val="off"/>
               </w:rPr>
               <w:t>Adrenalin</w:t>
             </w:r>
@@ -644,7 +2538,7 @@
         </w:tc>
         <w:tc>
           <w:tcPr>
-            <w:tcW w:w="569" w:type="dxa"/>
+            <w:tcW w:w="601" w:type="dxa"/>
             <w:shd w:color="auto" w:val="clear" w:fill="F2F2F2"/>
           </w:tcPr>
           <w:p>
@@ -659,21 +2553,24 @@
         </w:tc>
         <w:tc>
           <w:tcPr>
-            <w:tcW w:w="4813" w:type="dxa"/>
+            <w:tcW w:w="4634" w:type="dxa"/>
             <w:shd w:color="auto" w:val="clear" w:fill="F2F2F2"/>
           </w:tcPr>
           <w:p>
             <w:pPr>
               <w:rPr>
-                <w:rFonts w:ascii="Arial" w:hAnsi="Arial" w:cs="Arial"/>
-                <w:sz w:val="20"/>
-                <w:szCs w:val="20"/>
-              </w:rPr>
-            </w:pPr>
-          </w:p>
-        </w:tc>
-      </w:tr>
-      <w:tr>
+                <w:rFonts w:ascii="Arial Narrow" w:hAnsi="Arial Narrow" w:cs="Arial"/>
+                <w:sz w:val="16"/>
+                <w:szCs w:val="16"/>
+              </w:rPr>
+            </w:pPr>
+          </w:p>
+        </w:tc>
+      </w:tr>
+      <w:tr>
+        <w:trPr>
+          <w:trHeight w:val="380" w:hRule="exact"/>
+        </w:trPr>
         <w:tc>
           <w:tcPr>
             <w:vMerge w:val="continue"/>
@@ -682,13 +2579,20 @@
         </w:tc>
         <w:tc>
           <w:tcPr>
-            <w:vAlign w:val="center"/>
-          </w:tcPr>
-          <w:p>
-            <w:r>
-              <w:rPr>
-                <w:rFonts w:ascii="Arial" w:hAnsi="Arial" w:cs="Arial" w:eastAsia="Arial"/>
-                <w:sz w:val="20"/>
+            <w:noWrap/>
+          </w:tcPr>
+          <w:tcPr>
+            <w:vAlign w:val="center"/>
+          </w:tcPr>
+          <w:p>
+            <w:pPr>
+              <w:jc w:val="left"/>
+            </w:pPr>
+            <w:r>
+              <w:rPr>
+                <w:rFonts w:ascii="Arial Narrow" w:hAnsi="Arial Narrow" w:cs="Arial Narrow" w:eastAsia="Arial Narrow"/>
+                <w:sz w:val="20"/>
+                <w:b w:val="off"/>
               </w:rPr>
               <w:t>Eczema</w:t>
             </w:r>
@@ -702,6 +2606,9 @@
         </w:tc>
       </w:tr>
       <w:tr>
+        <w:trPr>
+          <w:trHeight w:val="380" w:hRule="exact"/>
+        </w:trPr>
         <w:tc>
           <w:tcPr>
             <w:vMerge w:val="continue"/>
@@ -711,13 +2618,20 @@
         <w:tc>
           <w:tcPr>
             <w:shd w:color="auto" w:val="clear" w:fill="F2F2F2"/>
-            <w:vAlign w:val="center"/>
-          </w:tcPr>
-          <w:p>
-            <w:r>
-              <w:rPr>
-                <w:rFonts w:ascii="Arial" w:hAnsi="Arial" w:cs="Arial" w:eastAsia="Arial"/>
-                <w:sz w:val="20"/>
+            <w:noWrap/>
+          </w:tcPr>
+          <w:tcPr>
+            <w:vAlign w:val="center"/>
+          </w:tcPr>
+          <w:p>
+            <w:pPr>
+              <w:jc w:val="left"/>
+            </w:pPr>
+            <w:r>
+              <w:rPr>
+                <w:rFonts w:ascii="Arial Narrow" w:hAnsi="Arial Narrow" w:cs="Arial Narrow" w:eastAsia="Arial Narrow"/>
+                <w:sz w:val="20"/>
+                <w:b w:val="off"/>
               </w:rPr>
               <w:t>Hay fever</w:t>
             </w:r>
@@ -737,6 +2651,9 @@
         </w:tc>
       </w:tr>
       <w:tr>
+        <w:trPr>
+          <w:trHeight w:val="380" w:hRule="exact"/>
+        </w:trPr>
         <w:tc>
           <w:tcPr>
             <w:vMerge w:val="continue"/>
@@ -745,13 +2662,20 @@
         </w:tc>
         <w:tc>
           <w:tcPr>
-            <w:vAlign w:val="center"/>
-          </w:tcPr>
-          <w:p>
-            <w:r>
-              <w:rPr>
-                <w:rFonts w:ascii="Arial" w:hAnsi="Arial" w:cs="Arial" w:eastAsia="Arial"/>
-                <w:sz w:val="20"/>
+            <w:noWrap/>
+          </w:tcPr>
+          <w:tcPr>
+            <w:vAlign w:val="center"/>
+          </w:tcPr>
+          <w:p>
+            <w:pPr>
+              <w:jc w:val="left"/>
+            </w:pPr>
+            <w:r>
+              <w:rPr>
+                <w:rFonts w:ascii="Arial Narrow" w:hAnsi="Arial Narrow" w:cs="Arial Narrow" w:eastAsia="Arial Narrow"/>
+                <w:sz w:val="20"/>
+                <w:b w:val="off"/>
               </w:rPr>
               <w:t>Latex</w:t>
             </w:r>
@@ -765,6 +2689,9 @@
         </w:tc>
       </w:tr>
       <w:tr>
+        <w:trPr>
+          <w:trHeight w:val="380" w:hRule="exact"/>
+        </w:trPr>
         <w:tc>
           <w:tcPr>
             <w:vMerge w:val="continue"/>
@@ -774,13 +2701,20 @@
         <w:tc>
           <w:tcPr>
             <w:shd w:color="auto" w:val="clear" w:fill="F2F2F2"/>
-            <w:vAlign w:val="center"/>
-          </w:tcPr>
-          <w:p>
-            <w:r>
-              <w:rPr>
-                <w:rFonts w:ascii="Arial" w:hAnsi="Arial" w:cs="Arial" w:eastAsia="Arial"/>
-                <w:sz w:val="20"/>
+            <w:noWrap/>
+          </w:tcPr>
+          <w:tcPr>
+            <w:vAlign w:val="center"/>
+          </w:tcPr>
+          <w:p>
+            <w:pPr>
+              <w:jc w:val="left"/>
+            </w:pPr>
+            <w:r>
+              <w:rPr>
+                <w:rFonts w:ascii="Arial Narrow" w:hAnsi="Arial Narrow" w:cs="Arial Narrow" w:eastAsia="Arial Narrow"/>
+                <w:sz w:val="20"/>
+                <w:b w:val="off"/>
               </w:rPr>
               <w:t>Penecillen</w:t>
             </w:r>
@@ -800,6 +2734,383 @@
         </w:tc>
       </w:tr>
       <w:tr>
+        <w:trPr>
+          <w:trHeight w:val="400" w:hRule="exact"/>
+        </w:trPr>
+        <w:tc>
+          <w:tcPr>
+            <w:noWrap/>
+          </w:tcPr>
+          <w:tcPr>
+            <w:vAlign w:val="center"/>
+          </w:tcPr>
+          <w:tcPr>
+            <w:hMerge w:val="restart"/>
+          </w:tcPr>
+          <w:p>
+            <w:pPr>
+              <w:jc w:val="left"/>
+            </w:pPr>
+            <w:r>
+              <w:rPr>
+                <w:rFonts w:ascii="Arial Narrow" w:hAnsi="Arial Narrow" w:cs="Arial Narrow" w:eastAsia="Arial Narrow"/>
+                <w:sz w:val="20"/>
+                <w:b w:val="on"/>
+              </w:rPr>
+              <w:t>Arthritus</w:t>
+            </w:r>
+          </w:p>
+        </w:tc>
+        <w:tc>
+          <w:tcPr>
+            <w:hMerge w:val="continue"/>
+          </w:tcPr>
+          <w:p/>
+        </w:tc>
+        <w:tc>
+          <w:p/>
+        </w:tc>
+        <w:tc>
+          <w:p/>
+        </w:tc>
+      </w:tr>
+      <w:tr>
+        <w:trPr>
+          <w:trHeight w:val="400" w:hRule="exact"/>
+        </w:trPr>
+        <w:tc>
+          <w:tcPr>
+            <w:shd w:color="auto" w:val="clear" w:fill="F2F2F2"/>
+            <w:noWrap/>
+          </w:tcPr>
+          <w:tcPr>
+            <w:vAlign w:val="center"/>
+          </w:tcPr>
+          <w:tcPr>
+            <w:hMerge w:val="restart"/>
+          </w:tcPr>
+          <w:p>
+            <w:pPr>
+              <w:jc w:val="left"/>
+            </w:pPr>
+            <w:r>
+              <w:rPr>
+                <w:rFonts w:ascii="Arial Narrow" w:hAnsi="Arial Narrow" w:cs="Arial Narrow" w:eastAsia="Arial Narrow"/>
+                <w:sz w:val="20"/>
+                <w:b w:val="on"/>
+              </w:rPr>
+              <w:t>Bruise easily/bleed abnormally post injury/surgery</w:t>
+            </w:r>
+          </w:p>
+        </w:tc>
+        <w:tc>
+          <w:tcPr>
+            <w:hMerge w:val="continue"/>
+          </w:tcPr>
+          <w:p/>
+        </w:tc>
+        <w:tc>
+          <w:tcPr>
+            <w:shd w:color="auto" w:val="clear" w:fill="F2F2F2"/>
+          </w:tcPr>
+          <w:p/>
+        </w:tc>
+        <w:tc>
+          <w:tcPr>
+            <w:shd w:color="auto" w:val="clear" w:fill="F2F2F2"/>
+          </w:tcPr>
+          <w:p/>
+        </w:tc>
+      </w:tr>
+      <w:tr>
+        <w:trPr>
+          <w:trHeight w:val="400" w:hRule="exact"/>
+        </w:trPr>
+        <w:tc>
+          <w:tcPr>
+            <w:noWrap/>
+          </w:tcPr>
+          <w:tcPr>
+            <w:vAlign w:val="center"/>
+          </w:tcPr>
+          <w:tcPr>
+            <w:hMerge w:val="restart"/>
+          </w:tcPr>
+          <w:p>
+            <w:pPr>
+              <w:jc w:val="left"/>
+            </w:pPr>
+            <w:r>
+              <w:rPr>
+                <w:rFonts w:ascii="Arial Narrow" w:hAnsi="Arial Narrow" w:cs="Arial Narrow" w:eastAsia="Arial Narrow"/>
+                <w:sz w:val="20"/>
+                <w:b w:val="on"/>
+              </w:rPr>
+              <w:t>Chorea (St Vitus dance)</w:t>
+            </w:r>
+          </w:p>
+        </w:tc>
+        <w:tc>
+          <w:tcPr>
+            <w:hMerge w:val="continue"/>
+          </w:tcPr>
+          <w:p/>
+        </w:tc>
+        <w:tc>
+          <w:p/>
+        </w:tc>
+        <w:tc>
+          <w:p/>
+        </w:tc>
+      </w:tr>
+      <w:tr>
+        <w:trPr>
+          <w:trHeight w:val="400" w:hRule="exact"/>
+        </w:trPr>
+        <w:tc>
+          <w:tcPr>
+            <w:shd w:color="auto" w:val="clear" w:fill="F2F2F2"/>
+            <w:noWrap/>
+          </w:tcPr>
+          <w:tcPr>
+            <w:vAlign w:val="center"/>
+          </w:tcPr>
+          <w:tcPr>
+            <w:hMerge w:val="restart"/>
+          </w:tcPr>
+          <w:p>
+            <w:pPr>
+              <w:jc w:val="left"/>
+            </w:pPr>
+            <w:r>
+              <w:rPr>
+                <w:rFonts w:ascii="Arial Narrow" w:hAnsi="Arial Narrow" w:cs="Arial Narrow" w:eastAsia="Arial Narrow"/>
+                <w:sz w:val="20"/>
+                <w:b w:val="on"/>
+              </w:rPr>
+              <w:t>Cold sores (herpes)</w:t>
+            </w:r>
+          </w:p>
+        </w:tc>
+        <w:tc>
+          <w:tcPr>
+            <w:hMerge w:val="continue"/>
+          </w:tcPr>
+          <w:p/>
+        </w:tc>
+        <w:tc>
+          <w:tcPr>
+            <w:shd w:color="auto" w:val="clear" w:fill="F2F2F2"/>
+          </w:tcPr>
+          <w:p/>
+        </w:tc>
+        <w:tc>
+          <w:tcPr>
+            <w:shd w:color="auto" w:val="clear" w:fill="F2F2F2"/>
+          </w:tcPr>
+          <w:p/>
+        </w:tc>
+      </w:tr>
+      <w:tr>
+        <w:trPr>
+          <w:trHeight w:val="400" w:hRule="exact"/>
+        </w:trPr>
+        <w:tc>
+          <w:tcPr>
+            <w:noWrap/>
+          </w:tcPr>
+          <w:tcPr>
+            <w:vAlign w:val="center"/>
+          </w:tcPr>
+          <w:tcPr>
+            <w:hMerge w:val="restart"/>
+          </w:tcPr>
+          <w:p>
+            <w:pPr>
+              <w:jc w:val="left"/>
+            </w:pPr>
+            <w:r>
+              <w:rPr>
+                <w:rFonts w:ascii="Arial Narrow" w:hAnsi="Arial Narrow" w:cs="Arial Narrow" w:eastAsia="Arial Narrow"/>
+                <w:sz w:val="20"/>
+                <w:b w:val="on"/>
+              </w:rPr>
+              <w:t>Diabetes</w:t>
+            </w:r>
+          </w:p>
+        </w:tc>
+        <w:tc>
+          <w:tcPr>
+            <w:hMerge w:val="continue"/>
+          </w:tcPr>
+          <w:p/>
+        </w:tc>
+        <w:tc>
+          <w:p/>
+        </w:tc>
+        <w:tc>
+          <w:p/>
+        </w:tc>
+      </w:tr>
+      <w:tr>
+        <w:trPr>
+          <w:trHeight w:val="400" w:hRule="exact"/>
+        </w:trPr>
+        <w:tc>
+          <w:tcPr>
+            <w:shd w:color="auto" w:val="clear" w:fill="F2F2F2"/>
+            <w:noWrap/>
+          </w:tcPr>
+          <w:tcPr>
+            <w:vAlign w:val="center"/>
+          </w:tcPr>
+          <w:tcPr>
+            <w:hMerge w:val="restart"/>
+          </w:tcPr>
+          <w:p>
+            <w:pPr>
+              <w:jc w:val="left"/>
+            </w:pPr>
+            <w:r>
+              <w:rPr>
+                <w:rFonts w:ascii="Arial Narrow" w:hAnsi="Arial Narrow" w:cs="Arial Narrow" w:eastAsia="Arial Narrow"/>
+                <w:sz w:val="20"/>
+                <w:b w:val="on"/>
+              </w:rPr>
+              <w:t>Epilepsy</w:t>
+            </w:r>
+          </w:p>
+        </w:tc>
+        <w:tc>
+          <w:tcPr>
+            <w:hMerge w:val="continue"/>
+          </w:tcPr>
+          <w:p/>
+        </w:tc>
+        <w:tc>
+          <w:tcPr>
+            <w:shd w:color="auto" w:val="clear" w:fill="F2F2F2"/>
+          </w:tcPr>
+          <w:p/>
+        </w:tc>
+        <w:tc>
+          <w:tcPr>
+            <w:shd w:color="auto" w:val="clear" w:fill="F2F2F2"/>
+          </w:tcPr>
+          <w:p/>
+        </w:tc>
+      </w:tr>
+      <w:tr>
+        <w:trPr>
+          <w:trHeight w:val="400" w:hRule="exact"/>
+        </w:trPr>
+        <w:tc>
+          <w:tcPr>
+            <w:noWrap/>
+          </w:tcPr>
+          <w:tcPr>
+            <w:vAlign w:val="center"/>
+          </w:tcPr>
+          <w:tcPr>
+            <w:hMerge w:val="restart"/>
+          </w:tcPr>
+          <w:p>
+            <w:pPr>
+              <w:jc w:val="left"/>
+            </w:pPr>
+            <w:r>
+              <w:rPr>
+                <w:rFonts w:ascii="Arial Narrow" w:hAnsi="Arial Narrow" w:cs="Arial Narrow" w:eastAsia="Arial Narrow"/>
+                <w:sz w:val="20"/>
+                <w:b w:val="on"/>
+              </w:rPr>
+              <w:t>Fainting attacks, blackouts, giddiness</w:t>
+            </w:r>
+          </w:p>
+        </w:tc>
+        <w:tc>
+          <w:tcPr>
+            <w:hMerge w:val="continue"/>
+          </w:tcPr>
+          <w:p/>
+        </w:tc>
+        <w:tc>
+          <w:p/>
+        </w:tc>
+        <w:tc>
+          <w:p/>
+        </w:tc>
+      </w:tr>
+      <w:tr>
+        <w:trPr>
+          <w:trHeight w:val="400" w:hRule="exact"/>
+        </w:trPr>
+        <w:tc>
+          <w:tcPr>
+            <w:noWrap/>
+          </w:tcPr>
+          <w:tcPr>
+            <w:vAlign w:val="center"/>
+          </w:tcPr>
+          <w:tcPr>
+            <w:vMerge w:val="restart"/>
+          </w:tcPr>
+          <w:tcPr>
+            <w:vAlign w:val="center"/>
+          </w:tcPr>
+          <w:p>
+            <w:pPr>
+              <w:jc w:val="left"/>
+            </w:pPr>
+            <w:r>
+              <w:rPr>
+                <w:rFonts w:ascii="Arial Narrow" w:hAnsi="Arial Narrow" w:cs="Arial Narrow" w:eastAsia="Arial Narrow"/>
+                <w:sz w:val="20"/>
+                <w:b w:val="on"/>
+              </w:rPr>
+              <w:t>Heart-related</w:t>
+            </w:r>
+          </w:p>
+        </w:tc>
+        <w:tc>
+          <w:tcPr>
+            <w:shd w:color="auto" w:val="clear" w:fill="F2F2F2"/>
+            <w:noWrap/>
+          </w:tcPr>
+          <w:tcPr>
+            <w:vAlign w:val="center"/>
+          </w:tcPr>
+          <w:p>
+            <w:pPr>
+              <w:jc w:val="left"/>
+            </w:pPr>
+            <w:r>
+              <w:rPr>
+                <w:rFonts w:ascii="Arial Narrow" w:hAnsi="Arial Narrow" w:cs="Arial Narrow" w:eastAsia="Arial Narrow"/>
+                <w:sz w:val="20"/>
+                <w:b w:val="off"/>
+              </w:rPr>
+              <w:t>Angina</w:t>
+            </w:r>
+          </w:p>
+        </w:tc>
+        <w:tc>
+          <w:tcPr>
+            <w:shd w:color="auto" w:val="clear" w:fill="F2F2F2"/>
+          </w:tcPr>
+          <w:p/>
+        </w:tc>
+        <w:tc>
+          <w:tcPr>
+            <w:shd w:color="auto" w:val="clear" w:fill="F2F2F2"/>
+          </w:tcPr>
+          <w:p/>
+        </w:tc>
+      </w:tr>
+      <w:tr>
+        <w:trPr>
+          <w:trHeight w:val="380" w:hRule="exact"/>
+        </w:trPr>
         <w:tc>
           <w:tcPr>
             <w:vMerge w:val="continue"/>
@@ -808,41 +3119,185 @@
         </w:tc>
         <w:tc>
           <w:tcPr>
-            <w:vAlign w:val="center"/>
-          </w:tcPr>
-          <w:p>
-            <w:r>
-              <w:rPr>
-                <w:rFonts w:ascii="Arial" w:hAnsi="Arial" w:cs="Arial" w:eastAsia="Arial"/>
-                <w:sz w:val="20"/>
-              </w:rPr>
-              <w:t>Other ...</w:t>
-            </w:r>
-          </w:p>
-        </w:tc>
-        <w:tc>
-          <w:p/>
-        </w:tc>
-        <w:tc>
-          <w:p/>
-        </w:tc>
-      </w:tr>
-      <w:tr>
+            <w:noWrap/>
+          </w:tcPr>
+          <w:tcPr>
+            <w:vAlign w:val="center"/>
+          </w:tcPr>
+          <w:p>
+            <w:pPr>
+              <w:jc w:val="left"/>
+            </w:pPr>
+            <w:r>
+              <w:rPr>
+                <w:rFonts w:ascii="Arial Narrow" w:hAnsi="Arial Narrow" w:cs="Arial Narrow" w:eastAsia="Arial Narrow"/>
+                <w:sz w:val="20"/>
+                <w:b w:val="off"/>
+              </w:rPr>
+              <w:t>Had previous heart surgery</w:t>
+            </w:r>
+          </w:p>
+        </w:tc>
+        <w:tc>
+          <w:p/>
+        </w:tc>
+        <w:tc>
+          <w:p/>
+        </w:tc>
+      </w:tr>
+      <w:tr>
+        <w:trPr>
+          <w:trHeight w:val="380" w:hRule="exact"/>
+        </w:trPr>
+        <w:tc>
+          <w:tcPr>
+            <w:vMerge w:val="continue"/>
+          </w:tcPr>
+          <w:p/>
+        </w:tc>
         <w:tc>
           <w:tcPr>
             <w:shd w:color="auto" w:val="clear" w:fill="F2F2F2"/>
+            <w:noWrap/>
+          </w:tcPr>
+          <w:tcPr>
+            <w:vAlign w:val="center"/>
+          </w:tcPr>
+          <w:p>
+            <w:pPr>
+              <w:jc w:val="left"/>
+            </w:pPr>
+            <w:r>
+              <w:rPr>
+                <w:rFonts w:ascii="Arial Narrow" w:hAnsi="Arial Narrow" w:cs="Arial Narrow" w:eastAsia="Arial Narrow"/>
+                <w:sz w:val="20"/>
+                <w:b w:val="off"/>
+              </w:rPr>
+              <w:t>Have a pacemaker</w:t>
+            </w:r>
+          </w:p>
+        </w:tc>
+        <w:tc>
+          <w:tcPr>
+            <w:shd w:color="auto" w:val="clear" w:fill="F2F2F2"/>
+          </w:tcPr>
+          <w:p/>
+        </w:tc>
+        <w:tc>
+          <w:tcPr>
+            <w:shd w:color="auto" w:val="clear" w:fill="F2F2F2"/>
+          </w:tcPr>
+          <w:p/>
+        </w:tc>
+      </w:tr>
+      <w:tr>
+        <w:trPr>
+          <w:trHeight w:val="380" w:hRule="exact"/>
+        </w:trPr>
+        <w:tc>
+          <w:tcPr>
+            <w:vMerge w:val="continue"/>
+          </w:tcPr>
+          <w:p/>
+        </w:tc>
+        <w:tc>
+          <w:tcPr>
+            <w:noWrap/>
+          </w:tcPr>
+          <w:tcPr>
+            <w:vAlign w:val="center"/>
+          </w:tcPr>
+          <w:p>
+            <w:pPr>
+              <w:jc w:val="left"/>
+            </w:pPr>
+            <w:r>
+              <w:rPr>
+                <w:rFonts w:ascii="Arial Narrow" w:hAnsi="Arial Narrow" w:cs="Arial Narrow" w:eastAsia="Arial Narrow"/>
+                <w:sz w:val="20"/>
+                <w:b w:val="off"/>
+              </w:rPr>
+              <w:t>Heart murmur</w:t>
+            </w:r>
+          </w:p>
+        </w:tc>
+        <w:tc>
+          <w:p/>
+        </w:tc>
+        <w:tc>
+          <w:p/>
+        </w:tc>
+      </w:tr>
+      <w:tr>
+        <w:trPr>
+          <w:trHeight w:val="380" w:hRule="exact"/>
+        </w:trPr>
+        <w:tc>
+          <w:tcPr>
+            <w:vMerge w:val="continue"/>
+          </w:tcPr>
+          <w:p/>
+        </w:tc>
+        <w:tc>
+          <w:tcPr>
+            <w:shd w:color="auto" w:val="clear" w:fill="F2F2F2"/>
+            <w:noWrap/>
+          </w:tcPr>
+          <w:tcPr>
+            <w:vAlign w:val="center"/>
+          </w:tcPr>
+          <w:p>
+            <w:pPr>
+              <w:jc w:val="left"/>
+            </w:pPr>
+            <w:r>
+              <w:rPr>
+                <w:rFonts w:ascii="Arial Narrow" w:hAnsi="Arial Narrow" w:cs="Arial Narrow" w:eastAsia="Arial Narrow"/>
+                <w:sz w:val="20"/>
+                <w:b w:val="off"/>
+              </w:rPr>
+              <w:t>High blood pressure</w:t>
+            </w:r>
+          </w:p>
+        </w:tc>
+        <w:tc>
+          <w:tcPr>
+            <w:shd w:color="auto" w:val="clear" w:fill="F2F2F2"/>
+          </w:tcPr>
+          <w:p/>
+        </w:tc>
+        <w:tc>
+          <w:tcPr>
+            <w:shd w:color="auto" w:val="clear" w:fill="F2F2F2"/>
+          </w:tcPr>
+          <w:p/>
+        </w:tc>
+      </w:tr>
+      <w:tr>
+        <w:trPr>
+          <w:trHeight w:val="400" w:hRule="exact"/>
+        </w:trPr>
+        <w:tc>
+          <w:tcPr>
+            <w:noWrap/>
+          </w:tcPr>
+          <w:tcPr>
             <w:vAlign w:val="center"/>
           </w:tcPr>
           <w:tcPr>
             <w:hMerge w:val="restart"/>
           </w:tcPr>
           <w:p>
-            <w:r>
-              <w:rPr>
-                <w:rFonts w:ascii="Arial" w:hAnsi="Arial" w:cs="Arial" w:eastAsia="Arial"/>
-                <w:sz w:val="20"/>
-              </w:rPr>
-              <w:t>Arthritus</w:t>
+            <w:pPr>
+              <w:jc w:val="left"/>
+            </w:pPr>
+            <w:r>
+              <w:rPr>
+                <w:rFonts w:ascii="Arial Narrow" w:hAnsi="Arial Narrow" w:cs="Arial Narrow" w:eastAsia="Arial Narrow"/>
+                <w:sz w:val="20"/>
+                <w:b w:val="on"/>
+              </w:rPr>
+              <w:t>Infectious diseases</w:t>
             </w:r>
           </w:p>
         </w:tc>
@@ -853,8 +3308,44 @@
           <w:p/>
         </w:tc>
         <w:tc>
+          <w:p/>
+        </w:tc>
+        <w:tc>
+          <w:p/>
+        </w:tc>
+      </w:tr>
+      <w:tr>
+        <w:trPr>
+          <w:trHeight w:val="400" w:hRule="exact"/>
+        </w:trPr>
+        <w:tc>
           <w:tcPr>
             <w:shd w:color="auto" w:val="clear" w:fill="F2F2F2"/>
+            <w:noWrap/>
+          </w:tcPr>
+          <w:tcPr>
+            <w:vAlign w:val="center"/>
+          </w:tcPr>
+          <w:tcPr>
+            <w:hMerge w:val="restart"/>
+          </w:tcPr>
+          <w:p>
+            <w:pPr>
+              <w:jc w:val="left"/>
+            </w:pPr>
+            <w:r>
+              <w:rPr>
+                <w:rFonts w:ascii="Arial Narrow" w:hAnsi="Arial Narrow" w:cs="Arial Narrow" w:eastAsia="Arial Narrow"/>
+                <w:sz w:val="20"/>
+                <w:b w:val="on"/>
+              </w:rPr>
+              <w:t>Kidney-related</w:t>
+            </w:r>
+          </w:p>
+        </w:tc>
+        <w:tc>
+          <w:tcPr>
+            <w:hMerge w:val="continue"/>
           </w:tcPr>
           <w:p/>
         </w:tc>
@@ -864,9 +3355,333 @@
           </w:tcPr>
           <w:p/>
         </w:tc>
-      </w:tr>
-      <w:tr>
-        <w:tc>
+        <w:tc>
+          <w:tcPr>
+            <w:shd w:color="auto" w:val="clear" w:fill="F2F2F2"/>
+          </w:tcPr>
+          <w:p/>
+        </w:tc>
+      </w:tr>
+      <w:tr>
+        <w:trPr>
+          <w:trHeight w:val="400" w:hRule="exact"/>
+        </w:trPr>
+        <w:tc>
+          <w:tcPr>
+            <w:noWrap/>
+          </w:tcPr>
+          <w:tcPr>
+            <w:vAlign w:val="center"/>
+          </w:tcPr>
+          <w:tcPr>
+            <w:vMerge w:val="restart"/>
+          </w:tcPr>
+          <w:tcPr>
+            <w:vAlign w:val="center"/>
+          </w:tcPr>
+          <w:p>
+            <w:pPr>
+              <w:jc w:val="left"/>
+            </w:pPr>
+            <w:r>
+              <w:rPr>
+                <w:rFonts w:ascii="Arial Narrow" w:hAnsi="Arial Narrow" w:cs="Arial Narrow" w:eastAsia="Arial Narrow"/>
+                <w:sz w:val="20"/>
+                <w:b w:val="on"/>
+              </w:rPr>
+              <w:t>Lifestyle</w:t>
+            </w:r>
+          </w:p>
+        </w:tc>
+        <w:tc>
+          <w:tcPr>
+            <w:noWrap/>
+          </w:tcPr>
+          <w:tcPr>
+            <w:vAlign w:val="center"/>
+          </w:tcPr>
+          <w:p>
+            <w:pPr>
+              <w:jc w:val="left"/>
+            </w:pPr>
+            <w:r>
+              <w:rPr>
+                <w:rFonts w:ascii="Arial Narrow" w:hAnsi="Arial Narrow" w:cs="Arial Narrow" w:eastAsia="Arial Narrow"/>
+                <w:sz w:val="20"/>
+                <w:b w:val="off"/>
+              </w:rPr>
+              <w:t>Alcohol consumed</w:t>
+            </w:r>
+          </w:p>
+        </w:tc>
+        <w:tc>
+          <w:p/>
+        </w:tc>
+        <w:tc>
+          <w:p/>
+        </w:tc>
+      </w:tr>
+      <w:tr>
+        <w:trPr>
+          <w:trHeight w:val="380" w:hRule="exact"/>
+        </w:trPr>
+        <w:tc>
+          <w:tcPr>
+            <w:vMerge w:val="continue"/>
+          </w:tcPr>
+          <w:p/>
+        </w:tc>
+        <w:tc>
+          <w:tcPr>
+            <w:shd w:color="auto" w:val="clear" w:fill="F2F2F2"/>
+            <w:noWrap/>
+          </w:tcPr>
+          <w:tcPr>
+            <w:vAlign w:val="center"/>
+          </w:tcPr>
+          <w:p>
+            <w:pPr>
+              <w:jc w:val="left"/>
+            </w:pPr>
+            <w:r>
+              <w:rPr>
+                <w:rFonts w:ascii="Arial Narrow" w:hAnsi="Arial Narrow" w:cs="Arial Narrow" w:eastAsia="Arial Narrow"/>
+                <w:sz w:val="20"/>
+                <w:b w:val="off"/>
+              </w:rPr>
+              <w:t>Tobacco smoked</w:t>
+            </w:r>
+          </w:p>
+        </w:tc>
+        <w:tc>
+          <w:tcPr>
+            <w:shd w:color="auto" w:val="clear" w:fill="F2F2F2"/>
+          </w:tcPr>
+          <w:p/>
+        </w:tc>
+        <w:tc>
+          <w:tcPr>
+            <w:shd w:color="auto" w:val="clear" w:fill="F2F2F2"/>
+          </w:tcPr>
+          <w:p/>
+        </w:tc>
+      </w:tr>
+      <w:tr>
+        <w:trPr>
+          <w:trHeight w:val="400" w:hRule="exact"/>
+        </w:trPr>
+        <w:tc>
+          <w:tcPr>
+            <w:noWrap/>
+          </w:tcPr>
+          <w:tcPr>
+            <w:vAlign w:val="center"/>
+          </w:tcPr>
+          <w:tcPr>
+            <w:vMerge w:val="restart"/>
+          </w:tcPr>
+          <w:tcPr>
+            <w:vAlign w:val="center"/>
+          </w:tcPr>
+          <w:p>
+            <w:pPr>
+              <w:jc w:val="left"/>
+            </w:pPr>
+            <w:r>
+              <w:rPr>
+                <w:rFonts w:ascii="Arial Narrow" w:hAnsi="Arial Narrow" w:cs="Arial Narrow" w:eastAsia="Arial Narrow"/>
+                <w:sz w:val="20"/>
+                <w:b w:val="on"/>
+              </w:rPr>
+              <w:t>Liver</w:t>
+            </w:r>
+          </w:p>
+        </w:tc>
+        <w:tc>
+          <w:tcPr>
+            <w:noWrap/>
+          </w:tcPr>
+          <w:tcPr>
+            <w:vAlign w:val="center"/>
+          </w:tcPr>
+          <w:p>
+            <w:pPr>
+              <w:jc w:val="left"/>
+            </w:pPr>
+            <w:r>
+              <w:rPr>
+                <w:rFonts w:ascii="Arial Narrow" w:hAnsi="Arial Narrow" w:cs="Arial Narrow" w:eastAsia="Arial Narrow"/>
+                <w:sz w:val="20"/>
+                <w:b w:val="off"/>
+              </w:rPr>
+              <w:t>Hepatitus</w:t>
+            </w:r>
+          </w:p>
+        </w:tc>
+        <w:tc>
+          <w:p/>
+        </w:tc>
+        <w:tc>
+          <w:p/>
+        </w:tc>
+      </w:tr>
+      <w:tr>
+        <w:trPr>
+          <w:trHeight w:val="380" w:hRule="exact"/>
+        </w:trPr>
+        <w:tc>
+          <w:tcPr>
+            <w:vMerge w:val="continue"/>
+          </w:tcPr>
+          <w:p/>
+        </w:tc>
+        <w:tc>
+          <w:tcPr>
+            <w:shd w:color="auto" w:val="clear" w:fill="F2F2F2"/>
+            <w:noWrap/>
+          </w:tcPr>
+          <w:tcPr>
+            <w:vAlign w:val="center"/>
+          </w:tcPr>
+          <w:p>
+            <w:pPr>
+              <w:jc w:val="left"/>
+            </w:pPr>
+            <w:r>
+              <w:rPr>
+                <w:rFonts w:ascii="Arial Narrow" w:hAnsi="Arial Narrow" w:cs="Arial Narrow" w:eastAsia="Arial Narrow"/>
+                <w:sz w:val="20"/>
+                <w:b w:val="off"/>
+              </w:rPr>
+              <w:t>Jaundice</w:t>
+            </w:r>
+          </w:p>
+        </w:tc>
+        <w:tc>
+          <w:tcPr>
+            <w:shd w:color="auto" w:val="clear" w:fill="F2F2F2"/>
+          </w:tcPr>
+          <w:p/>
+        </w:tc>
+        <w:tc>
+          <w:tcPr>
+            <w:shd w:color="auto" w:val="clear" w:fill="F2F2F2"/>
+          </w:tcPr>
+          <w:p/>
+        </w:tc>
+      </w:tr>
+      <w:tr>
+        <w:trPr>
+          <w:trHeight w:val="400" w:hRule="exact"/>
+        </w:trPr>
+        <w:tc>
+          <w:tcPr>
+            <w:noWrap/>
+          </w:tcPr>
+          <w:tcPr>
+            <w:vAlign w:val="center"/>
+          </w:tcPr>
+          <w:tcPr>
+            <w:vMerge w:val="restart"/>
+          </w:tcPr>
+          <w:tcPr>
+            <w:vAlign w:val="center"/>
+          </w:tcPr>
+          <w:p>
+            <w:pPr>
+              <w:jc w:val="left"/>
+            </w:pPr>
+            <w:r>
+              <w:rPr>
+                <w:rFonts w:ascii="Arial Narrow" w:hAnsi="Arial Narrow" w:cs="Arial Narrow" w:eastAsia="Arial Narrow"/>
+                <w:sz w:val="20"/>
+                <w:b w:val="on"/>
+              </w:rPr>
+              <w:t>Lung</w:t>
+            </w:r>
+          </w:p>
+        </w:tc>
+        <w:tc>
+          <w:tcPr>
+            <w:noWrap/>
+          </w:tcPr>
+          <w:tcPr>
+            <w:vAlign w:val="center"/>
+          </w:tcPr>
+          <w:p>
+            <w:pPr>
+              <w:jc w:val="left"/>
+            </w:pPr>
+            <w:r>
+              <w:rPr>
+                <w:rFonts w:ascii="Arial Narrow" w:hAnsi="Arial Narrow" w:cs="Arial Narrow" w:eastAsia="Arial Narrow"/>
+                <w:sz w:val="20"/>
+                <w:b w:val="off"/>
+              </w:rPr>
+              <w:t>Asthma</w:t>
+            </w:r>
+          </w:p>
+        </w:tc>
+        <w:tc>
+          <w:p/>
+        </w:tc>
+        <w:tc>
+          <w:p/>
+        </w:tc>
+      </w:tr>
+      <w:tr>
+        <w:trPr>
+          <w:trHeight w:val="380" w:hRule="exact"/>
+        </w:trPr>
+        <w:tc>
+          <w:tcPr>
+            <w:vMerge w:val="continue"/>
+          </w:tcPr>
+          <w:p/>
+        </w:tc>
+        <w:tc>
+          <w:tcPr>
+            <w:shd w:color="auto" w:val="clear" w:fill="F2F2F2"/>
+            <w:noWrap/>
+          </w:tcPr>
+          <w:tcPr>
+            <w:vAlign w:val="center"/>
+          </w:tcPr>
+          <w:p>
+            <w:pPr>
+              <w:jc w:val="left"/>
+            </w:pPr>
+            <w:r>
+              <w:rPr>
+                <w:rFonts w:ascii="Arial Narrow" w:hAnsi="Arial Narrow" w:cs="Arial Narrow" w:eastAsia="Arial Narrow"/>
+                <w:sz w:val="20"/>
+                <w:b w:val="off"/>
+              </w:rPr>
+              <w:t>Bronchitus</w:t>
+            </w:r>
+          </w:p>
+        </w:tc>
+        <w:tc>
+          <w:tcPr>
+            <w:shd w:color="auto" w:val="clear" w:fill="F2F2F2"/>
+          </w:tcPr>
+          <w:p/>
+        </w:tc>
+        <w:tc>
+          <w:tcPr>
+            <w:shd w:color="auto" w:val="clear" w:fill="F2F2F2"/>
+          </w:tcPr>
+          <w:p/>
+        </w:tc>
+      </w:tr>
+      <w:tr>
+        <w:trPr>
+          <w:trHeight w:val="400" w:hRule="exact"/>
+        </w:trPr>
+        <w:tc>
+          <w:tcPr>
+            <w:noWrap/>
+          </w:tcPr>
           <w:tcPr>
             <w:vAlign w:val="center"/>
           </w:tcPr>
@@ -874,12 +3689,16 @@
             <w:hMerge w:val="restart"/>
           </w:tcPr>
           <w:p>
-            <w:r>
-              <w:rPr>
-                <w:rFonts w:ascii="Arial" w:hAnsi="Arial" w:cs="Arial" w:eastAsia="Arial"/>
-                <w:sz w:val="20"/>
-              </w:rPr>
-              <w:t>Bruise easily/bleed abnormally post injury/surgery</w:t>
+            <w:pPr>
+              <w:jc w:val="left"/>
+            </w:pPr>
+            <w:r>
+              <w:rPr>
+                <w:rFonts w:ascii="Arial Narrow" w:hAnsi="Arial Narrow" w:cs="Arial Narrow" w:eastAsia="Arial Narrow"/>
+                <w:sz w:val="20"/>
+                <w:b w:val="on"/>
+              </w:rPr>
+              <w:t>Rheumatic fever</w:t>
             </w:r>
           </w:p>
         </w:tc>
@@ -897,866 +3716,29 @@
         </w:tc>
       </w:tr>
       <w:tr>
+        <w:trPr>
+          <w:trHeight w:val="500"/>
+        </w:trPr>
         <w:tc>
           <w:tcPr>
             <w:shd w:color="auto" w:val="clear" w:fill="F2F2F2"/>
+            <w:noWrap/>
+          </w:tcPr>
+          <w:tcPr>
             <w:vAlign w:val="center"/>
           </w:tcPr>
           <w:tcPr>
             <w:hMerge w:val="restart"/>
           </w:tcPr>
           <w:p>
-            <w:r>
-              <w:rPr>
-                <w:rFonts w:ascii="Arial" w:hAnsi="Arial" w:cs="Arial" w:eastAsia="Arial"/>
-                <w:sz w:val="20"/>
-              </w:rPr>
-              <w:t>Chorea (St Vitus dance)</w:t>
-            </w:r>
-          </w:p>
-        </w:tc>
-        <w:tc>
-          <w:tcPr>
-            <w:hMerge w:val="continue"/>
-          </w:tcPr>
-          <w:p/>
-        </w:tc>
-        <w:tc>
-          <w:tcPr>
-            <w:shd w:color="auto" w:val="clear" w:fill="F2F2F2"/>
-          </w:tcPr>
-          <w:p/>
-        </w:tc>
-        <w:tc>
-          <w:tcPr>
-            <w:shd w:color="auto" w:val="clear" w:fill="F2F2F2"/>
-          </w:tcPr>
-          <w:p/>
-        </w:tc>
-      </w:tr>
-      <w:tr>
-        <w:tc>
-          <w:tcPr>
-            <w:vAlign w:val="center"/>
-          </w:tcPr>
-          <w:tcPr>
-            <w:hMerge w:val="restart"/>
-          </w:tcPr>
-          <w:p>
-            <w:r>
-              <w:rPr>
-                <w:rFonts w:ascii="Arial" w:hAnsi="Arial" w:cs="Arial" w:eastAsia="Arial"/>
-                <w:sz w:val="20"/>
-              </w:rPr>
-              <w:t>Diabetes</w:t>
-            </w:r>
-          </w:p>
-        </w:tc>
-        <w:tc>
-          <w:tcPr>
-            <w:hMerge w:val="continue"/>
-          </w:tcPr>
-          <w:p/>
-        </w:tc>
-        <w:tc>
-          <w:p/>
-        </w:tc>
-        <w:tc>
-          <w:p/>
-        </w:tc>
-      </w:tr>
-      <w:tr>
-        <w:tc>
-          <w:tcPr>
-            <w:shd w:color="auto" w:val="clear" w:fill="F2F2F2"/>
-            <w:vAlign w:val="center"/>
-          </w:tcPr>
-          <w:tcPr>
-            <w:hMerge w:val="restart"/>
-          </w:tcPr>
-          <w:p>
-            <w:r>
-              <w:rPr>
-                <w:rFonts w:ascii="Arial" w:hAnsi="Arial" w:cs="Arial" w:eastAsia="Arial"/>
-                <w:sz w:val="20"/>
-              </w:rPr>
-              <w:t>Epilepsy</w:t>
-            </w:r>
-          </w:p>
-        </w:tc>
-        <w:tc>
-          <w:tcPr>
-            <w:hMerge w:val="continue"/>
-          </w:tcPr>
-          <w:p/>
-        </w:tc>
-        <w:tc>
-          <w:tcPr>
-            <w:shd w:color="auto" w:val="clear" w:fill="F2F2F2"/>
-          </w:tcPr>
-          <w:p/>
-        </w:tc>
-        <w:tc>
-          <w:tcPr>
-            <w:shd w:color="auto" w:val="clear" w:fill="F2F2F2"/>
-          </w:tcPr>
-          <w:p/>
-        </w:tc>
-      </w:tr>
-      <w:tr>
-        <w:tc>
-          <w:tcPr>
-            <w:vAlign w:val="center"/>
-          </w:tcPr>
-          <w:tcPr>
-            <w:hMerge w:val="restart"/>
-          </w:tcPr>
-          <w:p>
-            <w:r>
-              <w:rPr>
-                <w:rFonts w:ascii="Arial" w:hAnsi="Arial" w:cs="Arial" w:eastAsia="Arial"/>
-                <w:sz w:val="20"/>
-              </w:rPr>
-              <w:t>Fainting attacks, blackouts, giddiness</w:t>
-            </w:r>
-          </w:p>
-        </w:tc>
-        <w:tc>
-          <w:tcPr>
-            <w:hMerge w:val="continue"/>
-          </w:tcPr>
-          <w:p/>
-        </w:tc>
-        <w:tc>
-          <w:p/>
-        </w:tc>
-        <w:tc>
-          <w:p/>
-        </w:tc>
-      </w:tr>
-      <w:tr>
-        <w:tc>
-          <w:tcPr>
-            <w:vAlign w:val="center"/>
-          </w:tcPr>
-          <w:tcPr>
-            <w:vMerge w:val="restart"/>
-          </w:tcPr>
-          <w:tcPr>
-            <w:vAlign w:val="center"/>
-          </w:tcPr>
-          <w:p>
-            <w:r>
-              <w:rPr>
-                <w:rFonts w:ascii="Arial" w:hAnsi="Arial" w:cs="Arial" w:eastAsia="Arial"/>
-                <w:sz w:val="20"/>
-              </w:rPr>
-              <w:t>Heart</w:t>
-            </w:r>
-          </w:p>
-        </w:tc>
-        <w:tc>
-          <w:tcPr>
-            <w:shd w:color="auto" w:val="clear" w:fill="F2F2F2"/>
-            <w:vAlign w:val="center"/>
-          </w:tcPr>
-          <w:p>
-            <w:r>
-              <w:rPr>
-                <w:rFonts w:ascii="Arial" w:hAnsi="Arial" w:cs="Arial" w:eastAsia="Arial"/>
-                <w:sz w:val="20"/>
-              </w:rPr>
-              <w:t>Angina</w:t>
-            </w:r>
-          </w:p>
-        </w:tc>
-        <w:tc>
-          <w:tcPr>
-            <w:shd w:color="auto" w:val="clear" w:fill="F2F2F2"/>
-          </w:tcPr>
-          <w:p/>
-        </w:tc>
-        <w:tc>
-          <w:tcPr>
-            <w:shd w:color="auto" w:val="clear" w:fill="F2F2F2"/>
-          </w:tcPr>
-          <w:p/>
-        </w:tc>
-      </w:tr>
-      <w:tr>
-        <w:tc>
-          <w:tcPr>
-            <w:vMerge w:val="continue"/>
-          </w:tcPr>
-          <w:p/>
-        </w:tc>
-        <w:tc>
-          <w:tcPr>
-            <w:vAlign w:val="center"/>
-          </w:tcPr>
-          <w:p>
-            <w:r>
-              <w:rPr>
-                <w:rFonts w:ascii="Arial" w:hAnsi="Arial" w:cs="Arial" w:eastAsia="Arial"/>
-                <w:sz w:val="20"/>
-              </w:rPr>
-              <w:t>Had previous heart surgery</w:t>
-            </w:r>
-          </w:p>
-        </w:tc>
-        <w:tc>
-          <w:p/>
-        </w:tc>
-        <w:tc>
-          <w:p/>
-        </w:tc>
-      </w:tr>
-      <w:tr>
-        <w:tc>
-          <w:tcPr>
-            <w:vMerge w:val="continue"/>
-          </w:tcPr>
-          <w:p/>
-        </w:tc>
-        <w:tc>
-          <w:tcPr>
-            <w:shd w:color="auto" w:val="clear" w:fill="F2F2F2"/>
-            <w:vAlign w:val="center"/>
-          </w:tcPr>
-          <w:p>
-            <w:r>
-              <w:rPr>
-                <w:rFonts w:ascii="Arial" w:hAnsi="Arial" w:cs="Arial" w:eastAsia="Arial"/>
-                <w:sz w:val="20"/>
-              </w:rPr>
-              <w:t>Have a pacemaker</w:t>
-            </w:r>
-          </w:p>
-        </w:tc>
-        <w:tc>
-          <w:tcPr>
-            <w:shd w:color="auto" w:val="clear" w:fill="F2F2F2"/>
-          </w:tcPr>
-          <w:p/>
-        </w:tc>
-        <w:tc>
-          <w:tcPr>
-            <w:shd w:color="auto" w:val="clear" w:fill="F2F2F2"/>
-          </w:tcPr>
-          <w:p/>
-        </w:tc>
-      </w:tr>
-      <w:tr>
-        <w:tc>
-          <w:tcPr>
-            <w:vMerge w:val="continue"/>
-          </w:tcPr>
-          <w:p/>
-        </w:tc>
-        <w:tc>
-          <w:tcPr>
-            <w:vAlign w:val="center"/>
-          </w:tcPr>
-          <w:p>
-            <w:r>
-              <w:rPr>
-                <w:rFonts w:ascii="Arial" w:hAnsi="Arial" w:cs="Arial" w:eastAsia="Arial"/>
-                <w:sz w:val="20"/>
-              </w:rPr>
-              <w:t>Heart murmur</w:t>
-            </w:r>
-          </w:p>
-        </w:tc>
-        <w:tc>
-          <w:p/>
-        </w:tc>
-        <w:tc>
-          <w:p/>
-        </w:tc>
-      </w:tr>
-      <w:tr>
-        <w:tc>
-          <w:tcPr>
-            <w:vMerge w:val="continue"/>
-          </w:tcPr>
-          <w:p/>
-        </w:tc>
-        <w:tc>
-          <w:tcPr>
-            <w:shd w:color="auto" w:val="clear" w:fill="F2F2F2"/>
-            <w:vAlign w:val="center"/>
-          </w:tcPr>
-          <w:p>
-            <w:r>
-              <w:rPr>
-                <w:rFonts w:ascii="Arial" w:hAnsi="Arial" w:cs="Arial" w:eastAsia="Arial"/>
-                <w:sz w:val="20"/>
-              </w:rPr>
-              <w:t>High blood pressure</w:t>
-            </w:r>
-          </w:p>
-        </w:tc>
-        <w:tc>
-          <w:tcPr>
-            <w:shd w:color="auto" w:val="clear" w:fill="F2F2F2"/>
-          </w:tcPr>
-          <w:p/>
-        </w:tc>
-        <w:tc>
-          <w:tcPr>
-            <w:shd w:color="auto" w:val="clear" w:fill="F2F2F2"/>
-          </w:tcPr>
-          <w:p/>
-        </w:tc>
-      </w:tr>
-      <w:tr>
-        <w:tc>
-          <w:tcPr>
-            <w:vMerge w:val="continue"/>
-          </w:tcPr>
-          <w:p/>
-        </w:tc>
-        <w:tc>
-          <w:tcPr>
-            <w:vAlign w:val="center"/>
-          </w:tcPr>
-          <w:p>
-            <w:r>
-              <w:rPr>
-                <w:rFonts w:ascii="Arial" w:hAnsi="Arial" w:cs="Arial" w:eastAsia="Arial"/>
-                <w:sz w:val="20"/>
-              </w:rPr>
-              <w:t>Other ...</w:t>
-            </w:r>
-          </w:p>
-        </w:tc>
-        <w:tc>
-          <w:p/>
-        </w:tc>
-        <w:tc>
-          <w:p/>
-        </w:tc>
-      </w:tr>
-      <w:tr>
-        <w:tc>
-          <w:tcPr>
-            <w:vAlign w:val="center"/>
-          </w:tcPr>
-          <w:tcPr>
-            <w:vMerge w:val="restart"/>
-          </w:tcPr>
-          <w:tcPr>
-            <w:vAlign w:val="center"/>
-          </w:tcPr>
-          <w:p>
-            <w:r>
-              <w:rPr>
-                <w:rFonts w:ascii="Arial" w:hAnsi="Arial" w:cs="Arial" w:eastAsia="Arial"/>
-                <w:sz w:val="20"/>
-              </w:rPr>
-              <w:t>Infectious</w:t>
-            </w:r>
-          </w:p>
-        </w:tc>
-        <w:tc>
-          <w:tcPr>
-            <w:shd w:color="auto" w:val="clear" w:fill="F2F2F2"/>
-            <w:vAlign w:val="center"/>
-          </w:tcPr>
-          <w:p>
-            <w:r>
-              <w:rPr>
-                <w:rFonts w:ascii="Arial" w:hAnsi="Arial" w:cs="Arial" w:eastAsia="Arial"/>
-                <w:sz w:val="20"/>
-              </w:rPr>
-              <w:t>HIV/AIDS</w:t>
-            </w:r>
-          </w:p>
-        </w:tc>
-        <w:tc>
-          <w:tcPr>
-            <w:shd w:color="auto" w:val="clear" w:fill="F2F2F2"/>
-          </w:tcPr>
-          <w:p/>
-        </w:tc>
-        <w:tc>
-          <w:tcPr>
-            <w:shd w:color="auto" w:val="clear" w:fill="F2F2F2"/>
-          </w:tcPr>
-          <w:p/>
-        </w:tc>
-      </w:tr>
-      <w:tr>
-        <w:tc>
-          <w:tcPr>
-            <w:vMerge w:val="continue"/>
-          </w:tcPr>
-          <w:p/>
-        </w:tc>
-        <w:tc>
-          <w:tcPr>
-            <w:vAlign w:val="center"/>
-          </w:tcPr>
-          <w:p>
-            <w:r>
-              <w:rPr>
-                <w:rFonts w:ascii="Arial" w:hAnsi="Arial" w:cs="Arial" w:eastAsia="Arial"/>
-                <w:sz w:val="20"/>
-              </w:rPr>
-              <w:t>Mouth sores (herpes)</w:t>
-            </w:r>
-          </w:p>
-        </w:tc>
-        <w:tc>
-          <w:p/>
-        </w:tc>
-        <w:tc>
-          <w:p/>
-        </w:tc>
-      </w:tr>
-      <w:tr>
-        <w:tc>
-          <w:tcPr>
-            <w:vMerge w:val="continue"/>
-          </w:tcPr>
-          <w:p/>
-        </w:tc>
-        <w:tc>
-          <w:tcPr>
-            <w:shd w:color="auto" w:val="clear" w:fill="F2F2F2"/>
-            <w:vAlign w:val="center"/>
-          </w:tcPr>
-          <w:p>
-            <w:r>
-              <w:rPr>
-                <w:rFonts w:ascii="Arial" w:hAnsi="Arial" w:cs="Arial" w:eastAsia="Arial"/>
-                <w:sz w:val="20"/>
-              </w:rPr>
-              <w:t>Other ...</w:t>
-            </w:r>
-          </w:p>
-        </w:tc>
-        <w:tc>
-          <w:tcPr>
-            <w:shd w:color="auto" w:val="clear" w:fill="F2F2F2"/>
-          </w:tcPr>
-          <w:p/>
-        </w:tc>
-        <w:tc>
-          <w:tcPr>
-            <w:shd w:color="auto" w:val="clear" w:fill="F2F2F2"/>
-          </w:tcPr>
-          <w:p/>
-        </w:tc>
-      </w:tr>
-      <w:tr>
-        <w:tc>
-          <w:tcPr>
-            <w:vAlign w:val="center"/>
-          </w:tcPr>
-          <w:tcPr>
-            <w:hMerge w:val="restart"/>
-          </w:tcPr>
-          <w:p>
-            <w:r>
-              <w:rPr>
-                <w:rFonts w:ascii="Arial" w:hAnsi="Arial" w:cs="Arial" w:eastAsia="Arial"/>
-                <w:sz w:val="20"/>
-              </w:rPr>
-              <w:t>Kidneys</w:t>
-            </w:r>
-          </w:p>
-        </w:tc>
-        <w:tc>
-          <w:tcPr>
-            <w:hMerge w:val="continue"/>
-          </w:tcPr>
-          <w:p/>
-        </w:tc>
-        <w:tc>
-          <w:p/>
-        </w:tc>
-        <w:tc>
-          <w:p/>
-        </w:tc>
-      </w:tr>
-      <w:tr>
-        <w:tc>
-          <w:tcPr>
-            <w:vAlign w:val="center"/>
-          </w:tcPr>
-          <w:tcPr>
-            <w:vMerge w:val="restart"/>
-          </w:tcPr>
-          <w:tcPr>
-            <w:vAlign w:val="center"/>
-          </w:tcPr>
-          <w:p>
-            <w:r>
-              <w:rPr>
-                <w:rFonts w:ascii="Arial" w:hAnsi="Arial" w:cs="Arial" w:eastAsia="Arial"/>
-                <w:sz w:val="20"/>
-              </w:rPr>
-              <w:t>Lifestyle</w:t>
-            </w:r>
-          </w:p>
-        </w:tc>
-        <w:tc>
-          <w:tcPr>
-            <w:shd w:color="auto" w:val="clear" w:fill="F2F2F2"/>
-            <w:vAlign w:val="center"/>
-          </w:tcPr>
-          <w:p>
-            <w:r>
-              <w:rPr>
-                <w:rFonts w:ascii="Arial" w:hAnsi="Arial" w:cs="Arial" w:eastAsia="Arial"/>
-                <w:sz w:val="20"/>
-              </w:rPr>
-              <w:t>Alcohol consumed</w:t>
-            </w:r>
-          </w:p>
-        </w:tc>
-        <w:tc>
-          <w:tcPr>
-            <w:shd w:color="auto" w:val="clear" w:fill="F2F2F2"/>
-          </w:tcPr>
-          <w:p/>
-        </w:tc>
-        <w:tc>
-          <w:tcPr>
-            <w:shd w:color="auto" w:val="clear" w:fill="F2F2F2"/>
-          </w:tcPr>
-          <w:p/>
-        </w:tc>
-      </w:tr>
-      <w:tr>
-        <w:tc>
-          <w:tcPr>
-            <w:vMerge w:val="continue"/>
-          </w:tcPr>
-          <w:p/>
-        </w:tc>
-        <w:tc>
-          <w:tcPr>
-            <w:vAlign w:val="center"/>
-          </w:tcPr>
-          <w:p>
-            <w:r>
-              <w:rPr>
-                <w:rFonts w:ascii="Arial" w:hAnsi="Arial" w:cs="Arial" w:eastAsia="Arial"/>
-                <w:sz w:val="20"/>
-              </w:rPr>
-              <w:t>Tobacco smoked</w:t>
-            </w:r>
-          </w:p>
-        </w:tc>
-        <w:tc>
-          <w:p/>
-        </w:tc>
-        <w:tc>
-          <w:p/>
-        </w:tc>
-      </w:tr>
-      <w:tr>
-        <w:tc>
-          <w:tcPr>
-            <w:vMerge w:val="continue"/>
-          </w:tcPr>
-          <w:p/>
-        </w:tc>
-        <w:tc>
-          <w:tcPr>
-            <w:shd w:color="auto" w:val="clear" w:fill="F2F2F2"/>
-            <w:vAlign w:val="center"/>
-          </w:tcPr>
-          <w:p>
-            <w:r>
-              <w:rPr>
-                <w:rFonts w:ascii="Arial" w:hAnsi="Arial" w:cs="Arial" w:eastAsia="Arial"/>
-                <w:sz w:val="20"/>
-              </w:rPr>
-              <w:t>Other ...</w:t>
-            </w:r>
-          </w:p>
-        </w:tc>
-        <w:tc>
-          <w:tcPr>
-            <w:shd w:color="auto" w:val="clear" w:fill="F2F2F2"/>
-          </w:tcPr>
-          <w:p/>
-        </w:tc>
-        <w:tc>
-          <w:tcPr>
-            <w:shd w:color="auto" w:val="clear" w:fill="F2F2F2"/>
-          </w:tcPr>
-          <w:p/>
-        </w:tc>
-      </w:tr>
-      <w:tr>
-        <w:tc>
-          <w:tcPr>
-            <w:vAlign w:val="center"/>
-          </w:tcPr>
-          <w:tcPr>
-            <w:vMerge w:val="restart"/>
-          </w:tcPr>
-          <w:tcPr>
-            <w:vAlign w:val="center"/>
-          </w:tcPr>
-          <w:p>
-            <w:r>
-              <w:rPr>
-                <w:rFonts w:ascii="Arial" w:hAnsi="Arial" w:cs="Arial" w:eastAsia="Arial"/>
-                <w:sz w:val="20"/>
-              </w:rPr>
-              <w:t>Liver</w:t>
-            </w:r>
-          </w:p>
-        </w:tc>
-        <w:tc>
-          <w:tcPr>
-            <w:vAlign w:val="center"/>
-          </w:tcPr>
-          <w:p>
-            <w:r>
-              <w:rPr>
-                <w:rFonts w:ascii="Arial" w:hAnsi="Arial" w:cs="Arial" w:eastAsia="Arial"/>
-                <w:sz w:val="20"/>
-              </w:rPr>
-              <w:t>Hepatitus</w:t>
-            </w:r>
-          </w:p>
-        </w:tc>
-        <w:tc>
-          <w:p/>
-        </w:tc>
-        <w:tc>
-          <w:p/>
-        </w:tc>
-      </w:tr>
-      <w:tr>
-        <w:tc>
-          <w:tcPr>
-            <w:vMerge w:val="continue"/>
-          </w:tcPr>
-          <w:p/>
-        </w:tc>
-        <w:tc>
-          <w:tcPr>
-            <w:shd w:color="auto" w:val="clear" w:fill="F2F2F2"/>
-            <w:vAlign w:val="center"/>
-          </w:tcPr>
-          <w:p>
-            <w:r>
-              <w:rPr>
-                <w:rFonts w:ascii="Arial" w:hAnsi="Arial" w:cs="Arial" w:eastAsia="Arial"/>
-                <w:sz w:val="20"/>
-              </w:rPr>
-              <w:t>Jaundice</w:t>
-            </w:r>
-          </w:p>
-        </w:tc>
-        <w:tc>
-          <w:tcPr>
-            <w:shd w:color="auto" w:val="clear" w:fill="F2F2F2"/>
-          </w:tcPr>
-          <w:p/>
-        </w:tc>
-        <w:tc>
-          <w:tcPr>
-            <w:shd w:color="auto" w:val="clear" w:fill="F2F2F2"/>
-          </w:tcPr>
-          <w:p/>
-        </w:tc>
-      </w:tr>
-      <w:tr>
-        <w:tc>
-          <w:tcPr>
-            <w:vMerge w:val="continue"/>
-          </w:tcPr>
-          <w:p/>
-        </w:tc>
-        <w:tc>
-          <w:tcPr>
-            <w:vAlign w:val="center"/>
-          </w:tcPr>
-          <w:p>
-            <w:r>
-              <w:rPr>
-                <w:rFonts w:ascii="Arial" w:hAnsi="Arial" w:cs="Arial" w:eastAsia="Arial"/>
-                <w:sz w:val="20"/>
-              </w:rPr>
-              <w:t>Other ...</w:t>
-            </w:r>
-          </w:p>
-        </w:tc>
-        <w:tc>
-          <w:p/>
-        </w:tc>
-        <w:tc>
-          <w:p/>
-        </w:tc>
-      </w:tr>
-      <w:tr>
-        <w:tc>
-          <w:tcPr>
-            <w:vAlign w:val="center"/>
-          </w:tcPr>
-          <w:tcPr>
-            <w:vMerge w:val="restart"/>
-          </w:tcPr>
-          <w:tcPr>
-            <w:vAlign w:val="center"/>
-          </w:tcPr>
-          <w:p>
-            <w:r>
-              <w:rPr>
-                <w:rFonts w:ascii="Arial" w:hAnsi="Arial" w:cs="Arial" w:eastAsia="Arial"/>
-                <w:sz w:val="20"/>
-              </w:rPr>
-              <w:t>Lung</w:t>
-            </w:r>
-          </w:p>
-        </w:tc>
-        <w:tc>
-          <w:tcPr>
-            <w:shd w:color="auto" w:val="clear" w:fill="F2F2F2"/>
-            <w:vAlign w:val="center"/>
-          </w:tcPr>
-          <w:p>
-            <w:r>
-              <w:rPr>
-                <w:rFonts w:ascii="Arial" w:hAnsi="Arial" w:cs="Arial" w:eastAsia="Arial"/>
-                <w:sz w:val="20"/>
-              </w:rPr>
-              <w:t>Asthma</w:t>
-            </w:r>
-          </w:p>
-        </w:tc>
-        <w:tc>
-          <w:tcPr>
-            <w:shd w:color="auto" w:val="clear" w:fill="F2F2F2"/>
-          </w:tcPr>
-          <w:p/>
-        </w:tc>
-        <w:tc>
-          <w:tcPr>
-            <w:shd w:color="auto" w:val="clear" w:fill="F2F2F2"/>
-          </w:tcPr>
-          <w:p/>
-        </w:tc>
-      </w:tr>
-      <w:tr>
-        <w:tc>
-          <w:tcPr>
-            <w:vMerge w:val="continue"/>
-          </w:tcPr>
-          <w:p/>
-        </w:tc>
-        <w:tc>
-          <w:tcPr>
-            <w:vAlign w:val="center"/>
-          </w:tcPr>
-          <w:p>
-            <w:r>
-              <w:rPr>
-                <w:rFonts w:ascii="Arial" w:hAnsi="Arial" w:cs="Arial" w:eastAsia="Arial"/>
-                <w:sz w:val="20"/>
-              </w:rPr>
-              <w:t>Bronchitus</w:t>
-            </w:r>
-          </w:p>
-        </w:tc>
-        <w:tc>
-          <w:p/>
-        </w:tc>
-        <w:tc>
-          <w:p/>
-        </w:tc>
-      </w:tr>
-      <w:tr>
-        <w:tc>
-          <w:tcPr>
-            <w:vMerge w:val="continue"/>
-          </w:tcPr>
-          <w:p/>
-        </w:tc>
-        <w:tc>
-          <w:tcPr>
-            <w:shd w:color="auto" w:val="clear" w:fill="F2F2F2"/>
-            <w:vAlign w:val="center"/>
-          </w:tcPr>
-          <w:p>
-            <w:r>
-              <w:rPr>
-                <w:rFonts w:ascii="Arial" w:hAnsi="Arial" w:cs="Arial" w:eastAsia="Arial"/>
-                <w:sz w:val="20"/>
-              </w:rPr>
-              <w:t>Other ...</w:t>
-            </w:r>
-          </w:p>
-        </w:tc>
-        <w:tc>
-          <w:tcPr>
-            <w:shd w:color="auto" w:val="clear" w:fill="F2F2F2"/>
-          </w:tcPr>
-          <w:p/>
-        </w:tc>
-        <w:tc>
-          <w:tcPr>
-            <w:shd w:color="auto" w:val="clear" w:fill="F2F2F2"/>
-          </w:tcPr>
-          <w:p/>
-        </w:tc>
-      </w:tr>
-      <w:tr>
-        <w:tc>
-          <w:tcPr>
-            <w:vAlign w:val="center"/>
-          </w:tcPr>
-          <w:tcPr>
-            <w:hMerge w:val="restart"/>
-          </w:tcPr>
-          <w:p>
-            <w:r>
-              <w:rPr>
-                <w:rFonts w:ascii="Arial" w:hAnsi="Arial" w:cs="Arial" w:eastAsia="Arial"/>
-                <w:sz w:val="20"/>
-              </w:rPr>
-              <w:t>Rheumatic fever</w:t>
-            </w:r>
-          </w:p>
-        </w:tc>
-        <w:tc>
-          <w:tcPr>
-            <w:hMerge w:val="continue"/>
-          </w:tcPr>
-          <w:p/>
-        </w:tc>
-        <w:tc>
-          <w:p/>
-        </w:tc>
-        <w:tc>
-          <w:p/>
-        </w:tc>
-      </w:tr>
-      <w:tr>
-        <w:trPr>
-          <w:trHeight w:val="500"/>
-        </w:trPr>
-        <w:tc>
-          <w:tcPr>
-            <w:shd w:color="auto" w:val="clear" w:fill="F2F2F2"/>
-            <w:vAlign w:val="center"/>
-          </w:tcPr>
-          <w:tcPr>
-            <w:hMerge w:val="restart"/>
-          </w:tcPr>
-          <w:p>
-            <w:r>
-              <w:rPr>
-                <w:rFonts w:ascii="Arial" w:hAnsi="Arial" w:cs="Arial" w:eastAsia="Arial"/>
-                <w:sz w:val="20"/>
+            <w:pPr>
+              <w:jc w:val="left"/>
+            </w:pPr>
+            <w:r>
+              <w:rPr>
+                <w:rFonts w:ascii="Arial Narrow" w:hAnsi="Arial Narrow" w:cs="Arial Narrow" w:eastAsia="Arial Narrow"/>
+                <w:sz w:val="20"/>
+                <w:b w:val="off"/>
               </w:rPr>
               <w:t>Other ...</w:t>
             </w:r>
@@ -1791,10 +3773,138 @@
         </w:rPr>
       </w:pPr>
     </w:p>
+    <w:p>
+      <w:pPr>
+        <w:rPr>
+          <w:rFonts w:ascii="Arial" w:hAnsi="Arial" w:cs="Arial"/>
+          <w:sz w:val="20"/>
+          <w:szCs w:val="20"/>
+        </w:rPr>
+      </w:pPr>
+    </w:p>
+    <w:p>
+      <w:pPr>
+        <w:rPr>
+          <w:rFonts w:ascii="Arial Narrow" w:hAnsi="Arial Narrow" w:cs="Arial"/>
+          <w:b/>
+          <w:bCs/>
+          <w:sz w:val="22"/>
+          <w:szCs w:val="22"/>
+        </w:rPr>
+      </w:pPr>
+      <w:r>
+        <w:rPr>
+          <w:rFonts w:ascii="Arial Narrow" w:hAnsi="Arial Narrow" w:cs="Arial"/>
+          <w:b/>
+          <w:bCs/>
+          <w:sz w:val="22"/>
+          <w:szCs w:val="22"/>
+        </w:rPr>
+        <w:t xml:space="preserve">Completed </w:t>
+      </w:r>
+      <w:proofErr w:type="gramStart"/>
+      <w:r>
+        <w:rPr>
+          <w:rFonts w:ascii="Arial Narrow" w:hAnsi="Arial Narrow" w:cs="Arial"/>
+          <w:b/>
+          <w:bCs/>
+          <w:sz w:val="22"/>
+          <w:szCs w:val="22"/>
+        </w:rPr>
+        <w:t>by  patient</w:t>
+      </w:r>
+      <w:proofErr w:type="gramEnd"/>
+      <w:r>
+        <w:rPr>
+          <w:rFonts w:ascii="Arial Narrow" w:hAnsi="Arial Narrow" w:cs="Arial"/>
+          <w:b/>
+          <w:bCs/>
+          <w:sz w:val="22"/>
+          <w:szCs w:val="22"/>
+        </w:rPr>
+        <w:t xml:space="preserve"> / parent / guardian / other (please delete)</w:t>
+      </w:r>
+      <w:r>
+        <w:rPr>
+          <w:rFonts w:ascii="Arial Narrow" w:hAnsi="Arial Narrow" w:cs="Arial"/>
+          <w:b/>
+          <w:bCs/>
+          <w:sz w:val="22"/>
+          <w:szCs w:val="22"/>
+        </w:rPr>
+        <w:t xml:space="preserve">   </w:t>
+      </w:r>
+    </w:p>
+    <w:p>
+      <w:pPr>
+        <w:rPr>
+          <w:rFonts w:ascii="Arial" w:hAnsi="Arial" w:cs="Arial"/>
+          <w:sz w:val="20"/>
+          <w:szCs w:val="20"/>
+        </w:rPr>
+      </w:pPr>
+      <w:r>
+        <w:rPr>
+          <w:rFonts w:ascii="Arial Narrow" w:hAnsi="Arial Narrow" w:cs="Arial"/>
+          <w:sz w:val="20"/>
+          <w:szCs w:val="20"/>
+        </w:rPr>
+        <w:t>Name</w:t>
+      </w:r>
+      <w:r>
+        <w:rPr>
+          <w:rFonts w:ascii="Arial Narrow" w:hAnsi="Arial Narrow" w:cs="Arial"/>
+          <w:b/>
+          <w:bCs/>
+          <w:sz w:val="22"/>
+          <w:szCs w:val="22"/>
+        </w:rPr>
+        <w:t xml:space="preserve"> ___________________________   </w:t>
+      </w:r>
+      <w:r>
+        <w:rPr>
+          <w:rFonts w:ascii="Arial Narrow" w:hAnsi="Arial Narrow" w:cs="Arial"/>
+          <w:sz w:val="20"/>
+          <w:szCs w:val="20"/>
+        </w:rPr>
+        <w:t>Signature</w:t>
+      </w:r>
+      <w:r>
+        <w:rPr>
+          <w:rFonts w:ascii="Arial Narrow" w:hAnsi="Arial Narrow" w:cs="Arial"/>
+          <w:sz w:val="20"/>
+          <w:szCs w:val="20"/>
+        </w:rPr>
+        <w:t xml:space="preserve">  </w:t>
+      </w:r>
+      <w:r>
+        <w:rPr>
+          <w:rFonts w:ascii="Arial Narrow" w:hAnsi="Arial Narrow" w:cs="Arial"/>
+          <w:sz w:val="20"/>
+          <w:szCs w:val="20"/>
+        </w:rPr>
+        <w:t xml:space="preserve">  _____________________________________      Date</w:t>
+      </w:r>
+      <w:r>
+        <w:rPr>
+          <w:rFonts w:ascii="Arial Narrow" w:hAnsi="Arial Narrow" w:cs="Arial"/>
+          <w:sz w:val="20"/>
+          <w:szCs w:val="20"/>
+        </w:rPr>
+        <w:t xml:space="preserve">  </w:t>
+      </w:r>
+      <w:r>
+        <w:rPr>
+          <w:rFonts w:ascii="Arial" w:hAnsi="Arial" w:cs="Arial"/>
+          <w:sz w:val="20"/>
+          <w:szCs w:val="20"/>
+        </w:rPr>
+        <w:t xml:space="preserve">  ________________</w:t>
+      </w:r>
+    </w:p>
     <w:sectPr>
-      <w:footerReference w:type="default" r:id="rId6"/>
       <w:pgSz w:w="11906" w:h="16838"/>
-      <w:pgMar w:top="1701" w:right="284" w:bottom="1134" w:left="567" w:header="709" w:footer="709" w:gutter="0"/>
+      <w:pgMar w:top="1701" w:right="737" w:bottom="1134" w:left="851" w:header="709" w:footer="709" w:gutter="0"/>
       <w:cols w:space="708"/>
       <w:docGrid w:linePitch="360"/>
     </w:sectPr>
@@ -1827,30 +3937,6 @@
 </w:endnotes>
 </file>
 
-<file path=word/footer1.xml><?xml version="1.0" encoding="utf-8"?>
-<w:ftr xmlns:wpc="http://schemas.microsoft.com/office/word/2010/wordprocessingCanvas" xmlns:cx="http://schemas.microsoft.com/office/drawing/2014/chartex" xmlns:cx1="http://schemas.microsoft.com/office/drawing/2015/9/8/chartex" xmlns:cx2="http://schemas.microsoft.com/office/drawing/2015/10/21/chartex" xmlns:cx3="http://schemas.microsoft.com/office/drawing/2016/5/9/chartex" xmlns:cx4="http://schemas.microsoft.com/office/drawing/2016/5/10/chartex" xmlns:cx5="http://schemas.microsoft.com/office/drawing/2016/5/11/chartex" xmlns:cx6="http://schemas.microsoft.com/office/drawing/2016/5/12/chartex" xmlns:cx7="http://schemas.microsoft.com/office/drawing/2016/5/13/chartex" xmlns:cx8="http://schemas.microsoft.com/office/drawing/2016/5/14/chartex" xmlns:mc="http://schemas.openxmlformats.org/markup-compatibility/2006" xmlns:aink="http://schemas.microsoft.com/office/drawing/2016/ink" xmlns:am3d="http://schemas.microsoft.com/office/drawing/2017/model3d" xmlns:o="urn:schemas-microsoft-com:office:office" xmlns:oel="http://schemas.microsoft.com/office/2019/extlst" xmlns:r="http://schemas.openxmlformats.org/officeDocument/2006/relationships" xmlns:m="http://schemas.openxmlformats.org/officeDocument/2006/math" xmlns:v="urn:schemas-microsoft-com:vml" xmlns:wp14="http://schemas.microsoft.com/office/word/2010/wordprocessingDrawing" xmlns:wp="http://schemas.openxmlformats.org/drawingml/2006/wordprocessingDrawing" xmlns:w10="urn:schemas-microsoft-com:office:word" xmlns:w="http://schemas.openxmlformats.org/wordprocessingml/2006/main" xmlns:w14="http://schemas.microsoft.com/office/word/2010/wordml" xmlns:w15="http://schemas.microsoft.com/office/word/2012/wordml" xmlns:w16cex="http://schemas.microsoft.com/office/word/2018/wordml/cex" xmlns:w16cid="http://schemas.microsoft.com/office/word/2016/wordml/cid" xmlns:w16="http://schemas.microsoft.com/office/word/2018/wordml" xmlns:w16du="http://schemas.microsoft.com/office/word/2023/wordml/word16du" xmlns:w16sdtdh="http://schemas.microsoft.com/office/word/2020/wordml/sdtdatahash" xmlns:w16se="http://schemas.microsoft.com/office/word/2015/wordml/symex" xmlns:wpg="http://schemas.microsoft.com/office/word/2010/wordprocessingGroup" xmlns:wpi="http://schemas.microsoft.com/office/word/2010/wordprocessingInk" xmlns:wne="http://schemas.microsoft.com/office/word/2006/wordml" xmlns:wps="http://schemas.microsoft.com/office/word/2010/wordprocessingShape" mc:Ignorable="w14 w15 w16se w16cid w16 w16cex w16sdtdh w16du wp14">
-  <w:p>
-    <w:pPr>
-      <w:pStyle w:val="Footer"/>
-    </w:pPr>
-    <w:proofErr w:type="gramStart"/>
-    <w:r>
-      <w:t>Patient  _</w:t>
-    </w:r>
-    <w:proofErr w:type="gramEnd"/>
-    <w:r>
-      <w:t xml:space="preserve">_____________________________   </w:t>
-    </w:r>
-    <w:r>
-      <w:ptab w:relativeTo="margin" w:alignment="center" w:leader="none"/>
-    </w:r>
-    <w:r>
-      <w:t xml:space="preserve">   Signature ________________________________     Date ___/___/____</w:t>
-    </w:r>
-  </w:p>
-</w:ftr>
-</file>
-
 <file path=word/footnotes.xml><?xml version="1.0" encoding="utf-8"?>
 <w:footnotes xmlns:wpc="http://schemas.microsoft.com/office/word/2010/wordprocessingCanvas" xmlns:cx="http://schemas.microsoft.com/office/drawing/2014/chartex" xmlns:cx1="http://schemas.microsoft.com/office/drawing/2015/9/8/chartex" xmlns:cx2="http://schemas.microsoft.com/office/drawing/2015/10/21/chartex" xmlns:cx3="http://schemas.microsoft.com/office/drawing/2016/5/9/chartex" xmlns:cx4="http://schemas.microsoft.com/office/drawing/2016/5/10/chartex" xmlns:cx5="http://schemas.microsoft.com/office/drawing/2016/5/11/chartex" xmlns:cx6="http://schemas.microsoft.com/office/drawing/2016/5/12/chartex" xmlns:cx7="http://schemas.microsoft.com/office/drawing/2016/5/13/chartex" xmlns:cx8="http://schemas.microsoft.com/office/drawing/2016/5/14/chartex" xmlns:mc="http://schemas.openxmlformats.org/markup-compatibility/2006" xmlns:aink="http://schemas.microsoft.com/office/drawing/2016/ink" xmlns:am3d="http://schemas.microsoft.com/office/drawing/2017/model3d" xmlns:o="urn:schemas-microsoft-com:office:office" xmlns:oel="http://schemas.microsoft.com/office/2019/extlst" xmlns:r="http://schemas.openxmlformats.org/officeDocument/2006/relationships" xmlns:m="http://schemas.openxmlformats.org/officeDocument/2006/math" xmlns:v="urn:schemas-microsoft-com:vml" xmlns:wp14="http://schemas.microsoft.com/office/word/2010/wordprocessingDrawing" xmlns:wp="http://schemas.openxmlformats.org/drawingml/2006/wordprocessingDrawing" xmlns:w10="urn:schemas-microsoft-com:office:word" xmlns:w="http://schemas.openxmlformats.org/wordprocessingml/2006/main" xmlns:w14="http://schemas.microsoft.com/office/word/2010/wordml" xmlns:w15="http://schemas.microsoft.com/office/word/2012/wordml" xmlns:w16cex="http://schemas.microsoft.com/office/word/2018/wordml/cex" xmlns:w16cid="http://schemas.microsoft.com/office/word/2016/wordml/cid" xmlns:w16="http://schemas.microsoft.com/office/word/2018/wordml" xmlns:w16du="http://schemas.microsoft.com/office/word/2023/wordml/word16du" xmlns:w16sdtdh="http://schemas.microsoft.com/office/word/2020/wordml/sdtdatahash" xmlns:w16se="http://schemas.microsoft.com/office/word/2015/wordml/symex" xmlns:wpg="http://schemas.microsoft.com/office/word/2010/wordprocessingGroup" xmlns:wpi="http://schemas.microsoft.com/office/word/2010/wordprocessingInk" xmlns:wne="http://schemas.microsoft.com/office/word/2006/wordml" xmlns:wps="http://schemas.microsoft.com/office/word/2010/wordprocessingShape" mc:Ignorable="w14 w15 w16se w16cid w16 w16cex w16sdtdh w16du wp14">
   <w:footnote w:type="separator" w:id="-1">
@@ -1874,6 +3960,103 @@
     </w:p>
   </w:footnote>
 </w:footnotes>
+</file>
+
+<file path=word/numbering.xml><?xml version="1.0" encoding="utf-8"?>
+<w:numbering xmlns:wpc="http://schemas.microsoft.com/office/word/2010/wordprocessingCanvas" xmlns:cx="http://schemas.microsoft.com/office/drawing/2014/chartex" xmlns:cx1="http://schemas.microsoft.com/office/drawing/2015/9/8/chartex" xmlns:cx2="http://schemas.microsoft.com/office/drawing/2015/10/21/chartex" xmlns:cx3="http://schemas.microsoft.com/office/drawing/2016/5/9/chartex" xmlns:cx4="http://schemas.microsoft.com/office/drawing/2016/5/10/chartex" xmlns:cx5="http://schemas.microsoft.com/office/drawing/2016/5/11/chartex" xmlns:cx6="http://schemas.microsoft.com/office/drawing/2016/5/12/chartex" xmlns:cx7="http://schemas.microsoft.com/office/drawing/2016/5/13/chartex" xmlns:cx8="http://schemas.microsoft.com/office/drawing/2016/5/14/chartex" xmlns:mc="http://schemas.openxmlformats.org/markup-compatibility/2006" xmlns:aink="http://schemas.microsoft.com/office/drawing/2016/ink" xmlns:am3d="http://schemas.microsoft.com/office/drawing/2017/model3d" xmlns:o="urn:schemas-microsoft-com:office:office" xmlns:oel="http://schemas.microsoft.com/office/2019/extlst" xmlns:r="http://schemas.openxmlformats.org/officeDocument/2006/relationships" xmlns:m="http://schemas.openxmlformats.org/officeDocument/2006/math" xmlns:v="urn:schemas-microsoft-com:vml" xmlns:wp14="http://schemas.microsoft.com/office/word/2010/wordprocessingDrawing" xmlns:wp="http://schemas.openxmlformats.org/drawingml/2006/wordprocessingDrawing" xmlns:w10="urn:schemas-microsoft-com:office:word" xmlns:w="http://schemas.openxmlformats.org/wordprocessingml/2006/main" xmlns:w14="http://schemas.microsoft.com/office/word/2010/wordml" xmlns:w15="http://schemas.microsoft.com/office/word/2012/wordml" xmlns:w16cex="http://schemas.microsoft.com/office/word/2018/wordml/cex" xmlns:w16cid="http://schemas.microsoft.com/office/word/2016/wordml/cid" xmlns:w16="http://schemas.microsoft.com/office/word/2018/wordml" xmlns:w16du="http://schemas.microsoft.com/office/word/2023/wordml/word16du" xmlns:w16sdtdh="http://schemas.microsoft.com/office/word/2020/wordml/sdtdatahash" xmlns:w16se="http://schemas.microsoft.com/office/word/2015/wordml/symex" xmlns:wpg="http://schemas.microsoft.com/office/word/2010/wordprocessingGroup" xmlns:wpi="http://schemas.microsoft.com/office/word/2010/wordprocessingInk" xmlns:wne="http://schemas.microsoft.com/office/word/2006/wordml" xmlns:wps="http://schemas.microsoft.com/office/word/2010/wordprocessingShape" mc:Ignorable="w14 w15 w16se w16cid w16 w16cex w16sdtdh w16du wp14">
+  <w:abstractNum w:abstractNumId="0" w15:restartNumberingAfterBreak="0">
+    <w:nsid w:val="260C5F7B"/>
+    <w:multiLevelType w:val="hybridMultilevel"/>
+    <w:tmpl w:val="1F6E219A"/>
+    <w:lvl w:ilvl="0" w:tplc="0809000F">
+      <w:start w:val="1"/>
+      <w:numFmt w:val="decimal"/>
+      <w:lvlText w:val="%1."/>
+      <w:lvlJc w:val="left"/>
+      <w:pPr>
+        <w:ind w:left="720" w:hanging="360"/>
+      </w:pPr>
+      <w:rPr>
+        <w:rFonts w:hint="default"/>
+      </w:rPr>
+    </w:lvl>
+    <w:lvl w:ilvl="1" w:tplc="08090019" w:tentative="1">
+      <w:start w:val="1"/>
+      <w:numFmt w:val="lowerLetter"/>
+      <w:lvlText w:val="%2."/>
+      <w:lvlJc w:val="left"/>
+      <w:pPr>
+        <w:ind w:left="1440" w:hanging="360"/>
+      </w:pPr>
+    </w:lvl>
+    <w:lvl w:ilvl="2" w:tplc="0809001B" w:tentative="1">
+      <w:start w:val="1"/>
+      <w:numFmt w:val="lowerRoman"/>
+      <w:lvlText w:val="%3."/>
+      <w:lvlJc w:val="right"/>
+      <w:pPr>
+        <w:ind w:left="2160" w:hanging="180"/>
+      </w:pPr>
+    </w:lvl>
+    <w:lvl w:ilvl="3" w:tplc="0809000F" w:tentative="1">
+      <w:start w:val="1"/>
+      <w:numFmt w:val="decimal"/>
+      <w:lvlText w:val="%4."/>
+      <w:lvlJc w:val="left"/>
+      <w:pPr>
+        <w:ind w:left="2880" w:hanging="360"/>
+      </w:pPr>
+    </w:lvl>
+    <w:lvl w:ilvl="4" w:tplc="08090019" w:tentative="1">
+      <w:start w:val="1"/>
+      <w:numFmt w:val="lowerLetter"/>
+      <w:lvlText w:val="%5."/>
+      <w:lvlJc w:val="left"/>
+      <w:pPr>
+        <w:ind w:left="3600" w:hanging="360"/>
+      </w:pPr>
+    </w:lvl>
+    <w:lvl w:ilvl="5" w:tplc="0809001B" w:tentative="1">
+      <w:start w:val="1"/>
+      <w:numFmt w:val="lowerRoman"/>
+      <w:lvlText w:val="%6."/>
+      <w:lvlJc w:val="right"/>
+      <w:pPr>
+        <w:ind w:left="4320" w:hanging="180"/>
+      </w:pPr>
+    </w:lvl>
+    <w:lvl w:ilvl="6" w:tplc="0809000F" w:tentative="1">
+      <w:start w:val="1"/>
+      <w:numFmt w:val="decimal"/>
+      <w:lvlText w:val="%7."/>
+      <w:lvlJc w:val="left"/>
+      <w:pPr>
+        <w:ind w:left="5040" w:hanging="360"/>
+      </w:pPr>
+    </w:lvl>
+    <w:lvl w:ilvl="7" w:tplc="08090019" w:tentative="1">
+      <w:start w:val="1"/>
+      <w:numFmt w:val="lowerLetter"/>
+      <w:lvlText w:val="%8."/>
+      <w:lvlJc w:val="left"/>
+      <w:pPr>
+        <w:ind w:left="5760" w:hanging="360"/>
+      </w:pPr>
+    </w:lvl>
+    <w:lvl w:ilvl="8" w:tplc="0809001B" w:tentative="1">
+      <w:start w:val="1"/>
+      <w:numFmt w:val="lowerRoman"/>
+      <w:lvlText w:val="%9."/>
+      <w:lvlJc w:val="right"/>
+      <w:pPr>
+        <w:ind w:left="6480" w:hanging="180"/>
+      </w:pPr>
+    </w:lvl>
+  </w:abstractNum>
+  <w:num w:numId="1" w16cid:durableId="384111410">
+    <w:abstractNumId w:val="0"/>
+  </w:num>
+</w:numbering>
 </file>
 
 <file path=word/styles.xml><?xml version="1.0" encoding="utf-8"?>
@@ -2856,6 +5039,16 @@
     <w:uiPriority w:val="99"/>
     <w:rsid w:val="00F068F8"/>
   </w:style>
+  <w:style w:type="paragraph" w:styleId="Revision">
+    <w:name w:val="Revision"/>
+    <w:hidden/>
+    <w:uiPriority w:val="99"/>
+    <w:semiHidden/>
+    <w:rsid w:val="008014E7"/>
+    <w:pPr>
+      <w:spacing w:after="0" w:line="240" w:lineRule="auto"/>
+    </w:pPr>
+  </w:style>
 </w:styles>
 </file>
 

--- a/PatientMedicalHistory.docx
+++ b/PatientMedicalHistory.docx
@@ -2501,6 +2501,7 @@
                 <w:rFonts w:ascii="Arial Narrow" w:hAnsi="Arial Narrow" w:cs="Arial Narrow" w:eastAsia="Arial Narrow"/>
                 <w:sz w:val="20"/>
                 <w:b w:val="on"/>
+                <w:color w:val="000000"/>
               </w:rPr>
               <w:t>Allergy</w:t>
             </w:r>
@@ -2531,6 +2532,7 @@
                 <w:rFonts w:ascii="Arial Narrow" w:hAnsi="Arial Narrow" w:cs="Arial Narrow" w:eastAsia="Arial Narrow"/>
                 <w:sz w:val="20"/>
                 <w:b w:val="off"/>
+                <w:color w:val="000000"/>
               </w:rPr>
               <w:t>Adrenalin</w:t>
             </w:r>
@@ -2593,6 +2595,7 @@
                 <w:rFonts w:ascii="Arial Narrow" w:hAnsi="Arial Narrow" w:cs="Arial Narrow" w:eastAsia="Arial Narrow"/>
                 <w:sz w:val="20"/>
                 <w:b w:val="off"/>
+                <w:color w:val="000000"/>
               </w:rPr>
               <w:t>Eczema</w:t>
             </w:r>
@@ -2632,6 +2635,7 @@
                 <w:rFonts w:ascii="Arial Narrow" w:hAnsi="Arial Narrow" w:cs="Arial Narrow" w:eastAsia="Arial Narrow"/>
                 <w:sz w:val="20"/>
                 <w:b w:val="off"/>
+                <w:color w:val="000000"/>
               </w:rPr>
               <w:t>Hay fever</w:t>
             </w:r>
@@ -2676,6 +2680,7 @@
                 <w:rFonts w:ascii="Arial Narrow" w:hAnsi="Arial Narrow" w:cs="Arial Narrow" w:eastAsia="Arial Narrow"/>
                 <w:sz w:val="20"/>
                 <w:b w:val="off"/>
+                <w:color w:val="000000"/>
               </w:rPr>
               <w:t>Latex</w:t>
             </w:r>
@@ -2715,6 +2720,7 @@
                 <w:rFonts w:ascii="Arial Narrow" w:hAnsi="Arial Narrow" w:cs="Arial Narrow" w:eastAsia="Arial Narrow"/>
                 <w:sz w:val="20"/>
                 <w:b w:val="off"/>
+                <w:color w:val="000000"/>
               </w:rPr>
               <w:t>Penecillen</w:t>
             </w:r>
@@ -2756,6 +2762,7 @@
                 <w:rFonts w:ascii="Arial Narrow" w:hAnsi="Arial Narrow" w:cs="Arial Narrow" w:eastAsia="Arial Narrow"/>
                 <w:sz w:val="20"/>
                 <w:b w:val="on"/>
+                <w:color w:val="000000"/>
               </w:rPr>
               <w:t>Arthritus</w:t>
             </w:r>
@@ -2798,6 +2805,7 @@
                 <w:rFonts w:ascii="Arial Narrow" w:hAnsi="Arial Narrow" w:cs="Arial Narrow" w:eastAsia="Arial Narrow"/>
                 <w:sz w:val="20"/>
                 <w:b w:val="on"/>
+                <w:color w:val="000000"/>
               </w:rPr>
               <w:t>Bruise easily/bleed abnormally post injury/surgery</w:t>
             </w:r>
@@ -2845,6 +2853,7 @@
                 <w:rFonts w:ascii="Arial Narrow" w:hAnsi="Arial Narrow" w:cs="Arial Narrow" w:eastAsia="Arial Narrow"/>
                 <w:sz w:val="20"/>
                 <w:b w:val="on"/>
+                <w:color w:val="000000"/>
               </w:rPr>
               <w:t>Chorea (St Vitus dance)</w:t>
             </w:r>
@@ -2887,6 +2896,7 @@
                 <w:rFonts w:ascii="Arial Narrow" w:hAnsi="Arial Narrow" w:cs="Arial Narrow" w:eastAsia="Arial Narrow"/>
                 <w:sz w:val="20"/>
                 <w:b w:val="on"/>
+                <w:color w:val="000000"/>
               </w:rPr>
               <w:t>Cold sores (herpes)</w:t>
             </w:r>
@@ -2934,6 +2944,7 @@
                 <w:rFonts w:ascii="Arial Narrow" w:hAnsi="Arial Narrow" w:cs="Arial Narrow" w:eastAsia="Arial Narrow"/>
                 <w:sz w:val="20"/>
                 <w:b w:val="on"/>
+                <w:color w:val="000000"/>
               </w:rPr>
               <w:t>Diabetes</w:t>
             </w:r>
@@ -2976,6 +2987,7 @@
                 <w:rFonts w:ascii="Arial Narrow" w:hAnsi="Arial Narrow" w:cs="Arial Narrow" w:eastAsia="Arial Narrow"/>
                 <w:sz w:val="20"/>
                 <w:b w:val="on"/>
+                <w:color w:val="000000"/>
               </w:rPr>
               <w:t>Epilepsy</w:t>
             </w:r>
@@ -3023,6 +3035,7 @@
                 <w:rFonts w:ascii="Arial Narrow" w:hAnsi="Arial Narrow" w:cs="Arial Narrow" w:eastAsia="Arial Narrow"/>
                 <w:sz w:val="20"/>
                 <w:b w:val="on"/>
+                <w:color w:val="000000"/>
               </w:rPr>
               <w:t>Fainting attacks, blackouts, giddiness</w:t>
             </w:r>
@@ -3067,6 +3080,7 @@
                 <w:rFonts w:ascii="Arial Narrow" w:hAnsi="Arial Narrow" w:cs="Arial Narrow" w:eastAsia="Arial Narrow"/>
                 <w:sz w:val="20"/>
                 <w:b w:val="on"/>
+                <w:color w:val="000000"/>
               </w:rPr>
               <w:t>Heart-related</w:t>
             </w:r>
@@ -3089,6 +3103,7 @@
                 <w:rFonts w:ascii="Arial Narrow" w:hAnsi="Arial Narrow" w:cs="Arial Narrow" w:eastAsia="Arial Narrow"/>
                 <w:sz w:val="20"/>
                 <w:b w:val="off"/>
+                <w:color w:val="000000"/>
               </w:rPr>
               <w:t>Angina</w:t>
             </w:r>
@@ -3133,6 +3148,7 @@
                 <w:rFonts w:ascii="Arial Narrow" w:hAnsi="Arial Narrow" w:cs="Arial Narrow" w:eastAsia="Arial Narrow"/>
                 <w:sz w:val="20"/>
                 <w:b w:val="off"/>
+                <w:color w:val="000000"/>
               </w:rPr>
               <w:t>Had previous heart surgery</w:t>
             </w:r>
@@ -3172,6 +3188,7 @@
                 <w:rFonts w:ascii="Arial Narrow" w:hAnsi="Arial Narrow" w:cs="Arial Narrow" w:eastAsia="Arial Narrow"/>
                 <w:sz w:val="20"/>
                 <w:b w:val="off"/>
+                <w:color w:val="000000"/>
               </w:rPr>
               <w:t>Have a pacemaker</w:t>
             </w:r>
@@ -3216,6 +3233,7 @@
                 <w:rFonts w:ascii="Arial Narrow" w:hAnsi="Arial Narrow" w:cs="Arial Narrow" w:eastAsia="Arial Narrow"/>
                 <w:sz w:val="20"/>
                 <w:b w:val="off"/>
+                <w:color w:val="000000"/>
               </w:rPr>
               <w:t>Heart murmur</w:t>
             </w:r>
@@ -3255,6 +3273,7 @@
                 <w:rFonts w:ascii="Arial Narrow" w:hAnsi="Arial Narrow" w:cs="Arial Narrow" w:eastAsia="Arial Narrow"/>
                 <w:sz w:val="20"/>
                 <w:b w:val="off"/>
+                <w:color w:val="000000"/>
               </w:rPr>
               <w:t>High blood pressure</w:t>
             </w:r>
@@ -3296,6 +3315,7 @@
                 <w:rFonts w:ascii="Arial Narrow" w:hAnsi="Arial Narrow" w:cs="Arial Narrow" w:eastAsia="Arial Narrow"/>
                 <w:sz w:val="20"/>
                 <w:b w:val="on"/>
+                <w:color w:val="000000"/>
               </w:rPr>
               <w:t>Infectious diseases</w:t>
             </w:r>
@@ -3338,6 +3358,7 @@
                 <w:rFonts w:ascii="Arial Narrow" w:hAnsi="Arial Narrow" w:cs="Arial Narrow" w:eastAsia="Arial Narrow"/>
                 <w:sz w:val="20"/>
                 <w:b w:val="on"/>
+                <w:color w:val="000000"/>
               </w:rPr>
               <w:t>Kidney-related</w:t>
             </w:r>
@@ -3388,6 +3409,7 @@
                 <w:rFonts w:ascii="Arial Narrow" w:hAnsi="Arial Narrow" w:cs="Arial Narrow" w:eastAsia="Arial Narrow"/>
                 <w:sz w:val="20"/>
                 <w:b w:val="on"/>
+                <w:color w:val="000000"/>
               </w:rPr>
               <w:t>Lifestyle</w:t>
             </w:r>
@@ -3409,6 +3431,7 @@
                 <w:rFonts w:ascii="Arial Narrow" w:hAnsi="Arial Narrow" w:cs="Arial Narrow" w:eastAsia="Arial Narrow"/>
                 <w:sz w:val="20"/>
                 <w:b w:val="off"/>
+                <w:color w:val="000000"/>
               </w:rPr>
               <w:t>Alcohol consumed</w:t>
             </w:r>
@@ -3448,6 +3471,7 @@
                 <w:rFonts w:ascii="Arial Narrow" w:hAnsi="Arial Narrow" w:cs="Arial Narrow" w:eastAsia="Arial Narrow"/>
                 <w:sz w:val="20"/>
                 <w:b w:val="off"/>
+                <w:color w:val="000000"/>
               </w:rPr>
               <w:t>Tobacco smoked</w:t>
             </w:r>
@@ -3492,6 +3516,7 @@
                 <w:rFonts w:ascii="Arial Narrow" w:hAnsi="Arial Narrow" w:cs="Arial Narrow" w:eastAsia="Arial Narrow"/>
                 <w:sz w:val="20"/>
                 <w:b w:val="on"/>
+                <w:color w:val="000000"/>
               </w:rPr>
               <w:t>Liver</w:t>
             </w:r>
@@ -3513,6 +3538,7 @@
                 <w:rFonts w:ascii="Arial Narrow" w:hAnsi="Arial Narrow" w:cs="Arial Narrow" w:eastAsia="Arial Narrow"/>
                 <w:sz w:val="20"/>
                 <w:b w:val="off"/>
+                <w:color w:val="000000"/>
               </w:rPr>
               <w:t>Hepatitus</w:t>
             </w:r>
@@ -3552,6 +3578,7 @@
                 <w:rFonts w:ascii="Arial Narrow" w:hAnsi="Arial Narrow" w:cs="Arial Narrow" w:eastAsia="Arial Narrow"/>
                 <w:sz w:val="20"/>
                 <w:b w:val="off"/>
+                <w:color w:val="000000"/>
               </w:rPr>
               <w:t>Jaundice</w:t>
             </w:r>
@@ -3596,6 +3623,7 @@
                 <w:rFonts w:ascii="Arial Narrow" w:hAnsi="Arial Narrow" w:cs="Arial Narrow" w:eastAsia="Arial Narrow"/>
                 <w:sz w:val="20"/>
                 <w:b w:val="on"/>
+                <w:color w:val="000000"/>
               </w:rPr>
               <w:t>Lung</w:t>
             </w:r>
@@ -3617,6 +3645,7 @@
                 <w:rFonts w:ascii="Arial Narrow" w:hAnsi="Arial Narrow" w:cs="Arial Narrow" w:eastAsia="Arial Narrow"/>
                 <w:sz w:val="20"/>
                 <w:b w:val="off"/>
+                <w:color w:val="000000"/>
               </w:rPr>
               <w:t>Asthma</w:t>
             </w:r>
@@ -3656,6 +3685,7 @@
                 <w:rFonts w:ascii="Arial Narrow" w:hAnsi="Arial Narrow" w:cs="Arial Narrow" w:eastAsia="Arial Narrow"/>
                 <w:sz w:val="20"/>
                 <w:b w:val="off"/>
+                <w:color w:val="000000"/>
               </w:rPr>
               <w:t>Bronchitus</w:t>
             </w:r>
@@ -3697,6 +3727,7 @@
                 <w:rFonts w:ascii="Arial Narrow" w:hAnsi="Arial Narrow" w:cs="Arial Narrow" w:eastAsia="Arial Narrow"/>
                 <w:sz w:val="20"/>
                 <w:b w:val="on"/>
+                <w:color w:val="000000"/>
               </w:rPr>
               <w:t>Rheumatic fever</w:t>
             </w:r>
@@ -3739,6 +3770,7 @@
                 <w:rFonts w:ascii="Arial Narrow" w:hAnsi="Arial Narrow" w:cs="Arial Narrow" w:eastAsia="Arial Narrow"/>
                 <w:sz w:val="20"/>
                 <w:b w:val="off"/>
+                <w:color w:val="000000"/>
               </w:rPr>
               <w:t>Other ...</w:t>
             </w:r>
